--- a/Upbuild Coaching Agreement - Sample.docx
+++ b/Upbuild Coaching Agreement - Sample.docx
@@ -75,7 +75,12 @@
     <w:p>
       <w:pPr>
         <w:pStyle w:val="BodyText"/>
-        <w:ind w:firstLine="720"/>
+        <w:jc w:val="both"/>
+      </w:pPr>
+    </w:p>
+    <w:p>
+      <w:pPr>
+        <w:pStyle w:val="BodyText"/>
         <w:jc w:val="both"/>
       </w:pPr>
       <w:r>
@@ -101,7 +106,6 @@
     <w:p>
       <w:pPr>
         <w:pStyle w:val="BodyText"/>
-        <w:ind w:firstLine="720"/>
         <w:jc w:val="both"/>
       </w:pPr>
       <w:r>
@@ -235,7 +239,6 @@
     <w:p>
       <w:pPr>
         <w:pStyle w:val="BodyText"/>
-        <w:ind w:firstLine="720"/>
         <w:jc w:val="both"/>
       </w:pPr>
       <w:r>
@@ -369,7 +372,6 @@
     <w:p>
       <w:pPr>
         <w:shd w:val="clear" w:color="auto" w:fill="FFFFFF"/>
-        <w:ind w:left="720"/>
         <w:rPr>
           <w:rFonts w:eastAsia="Times New Roman"/>
           <w:color w:val="000000" w:themeColor="text1"/>
@@ -453,7 +455,6 @@
     <w:p>
       <w:pPr>
         <w:shd w:val="clear" w:color="auto" w:fill="FFFFFF"/>
-        <w:ind w:left="720"/>
         <w:jc w:val="both"/>
         <w:rPr>
           <w:rFonts w:eastAsia="Times New Roman"/>
@@ -480,7 +481,7 @@
         <w:widowControl/>
         <w:numPr>
           <w:ilvl w:val="0"/>
-          <w:numId w:val="10"/>
+          <w:numId w:val="11"/>
         </w:numPr>
         <w:shd w:val="clear" w:color="auto" w:fill="FFFFFF"/>
         <w:autoSpaceDE/>
@@ -532,7 +533,7 @@
         <w:widowControl/>
         <w:numPr>
           <w:ilvl w:val="0"/>
-          <w:numId w:val="10"/>
+          <w:numId w:val="11"/>
         </w:numPr>
         <w:shd w:val="clear" w:color="auto" w:fill="FFFFFF"/>
         <w:autoSpaceDE/>
@@ -1045,7 +1046,7 @@
         <w:widowControl/>
         <w:numPr>
           <w:ilvl w:val="0"/>
-          <w:numId w:val="10"/>
+          <w:numId w:val="11"/>
         </w:numPr>
         <w:shd w:val="clear" w:color="auto" w:fill="FFFFFF"/>
         <w:autoSpaceDE/>
@@ -1327,7 +1328,7 @@
         <w:widowControl/>
         <w:numPr>
           <w:ilvl w:val="0"/>
-          <w:numId w:val="10"/>
+          <w:numId w:val="11"/>
         </w:numPr>
         <w:shd w:val="clear" w:color="auto" w:fill="FFFFFF"/>
         <w:autoSpaceDE/>
@@ -1416,20 +1417,288 @@
     </w:p>
     <w:p>
       <w:pPr>
+        <w:widowControl/>
+        <w:shd w:val="clear" w:color="auto" w:fill="FFFFFF"/>
+        <w:autoSpaceDE/>
+        <w:autoSpaceDN/>
+        <w:rPr>
+          <w:rFonts w:eastAsia="Times New Roman"/>
+          <w:color w:val="000000" w:themeColor="text1"/>
+          <w:sz w:val="20"/>
+          <w:szCs w:val="20"/>
+          <w:lang w:eastAsia="ja-JP"/>
+        </w:rPr>
+      </w:pPr>
+    </w:p>
+    <w:p>
+      <w:pPr>
+        <w:pStyle w:val="BodyText"/>
+        <w:jc w:val="both"/>
+      </w:pPr>
+      <w:r>
+        <w:t>If</w:t>
+      </w:r>
+      <w:r>
+        <w:rPr>
+          <w:spacing w:val="-4"/>
+        </w:rPr>
+        <w:t xml:space="preserve"> </w:t>
+      </w:r>
+      <w:r>
+        <w:t>you</w:t>
+      </w:r>
+      <w:r>
+        <w:rPr>
+          <w:spacing w:val="-3"/>
+        </w:rPr>
+        <w:t xml:space="preserve"> </w:t>
+      </w:r>
+      <w:r>
+        <w:t>have</w:t>
+      </w:r>
+      <w:r>
+        <w:rPr>
+          <w:spacing w:val="-4"/>
+        </w:rPr>
+        <w:t xml:space="preserve"> </w:t>
+      </w:r>
+      <w:r>
+        <w:t>any</w:t>
+      </w:r>
+      <w:r>
+        <w:rPr>
+          <w:spacing w:val="-3"/>
+        </w:rPr>
+        <w:t xml:space="preserve"> </w:t>
+      </w:r>
+      <w:r>
+        <w:t>questions,</w:t>
+      </w:r>
+      <w:r>
+        <w:rPr>
+          <w:spacing w:val="-3"/>
+        </w:rPr>
+        <w:t xml:space="preserve"> </w:t>
+      </w:r>
+      <w:r>
+        <w:t>please</w:t>
+      </w:r>
+      <w:r>
+        <w:rPr>
+          <w:spacing w:val="-4"/>
+        </w:rPr>
+        <w:t xml:space="preserve"> </w:t>
+      </w:r>
+      <w:r>
+        <w:t>let</w:t>
+      </w:r>
+      <w:r>
+        <w:rPr>
+          <w:spacing w:val="-3"/>
+        </w:rPr>
+        <w:t xml:space="preserve"> </w:t>
+      </w:r>
+      <w:r>
+        <w:t>us</w:t>
+      </w:r>
+      <w:r>
+        <w:rPr>
+          <w:spacing w:val="-3"/>
+        </w:rPr>
+        <w:t xml:space="preserve"> </w:t>
+      </w:r>
+      <w:r>
+        <w:t>know.</w:t>
+      </w:r>
+      <w:r>
+        <w:rPr>
+          <w:spacing w:val="-4"/>
+        </w:rPr>
+        <w:t xml:space="preserve"> </w:t>
+      </w:r>
+      <w:r>
+        <w:t>If</w:t>
+      </w:r>
+      <w:r>
+        <w:rPr>
+          <w:spacing w:val="-3"/>
+        </w:rPr>
+        <w:t xml:space="preserve"> </w:t>
+      </w:r>
+      <w:r>
+        <w:t>not,</w:t>
+      </w:r>
+      <w:r>
+        <w:rPr>
+          <w:spacing w:val="-4"/>
+        </w:rPr>
+        <w:t xml:space="preserve"> </w:t>
+      </w:r>
+      <w:r>
+        <w:t>please</w:t>
+      </w:r>
+      <w:r>
+        <w:rPr>
+          <w:spacing w:val="-3"/>
+        </w:rPr>
+        <w:t xml:space="preserve"> </w:t>
+      </w:r>
+      <w:r>
+        <w:t>sign and return the attached agreement letting your Coach know you are ready to get started.</w:t>
+      </w:r>
+    </w:p>
+    <w:p>
+      <w:pPr>
         <w:pStyle w:val="BodyText"/>
         <w:ind w:left="720"/>
         <w:jc w:val="both"/>
       </w:pPr>
-      <w:r>
-        <w:rPr>
-          <w:rFonts w:eastAsia="MS Gothic"/>
-          <w:lang w:eastAsia="ja-JP"/>
-        </w:rPr>
-        <w:t xml:space="preserve">　</w:t>
-      </w:r>
-      <w:r>
-        <w:t xml:space="preserve">  </w:t>
-      </w:r>
+    </w:p>
+    <w:p>
+      <w:pPr>
+        <w:pStyle w:val="BodyText"/>
+        <w:jc w:val="both"/>
+      </w:pPr>
+      <w:r>
+        <w:t>And</w:t>
+      </w:r>
+      <w:r>
+        <w:rPr>
+          <w:spacing w:val="-4"/>
+        </w:rPr>
+        <w:t xml:space="preserve"> </w:t>
+      </w:r>
+      <w:r>
+        <w:t>once</w:t>
+      </w:r>
+      <w:r>
+        <w:rPr>
+          <w:spacing w:val="-3"/>
+        </w:rPr>
+        <w:t xml:space="preserve"> </w:t>
+      </w:r>
+      <w:r>
+        <w:t>again,</w:t>
+      </w:r>
+      <w:r>
+        <w:rPr>
+          <w:spacing w:val="-3"/>
+        </w:rPr>
+        <w:t xml:space="preserve"> </w:t>
+      </w:r>
+      <w:r>
+        <w:t>thank</w:t>
+      </w:r>
+      <w:r>
+        <w:rPr>
+          <w:spacing w:val="-4"/>
+        </w:rPr>
+        <w:t xml:space="preserve"> </w:t>
+      </w:r>
+      <w:r>
+        <w:t>you</w:t>
+      </w:r>
+      <w:r>
+        <w:rPr>
+          <w:spacing w:val="-3"/>
+        </w:rPr>
+        <w:t xml:space="preserve"> </w:t>
+      </w:r>
+      <w:r>
+        <w:t>for</w:t>
+      </w:r>
+      <w:r>
+        <w:rPr>
+          <w:spacing w:val="-3"/>
+        </w:rPr>
+        <w:t xml:space="preserve"> </w:t>
+      </w:r>
+      <w:r>
+        <w:t>becoming</w:t>
+      </w:r>
+      <w:r>
+        <w:rPr>
+          <w:spacing w:val="-4"/>
+        </w:rPr>
+        <w:t xml:space="preserve"> </w:t>
+      </w:r>
+      <w:r>
+        <w:t>a</w:t>
+      </w:r>
+      <w:r>
+        <w:rPr>
+          <w:spacing w:val="-3"/>
+        </w:rPr>
+        <w:t xml:space="preserve"> </w:t>
+      </w:r>
+      <w:r>
+        <w:t>part</w:t>
+      </w:r>
+      <w:r>
+        <w:rPr>
+          <w:spacing w:val="-3"/>
+        </w:rPr>
+        <w:t xml:space="preserve"> </w:t>
+      </w:r>
+      <w:r>
+        <w:t>of</w:t>
+      </w:r>
+      <w:r>
+        <w:rPr>
+          <w:spacing w:val="-3"/>
+        </w:rPr>
+        <w:t xml:space="preserve"> </w:t>
+      </w:r>
+      <w:r>
+        <w:t>the</w:t>
+      </w:r>
+      <w:r>
+        <w:rPr>
+          <w:spacing w:val="-4"/>
+        </w:rPr>
+        <w:t xml:space="preserve"> </w:t>
+      </w:r>
+      <w:r>
+        <w:t>Upbuild</w:t>
+      </w:r>
+      <w:r>
+        <w:rPr>
+          <w:spacing w:val="-3"/>
+        </w:rPr>
+        <w:t xml:space="preserve"> </w:t>
+      </w:r>
+      <w:r>
+        <w:t>community!</w:t>
+      </w:r>
+    </w:p>
+    <w:p>
+      <w:pPr>
+        <w:pStyle w:val="BodyText"/>
+        <w:ind w:firstLine="720"/>
+        <w:jc w:val="both"/>
+      </w:pPr>
+    </w:p>
+    <w:p>
+      <w:pPr>
+        <w:pStyle w:val="BodyText"/>
+        <w:jc w:val="both"/>
+      </w:pPr>
+    </w:p>
+    <w:p>
+      <w:pPr>
+        <w:pStyle w:val="BodyText"/>
+        <w:jc w:val="both"/>
+      </w:pPr>
+      <w:r>
+        <w:t>Sincerely on behalf of Upbuild,</w:t>
+      </w:r>
+    </w:p>
+    <w:p>
+      <w:pPr>
+        <w:pStyle w:val="BodyText"/>
+        <w:ind w:firstLine="720"/>
+        <w:jc w:val="both"/>
+      </w:pPr>
     </w:p>
     <w:p>
       <w:pPr>
@@ -1437,117 +1706,6 @@
         <w:ind w:left="720"/>
         <w:jc w:val="both"/>
       </w:pPr>
-      <w:r>
-        <w:t>If</w:t>
-      </w:r>
-      <w:r>
-        <w:rPr>
-          <w:spacing w:val="-4"/>
-        </w:rPr>
-        <w:t xml:space="preserve"> </w:t>
-      </w:r>
-      <w:r>
-        <w:t>you</w:t>
-      </w:r>
-      <w:r>
-        <w:rPr>
-          <w:spacing w:val="-3"/>
-        </w:rPr>
-        <w:t xml:space="preserve"> </w:t>
-      </w:r>
-      <w:r>
-        <w:t>have</w:t>
-      </w:r>
-      <w:r>
-        <w:rPr>
-          <w:spacing w:val="-4"/>
-        </w:rPr>
-        <w:t xml:space="preserve"> </w:t>
-      </w:r>
-      <w:r>
-        <w:t>any</w:t>
-      </w:r>
-      <w:r>
-        <w:rPr>
-          <w:spacing w:val="-3"/>
-        </w:rPr>
-        <w:t xml:space="preserve"> </w:t>
-      </w:r>
-      <w:r>
-        <w:t>questions,</w:t>
-      </w:r>
-      <w:r>
-        <w:rPr>
-          <w:spacing w:val="-3"/>
-        </w:rPr>
-        <w:t xml:space="preserve"> </w:t>
-      </w:r>
-      <w:r>
-        <w:t>please</w:t>
-      </w:r>
-      <w:r>
-        <w:rPr>
-          <w:spacing w:val="-4"/>
-        </w:rPr>
-        <w:t xml:space="preserve"> </w:t>
-      </w:r>
-      <w:r>
-        <w:t>let</w:t>
-      </w:r>
-      <w:r>
-        <w:rPr>
-          <w:spacing w:val="-3"/>
-        </w:rPr>
-        <w:t xml:space="preserve"> </w:t>
-      </w:r>
-      <w:r>
-        <w:t>us</w:t>
-      </w:r>
-      <w:r>
-        <w:rPr>
-          <w:spacing w:val="-3"/>
-        </w:rPr>
-        <w:t xml:space="preserve"> </w:t>
-      </w:r>
-      <w:r>
-        <w:t>know.</w:t>
-      </w:r>
-      <w:r>
-        <w:rPr>
-          <w:spacing w:val="-4"/>
-        </w:rPr>
-        <w:t xml:space="preserve"> </w:t>
-      </w:r>
-      <w:r>
-        <w:t>If</w:t>
-      </w:r>
-      <w:r>
-        <w:rPr>
-          <w:spacing w:val="-3"/>
-        </w:rPr>
-        <w:t xml:space="preserve"> </w:t>
-      </w:r>
-      <w:r>
-        <w:t>not,</w:t>
-      </w:r>
-      <w:r>
-        <w:rPr>
-          <w:spacing w:val="-4"/>
-        </w:rPr>
-        <w:t xml:space="preserve"> </w:t>
-      </w:r>
-      <w:r>
-        <w:t>please</w:t>
-      </w:r>
-      <w:r>
-        <w:rPr>
-          <w:spacing w:val="-3"/>
-        </w:rPr>
-        <w:t xml:space="preserve"> </w:t>
-      </w:r>
-      <w:r>
-        <w:t>sign and return the attached agreement letting your Coach know you are ready to get started.</w:t>
-      </w:r>
     </w:p>
     <w:p>
       <w:pPr>
@@ -1559,127 +1717,11 @@
     <w:p>
       <w:pPr>
         <w:pStyle w:val="BodyText"/>
-        <w:ind w:firstLine="720"/>
         <w:jc w:val="both"/>
       </w:pPr>
       <w:r>
-        <w:t>And</w:t>
-      </w:r>
-      <w:r>
-        <w:rPr>
-          <w:spacing w:val="-4"/>
-        </w:rPr>
-        <w:t xml:space="preserve"> </w:t>
-      </w:r>
-      <w:r>
-        <w:t>once</w:t>
-      </w:r>
-      <w:r>
-        <w:rPr>
-          <w:spacing w:val="-3"/>
-        </w:rPr>
-        <w:t xml:space="preserve"> </w:t>
-      </w:r>
-      <w:r>
-        <w:t>again,</w:t>
-      </w:r>
-      <w:r>
-        <w:rPr>
-          <w:spacing w:val="-3"/>
-        </w:rPr>
-        <w:t xml:space="preserve"> </w:t>
-      </w:r>
-      <w:r>
-        <w:t>thank</w:t>
-      </w:r>
-      <w:r>
-        <w:rPr>
-          <w:spacing w:val="-4"/>
-        </w:rPr>
-        <w:t xml:space="preserve"> </w:t>
-      </w:r>
-      <w:r>
-        <w:t>you</w:t>
-      </w:r>
-      <w:r>
-        <w:rPr>
-          <w:spacing w:val="-3"/>
-        </w:rPr>
-        <w:t xml:space="preserve"> </w:t>
-      </w:r>
-      <w:r>
-        <w:t>for</w:t>
-      </w:r>
-      <w:r>
-        <w:rPr>
-          <w:spacing w:val="-3"/>
-        </w:rPr>
-        <w:t xml:space="preserve"> </w:t>
-      </w:r>
-      <w:r>
-        <w:t>becoming</w:t>
-      </w:r>
-      <w:r>
-        <w:rPr>
-          <w:spacing w:val="-4"/>
-        </w:rPr>
-        <w:t xml:space="preserve"> </w:t>
-      </w:r>
-      <w:r>
-        <w:t>a</w:t>
-      </w:r>
-      <w:r>
-        <w:rPr>
-          <w:spacing w:val="-3"/>
-        </w:rPr>
-        <w:t xml:space="preserve"> </w:t>
-      </w:r>
-      <w:r>
-        <w:t>part</w:t>
-      </w:r>
-      <w:r>
-        <w:rPr>
-          <w:spacing w:val="-3"/>
-        </w:rPr>
-        <w:t xml:space="preserve"> </w:t>
-      </w:r>
-      <w:r>
-        <w:t>of</w:t>
-      </w:r>
-      <w:r>
-        <w:rPr>
-          <w:spacing w:val="-3"/>
-        </w:rPr>
-        <w:t xml:space="preserve"> </w:t>
-      </w:r>
-      <w:r>
-        <w:t>the</w:t>
-      </w:r>
-      <w:r>
-        <w:rPr>
-          <w:spacing w:val="-4"/>
-        </w:rPr>
-        <w:t xml:space="preserve"> </w:t>
-      </w:r>
-      <w:r>
-        <w:t>Upbuild</w:t>
-      </w:r>
-      <w:r>
-        <w:rPr>
-          <w:spacing w:val="-3"/>
-        </w:rPr>
-        <w:t xml:space="preserve"> </w:t>
-      </w:r>
-      <w:r>
-        <w:t>community!</w:t>
-      </w:r>
-    </w:p>
-    <w:p>
-      <w:pPr>
-        <w:pStyle w:val="BodyText"/>
-        <w:ind w:firstLine="720"/>
-        <w:jc w:val="both"/>
-      </w:pPr>
+        <w:t>[Coach Name]</w:t>
+      </w:r>
     </w:p>
     <w:p>
       <w:pPr>
@@ -1690,107 +1732,57 @@
     </w:p>
     <w:p>
       <w:pPr>
-        <w:pStyle w:val="BodyText"/>
-        <w:ind w:firstLine="720"/>
-        <w:jc w:val="both"/>
-      </w:pPr>
-      <w:r>
-        <w:t>Sincerely on behalf of Upbuild,</w:t>
-      </w:r>
+        <w:rPr>
+          <w:sz w:val="20"/>
+          <w:szCs w:val="20"/>
+        </w:rPr>
+      </w:pPr>
     </w:p>
     <w:p>
       <w:pPr>
-        <w:pStyle w:val="BodyText"/>
-        <w:ind w:firstLine="720"/>
-        <w:jc w:val="both"/>
-      </w:pPr>
+        <w:rPr>
+          <w:sz w:val="20"/>
+          <w:szCs w:val="20"/>
+        </w:rPr>
+      </w:pPr>
+      <w:r>
+        <w:rPr>
+          <w:sz w:val="20"/>
+          <w:szCs w:val="20"/>
+        </w:rPr>
+        <w:br w:type="page"/>
+      </w:r>
     </w:p>
     <w:p>
       <w:pPr>
-        <w:pStyle w:val="BodyText"/>
-        <w:ind w:left="720"/>
-        <w:jc w:val="both"/>
-      </w:pPr>
+        <w:jc w:val="center"/>
+        <w:rPr>
+          <w:rFonts w:eastAsia="Calibri"/>
+          <w:b/>
+          <w:sz w:val="20"/>
+          <w:szCs w:val="20"/>
+        </w:rPr>
+      </w:pPr>
+      <w:r>
+        <w:rPr>
+          <w:rFonts w:eastAsia="Calibri"/>
+          <w:b/>
+          <w:sz w:val="20"/>
+          <w:szCs w:val="20"/>
+        </w:rPr>
+        <w:lastRenderedPageBreak/>
+        <w:t>Upbuild Client Agreement</w:t>
+      </w:r>
     </w:p>
     <w:p>
       <w:pPr>
         <w:pStyle w:val="BodyText"/>
-        <w:ind w:left="720"/>
         <w:jc w:val="both"/>
       </w:pPr>
     </w:p>
     <w:p>
       <w:pPr>
         <w:pStyle w:val="BodyText"/>
-        <w:ind w:left="720"/>
-        <w:jc w:val="both"/>
-      </w:pPr>
-      <w:r>
-        <w:t>[Coach Name]</w:t>
-      </w:r>
-    </w:p>
-    <w:p>
-      <w:pPr>
-        <w:pStyle w:val="BodyText"/>
-        <w:ind w:left="720"/>
-        <w:jc w:val="both"/>
-      </w:pPr>
-    </w:p>
-    <w:p>
-      <w:pPr>
-        <w:rPr>
-          <w:sz w:val="20"/>
-          <w:szCs w:val="20"/>
-        </w:rPr>
-      </w:pPr>
-    </w:p>
-    <w:p>
-      <w:pPr>
-        <w:rPr>
-          <w:sz w:val="20"/>
-          <w:szCs w:val="20"/>
-        </w:rPr>
-      </w:pPr>
-      <w:r>
-        <w:rPr>
-          <w:sz w:val="20"/>
-          <w:szCs w:val="20"/>
-        </w:rPr>
-        <w:br w:type="page"/>
-      </w:r>
-    </w:p>
-    <w:p>
-      <w:pPr>
-        <w:jc w:val="center"/>
-        <w:rPr>
-          <w:rFonts w:eastAsia="Calibri"/>
-          <w:b/>
-          <w:sz w:val="20"/>
-          <w:szCs w:val="20"/>
-        </w:rPr>
-      </w:pPr>
-      <w:r>
-        <w:rPr>
-          <w:rFonts w:eastAsia="Calibri"/>
-          <w:b/>
-          <w:sz w:val="20"/>
-          <w:szCs w:val="20"/>
-        </w:rPr>
-        <w:lastRenderedPageBreak/>
-        <w:t>Upbuild Client Agreement</w:t>
-      </w:r>
-    </w:p>
-    <w:p>
-      <w:pPr>
-        <w:pStyle w:val="BodyText"/>
-        <w:ind w:left="720"/>
-        <w:jc w:val="both"/>
-      </w:pPr>
-    </w:p>
-    <w:p>
-      <w:pPr>
-        <w:pStyle w:val="BodyText"/>
-        <w:ind w:left="720"/>
         <w:jc w:val="both"/>
       </w:pPr>
       <w:r>
@@ -5265,15 +5257,6 @@
         </w:rPr>
         <w:t>[Client Full Name]</w:t>
       </w:r>
-    </w:p>
-    <w:p>
-      <w:pPr>
-        <w:jc w:val="both"/>
-        <w:rPr>
-          <w:sz w:val="20"/>
-          <w:szCs w:val="20"/>
-        </w:rPr>
-      </w:pPr>
     </w:p>
     <w:p>
       <w:pPr>
@@ -5660,7 +5643,7 @@
             </wp:anchor>
           </w:drawing>
         </mc:Choice>
-        <mc:Fallback xmlns:a="http://schemas.openxmlformats.org/drawingml/2006/main" xmlns:a14="http://schemas.microsoft.com/office/drawing/2010/main">
+        <mc:Fallback xmlns:a14="http://schemas.microsoft.com/office/drawing/2010/main" xmlns:a="http://schemas.openxmlformats.org/drawingml/2006/main">
           <w:pict>
             <v:shape id="Freeform 1" style="position:absolute;margin-left:0;margin-top:0;width:.1pt;height:.1pt;z-index:-251658752;visibility:visible;mso-wrap-style:square;mso-width-percent:0;mso-height-percent:0;mso-wrap-distance-left:9pt;mso-wrap-distance-top:0;mso-wrap-distance-right:9pt;mso-wrap-distance-bottom:0;mso-position-horizontal:absolute;mso-position-horizontal-relative:page;mso-position-vertical:absolute;mso-position-vertical-relative:page;mso-width-percent:0;mso-height-percent:0;mso-width-relative:page;mso-height-relative:page;v-text-anchor:top" coordsize="1270,1270" o:spid="_x0000_s1026" fillcolor="black" stroked="f" path="m,l,xe" o:gfxdata="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" w14:anchorId="45352BB2">
               <v:path arrowok="t" o:connecttype="custom" o:connectlocs="0,0;0,0" o:connectangles="0,0"/>
@@ -5998,6 +5981,119 @@
     </w:lvl>
   </w:abstractNum>
   <w:abstractNum w:abstractNumId="3" w15:restartNumberingAfterBreak="0">
+    <w:nsid w:val="21207546"/>
+    <w:multiLevelType w:val="hybridMultilevel"/>
+    <w:tmpl w:val="B9BE2EB0"/>
+    <w:lvl w:ilvl="0" w:tplc="04090001">
+      <w:start w:val="1"/>
+      <w:numFmt w:val="bullet"/>
+      <w:lvlText w:val=""/>
+      <w:lvlJc w:val="left"/>
+      <w:pPr>
+        <w:ind w:left="720" w:hanging="360"/>
+      </w:pPr>
+      <w:rPr>
+        <w:rFonts w:ascii="Symbol" w:hAnsi="Symbol" w:hint="default"/>
+      </w:rPr>
+    </w:lvl>
+    <w:lvl w:ilvl="1" w:tplc="04090003" w:tentative="1">
+      <w:start w:val="1"/>
+      <w:numFmt w:val="bullet"/>
+      <w:lvlText w:val="o"/>
+      <w:lvlJc w:val="left"/>
+      <w:pPr>
+        <w:ind w:left="1440" w:hanging="360"/>
+      </w:pPr>
+      <w:rPr>
+        <w:rFonts w:ascii="Courier New" w:hAnsi="Courier New" w:cs="Courier New" w:hint="default"/>
+      </w:rPr>
+    </w:lvl>
+    <w:lvl w:ilvl="2" w:tplc="04090005" w:tentative="1">
+      <w:start w:val="1"/>
+      <w:numFmt w:val="bullet"/>
+      <w:lvlText w:val=""/>
+      <w:lvlJc w:val="left"/>
+      <w:pPr>
+        <w:ind w:left="2160" w:hanging="360"/>
+      </w:pPr>
+      <w:rPr>
+        <w:rFonts w:ascii="Wingdings" w:hAnsi="Wingdings" w:hint="default"/>
+      </w:rPr>
+    </w:lvl>
+    <w:lvl w:ilvl="3" w:tplc="04090001" w:tentative="1">
+      <w:start w:val="1"/>
+      <w:numFmt w:val="bullet"/>
+      <w:lvlText w:val=""/>
+      <w:lvlJc w:val="left"/>
+      <w:pPr>
+        <w:ind w:left="2880" w:hanging="360"/>
+      </w:pPr>
+      <w:rPr>
+        <w:rFonts w:ascii="Symbol" w:hAnsi="Symbol" w:hint="default"/>
+      </w:rPr>
+    </w:lvl>
+    <w:lvl w:ilvl="4" w:tplc="04090003" w:tentative="1">
+      <w:start w:val="1"/>
+      <w:numFmt w:val="bullet"/>
+      <w:lvlText w:val="o"/>
+      <w:lvlJc w:val="left"/>
+      <w:pPr>
+        <w:ind w:left="3600" w:hanging="360"/>
+      </w:pPr>
+      <w:rPr>
+        <w:rFonts w:ascii="Courier New" w:hAnsi="Courier New" w:cs="Courier New" w:hint="default"/>
+      </w:rPr>
+    </w:lvl>
+    <w:lvl w:ilvl="5" w:tplc="04090005" w:tentative="1">
+      <w:start w:val="1"/>
+      <w:numFmt w:val="bullet"/>
+      <w:lvlText w:val=""/>
+      <w:lvlJc w:val="left"/>
+      <w:pPr>
+        <w:ind w:left="4320" w:hanging="360"/>
+      </w:pPr>
+      <w:rPr>
+        <w:rFonts w:ascii="Wingdings" w:hAnsi="Wingdings" w:hint="default"/>
+      </w:rPr>
+    </w:lvl>
+    <w:lvl w:ilvl="6" w:tplc="04090001" w:tentative="1">
+      <w:start w:val="1"/>
+      <w:numFmt w:val="bullet"/>
+      <w:lvlText w:val=""/>
+      <w:lvlJc w:val="left"/>
+      <w:pPr>
+        <w:ind w:left="5040" w:hanging="360"/>
+      </w:pPr>
+      <w:rPr>
+        <w:rFonts w:ascii="Symbol" w:hAnsi="Symbol" w:hint="default"/>
+      </w:rPr>
+    </w:lvl>
+    <w:lvl w:ilvl="7" w:tplc="04090003" w:tentative="1">
+      <w:start w:val="1"/>
+      <w:numFmt w:val="bullet"/>
+      <w:lvlText w:val="o"/>
+      <w:lvlJc w:val="left"/>
+      <w:pPr>
+        <w:ind w:left="5760" w:hanging="360"/>
+      </w:pPr>
+      <w:rPr>
+        <w:rFonts w:ascii="Courier New" w:hAnsi="Courier New" w:cs="Courier New" w:hint="default"/>
+      </w:rPr>
+    </w:lvl>
+    <w:lvl w:ilvl="8" w:tplc="04090005" w:tentative="1">
+      <w:start w:val="1"/>
+      <w:numFmt w:val="bullet"/>
+      <w:lvlText w:val=""/>
+      <w:lvlJc w:val="left"/>
+      <w:pPr>
+        <w:ind w:left="6480" w:hanging="360"/>
+      </w:pPr>
+      <w:rPr>
+        <w:rFonts w:ascii="Wingdings" w:hAnsi="Wingdings" w:hint="default"/>
+      </w:rPr>
+    </w:lvl>
+  </w:abstractNum>
+  <w:abstractNum w:abstractNumId="4" w15:restartNumberingAfterBreak="0">
     <w:nsid w:val="21520164"/>
     <w:multiLevelType w:val="hybridMultilevel"/>
     <w:tmpl w:val="03BED0FC"/>
@@ -6110,7 +6206,7 @@
       </w:rPr>
     </w:lvl>
   </w:abstractNum>
-  <w:abstractNum w:abstractNumId="4" w15:restartNumberingAfterBreak="0">
+  <w:abstractNum w:abstractNumId="5" w15:restartNumberingAfterBreak="0">
     <w:nsid w:val="274E072B"/>
     <w:multiLevelType w:val="hybridMultilevel"/>
     <w:tmpl w:val="64F0CF1C"/>
@@ -6223,7 +6319,7 @@
       </w:rPr>
     </w:lvl>
   </w:abstractNum>
-  <w:abstractNum w:abstractNumId="5" w15:restartNumberingAfterBreak="0">
+  <w:abstractNum w:abstractNumId="6" w15:restartNumberingAfterBreak="0">
     <w:nsid w:val="3E2F6489"/>
     <w:multiLevelType w:val="hybridMultilevel"/>
     <w:tmpl w:val="6F4E5DB2"/>
@@ -6330,7 +6426,7 @@
       </w:rPr>
     </w:lvl>
   </w:abstractNum>
-  <w:abstractNum w:abstractNumId="6" w15:restartNumberingAfterBreak="0">
+  <w:abstractNum w:abstractNumId="7" w15:restartNumberingAfterBreak="0">
     <w:nsid w:val="3EDA7321"/>
     <w:multiLevelType w:val="hybridMultilevel"/>
     <w:tmpl w:val="65CA7CAA"/>
@@ -6443,7 +6539,7 @@
       </w:rPr>
     </w:lvl>
   </w:abstractNum>
-  <w:abstractNum w:abstractNumId="7" w15:restartNumberingAfterBreak="0">
+  <w:abstractNum w:abstractNumId="8" w15:restartNumberingAfterBreak="0">
     <w:nsid w:val="41855227"/>
     <w:multiLevelType w:val="multilevel"/>
     <w:tmpl w:val="EF702BE0"/>
@@ -6592,7 +6688,7 @@
       </w:rPr>
     </w:lvl>
   </w:abstractNum>
-  <w:abstractNum w:abstractNumId="8" w15:restartNumberingAfterBreak="0">
+  <w:abstractNum w:abstractNumId="9" w15:restartNumberingAfterBreak="0">
     <w:nsid w:val="50244D87"/>
     <w:multiLevelType w:val="hybridMultilevel"/>
     <w:tmpl w:val="3ACE43DA"/>
@@ -6681,7 +6777,7 @@
       </w:pPr>
     </w:lvl>
   </w:abstractNum>
-  <w:abstractNum w:abstractNumId="9" w15:restartNumberingAfterBreak="0">
+  <w:abstractNum w:abstractNumId="10" w15:restartNumberingAfterBreak="0">
     <w:nsid w:val="6AAC0A81"/>
     <w:multiLevelType w:val="hybridMultilevel"/>
     <w:tmpl w:val="6D4A4096"/>
@@ -6691,7 +6787,7 @@
       <w:lvlText w:val=""/>
       <w:lvlJc w:val="left"/>
       <w:pPr>
-        <w:ind w:left="1080" w:hanging="360"/>
+        <w:ind w:left="360" w:hanging="360"/>
       </w:pPr>
       <w:rPr>
         <w:rFonts w:ascii="Symbol" w:hAnsi="Symbol" w:hint="default"/>
@@ -6703,7 +6799,7 @@
       <w:lvlText w:val="o"/>
       <w:lvlJc w:val="left"/>
       <w:pPr>
-        <w:ind w:left="1800" w:hanging="360"/>
+        <w:ind w:left="1080" w:hanging="360"/>
       </w:pPr>
       <w:rPr>
         <w:rFonts w:ascii="Courier New" w:hAnsi="Courier New" w:cs="Courier New" w:hint="default"/>
@@ -6715,7 +6811,7 @@
       <w:lvlText w:val=""/>
       <w:lvlJc w:val="left"/>
       <w:pPr>
-        <w:ind w:left="2520" w:hanging="360"/>
+        <w:ind w:left="1800" w:hanging="360"/>
       </w:pPr>
       <w:rPr>
         <w:rFonts w:ascii="Wingdings" w:hAnsi="Wingdings" w:hint="default"/>
@@ -6727,7 +6823,7 @@
       <w:lvlText w:val=""/>
       <w:lvlJc w:val="left"/>
       <w:pPr>
-        <w:ind w:left="3240" w:hanging="360"/>
+        <w:ind w:left="2520" w:hanging="360"/>
       </w:pPr>
       <w:rPr>
         <w:rFonts w:ascii="Symbol" w:hAnsi="Symbol" w:hint="default"/>
@@ -6739,7 +6835,7 @@
       <w:lvlText w:val="o"/>
       <w:lvlJc w:val="left"/>
       <w:pPr>
-        <w:ind w:left="3960" w:hanging="360"/>
+        <w:ind w:left="3240" w:hanging="360"/>
       </w:pPr>
       <w:rPr>
         <w:rFonts w:ascii="Courier New" w:hAnsi="Courier New" w:cs="Courier New" w:hint="default"/>
@@ -6751,7 +6847,7 @@
       <w:lvlText w:val=""/>
       <w:lvlJc w:val="left"/>
       <w:pPr>
-        <w:ind w:left="4680" w:hanging="360"/>
+        <w:ind w:left="3960" w:hanging="360"/>
       </w:pPr>
       <w:rPr>
         <w:rFonts w:ascii="Wingdings" w:hAnsi="Wingdings" w:hint="default"/>
@@ -6763,7 +6859,7 @@
       <w:lvlText w:val=""/>
       <w:lvlJc w:val="left"/>
       <w:pPr>
-        <w:ind w:left="5400" w:hanging="360"/>
+        <w:ind w:left="4680" w:hanging="360"/>
       </w:pPr>
       <w:rPr>
         <w:rFonts w:ascii="Symbol" w:hAnsi="Symbol" w:hint="default"/>
@@ -6775,7 +6871,7 @@
       <w:lvlText w:val="o"/>
       <w:lvlJc w:val="left"/>
       <w:pPr>
-        <w:ind w:left="6120" w:hanging="360"/>
+        <w:ind w:left="5400" w:hanging="360"/>
       </w:pPr>
       <w:rPr>
         <w:rFonts w:ascii="Courier New" w:hAnsi="Courier New" w:cs="Courier New" w:hint="default"/>
@@ -6787,7 +6883,7 @@
       <w:lvlText w:val=""/>
       <w:lvlJc w:val="left"/>
       <w:pPr>
-        <w:ind w:left="6840" w:hanging="360"/>
+        <w:ind w:left="6120" w:hanging="360"/>
       </w:pPr>
       <w:rPr>
         <w:rFonts w:ascii="Wingdings" w:hAnsi="Wingdings" w:hint="default"/>
@@ -6801,28 +6897,31 @@
     <w:abstractNumId w:val="1"/>
   </w:num>
   <w:num w:numId="3" w16cid:durableId="141433210">
-    <w:abstractNumId w:val="5"/>
+    <w:abstractNumId w:val="6"/>
   </w:num>
   <w:num w:numId="4" w16cid:durableId="2013484799">
-    <w:abstractNumId w:val="8"/>
+    <w:abstractNumId w:val="9"/>
   </w:num>
   <w:num w:numId="5" w16cid:durableId="385029931">
-    <w:abstractNumId w:val="3"/>
+    <w:abstractNumId w:val="4"/>
   </w:num>
   <w:num w:numId="6" w16cid:durableId="911739794">
     <w:abstractNumId w:val="0"/>
   </w:num>
   <w:num w:numId="7" w16cid:durableId="1393384082">
-    <w:abstractNumId w:val="6"/>
+    <w:abstractNumId w:val="7"/>
   </w:num>
   <w:num w:numId="8" w16cid:durableId="1405682909">
-    <w:abstractNumId w:val="4"/>
+    <w:abstractNumId w:val="5"/>
   </w:num>
   <w:num w:numId="9" w16cid:durableId="1119377607">
-    <w:abstractNumId w:val="7"/>
+    <w:abstractNumId w:val="8"/>
   </w:num>
   <w:num w:numId="10" w16cid:durableId="655886991">
-    <w:abstractNumId w:val="9"/>
+    <w:abstractNumId w:val="10"/>
+  </w:num>
+  <w:num w:numId="11" w16cid:durableId="165831957">
+    <w:abstractNumId w:val="3"/>
   </w:num>
 </w:numbering>
 </file>

--- a/Upbuild Coaching Agreement - Sample.docx
+++ b/Upbuild Coaching Agreement - Sample.docx
@@ -5367,50 +5367,6 @@
         </w:rPr>
         <w:t xml:space="preserve"> ,]</w:t>
       </w:r>
-      <w:r>
-        <w:rPr>
-          <w:sz w:val="20"/>
-          <w:szCs w:val="20"/>
-        </w:rPr>
-        <w:tab/>
-      </w:r>
-      <w:r>
-        <w:rPr>
-          <w:sz w:val="20"/>
-          <w:szCs w:val="20"/>
-        </w:rPr>
-        <w:tab/>
-      </w:r>
-      <w:r>
-        <w:rPr>
-          <w:sz w:val="20"/>
-          <w:szCs w:val="20"/>
-        </w:rPr>
-        <w:tab/>
-      </w:r>
-      <w:r>
-        <w:rPr>
-          <w:sz w:val="20"/>
-          <w:szCs w:val="20"/>
-        </w:rPr>
-        <w:tab/>
-      </w:r>
-      <w:r>
-        <w:rPr>
-          <w:sz w:val="20"/>
-          <w:szCs w:val="20"/>
-        </w:rPr>
-        <w:tab/>
-      </w:r>
-    </w:p>
-    <w:p>
-      <w:pPr>
-        <w:jc w:val="both"/>
-        <w:rPr>
-          <w:sz w:val="20"/>
-          <w:szCs w:val="20"/>
-        </w:rPr>
-      </w:pPr>
     </w:p>
     <w:sectPr>
       <w:headerReference w:type="default" r:id="rId9"/>
@@ -5643,7 +5599,7 @@
             </wp:anchor>
           </w:drawing>
         </mc:Choice>
-        <mc:Fallback xmlns:a14="http://schemas.microsoft.com/office/drawing/2010/main" xmlns:a="http://schemas.openxmlformats.org/drawingml/2006/main">
+        <mc:Fallback xmlns:a="http://schemas.openxmlformats.org/drawingml/2006/main" xmlns:a14="http://schemas.microsoft.com/office/drawing/2010/main">
           <w:pict>
             <v:shape id="Freeform 1" style="position:absolute;margin-left:0;margin-top:0;width:.1pt;height:.1pt;z-index:-251658752;visibility:visible;mso-wrap-style:square;mso-width-percent:0;mso-height-percent:0;mso-wrap-distance-left:9pt;mso-wrap-distance-top:0;mso-wrap-distance-right:9pt;mso-wrap-distance-bottom:0;mso-position-horizontal:absolute;mso-position-horizontal-relative:page;mso-position-vertical:absolute;mso-position-vertical-relative:page;mso-width-percent:0;mso-height-percent:0;mso-width-relative:page;mso-height-relative:page;v-text-anchor:top" coordsize="1270,1270" o:spid="_x0000_s1026" fillcolor="black" stroked="f" path="m,l,xe" o:gfxdata="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" w14:anchorId="45352BB2">
               <v:path arrowok="t" o:connecttype="custom" o:connectlocs="0,0;0,0" o:connectangles="0,0"/>

--- a/Upbuild Coaching Agreement - Sample.docx
+++ b/Upbuild Coaching Agreement - Sample.docx
@@ -2,6 +2,16 @@
 <file path=word/document.xml><?xml version="1.0" encoding="utf-8"?>
 <w:document xmlns:wpc="http://schemas.microsoft.com/office/word/2010/wordprocessingCanvas" xmlns:cx="http://schemas.microsoft.com/office/drawing/2014/chartex" xmlns:cx1="http://schemas.microsoft.com/office/drawing/2015/9/8/chartex" xmlns:cx2="http://schemas.microsoft.com/office/drawing/2015/10/21/chartex" xmlns:cx3="http://schemas.microsoft.com/office/drawing/2016/5/9/chartex" xmlns:cx4="http://schemas.microsoft.com/office/drawing/2016/5/10/chartex" xmlns:cx5="http://schemas.microsoft.com/office/drawing/2016/5/11/chartex" xmlns:cx6="http://schemas.microsoft.com/office/drawing/2016/5/12/chartex" xmlns:cx7="http://schemas.microsoft.com/office/drawing/2016/5/13/chartex" xmlns:cx8="http://schemas.microsoft.com/office/drawing/2016/5/14/chartex" xmlns:mc="http://schemas.openxmlformats.org/markup-compatibility/2006" xmlns:aink="http://schemas.microsoft.com/office/drawing/2016/ink" xmlns:am3d="http://schemas.microsoft.com/office/drawing/2017/model3d" xmlns:o="urn:schemas-microsoft-com:office:office" xmlns:oel="http://schemas.microsoft.com/office/2019/extlst" xmlns:r="http://schemas.openxmlformats.org/officeDocument/2006/relationships" xmlns:m="http://schemas.openxmlformats.org/officeDocument/2006/math" xmlns:v="urn:schemas-microsoft-com:vml" xmlns:wp14="http://schemas.microsoft.com/office/word/2010/wordprocessingDrawing" xmlns:wp="http://schemas.openxmlformats.org/drawingml/2006/wordprocessingDrawing" xmlns:w10="urn:schemas-microsoft-com:office:word" xmlns:w="http://schemas.openxmlformats.org/wordprocessingml/2006/main" xmlns:w14="http://schemas.microsoft.com/office/word/2010/wordml" xmlns:w15="http://schemas.microsoft.com/office/word/2012/wordml" xmlns:w16cex="http://schemas.microsoft.com/office/word/2018/wordml/cex" xmlns:w16cid="http://schemas.microsoft.com/office/word/2016/wordml/cid" xmlns:w16="http://schemas.microsoft.com/office/word/2018/wordml" xmlns:w16du="http://schemas.microsoft.com/office/word/2023/wordml/word16du" xmlns:w16sdtdh="http://schemas.microsoft.com/office/word/2020/wordml/sdtdatahash" xmlns:w16sdtfl="http://schemas.microsoft.com/office/word/2024/wordml/sdtformatlock" xmlns:w16se="http://schemas.microsoft.com/office/word/2015/wordml/symex" xmlns:wpg="http://schemas.microsoft.com/office/word/2010/wordprocessingGroup" xmlns:wpi="http://schemas.microsoft.com/office/word/2010/wordprocessingInk" xmlns:wne="http://schemas.microsoft.com/office/word/2006/wordml" xmlns:wps="http://schemas.microsoft.com/office/word/2010/wordprocessingShape" mc:Ignorable="w14 w15 w16se w16cid w16 w16cex w16sdtdh w16sdtfl w16du wp14">
   <w:body>
+    <w:p>
+      <w:pPr>
+        <w:pStyle w:val="BodyText"/>
+        <w:jc w:val="center"/>
+        <w:rPr>
+          <w:b/>
+          <w:bCs/>
+        </w:rPr>
+      </w:pPr>
+    </w:p>
     <w:p>
       <w:pPr>
         <w:pStyle w:val="BodyText"/>
@@ -1786,3587 +1796,604 @@
         <w:jc w:val="both"/>
       </w:pPr>
       <w:r>
-        <w:t>This</w:t>
-      </w:r>
-      <w:r>
-        <w:rPr>
-          <w:spacing w:val="-5"/>
-        </w:rPr>
-        <w:t xml:space="preserve"> </w:t>
-      </w:r>
-      <w:r>
-        <w:t>Agreement</w:t>
-      </w:r>
-      <w:r>
-        <w:rPr>
-          <w:spacing w:val="-5"/>
-        </w:rPr>
-        <w:t xml:space="preserve"> </w:t>
-      </w:r>
-      <w:r>
-        <w:t>is</w:t>
-      </w:r>
-      <w:r>
-        <w:rPr>
-          <w:spacing w:val="-4"/>
-        </w:rPr>
-        <w:t xml:space="preserve"> </w:t>
-      </w:r>
-      <w:r>
-        <w:t>between</w:t>
-      </w:r>
-      <w:r>
-        <w:rPr>
-          <w:spacing w:val="-5"/>
-        </w:rPr>
-        <w:t xml:space="preserve"> </w:t>
-      </w:r>
-      <w:r>
-        <w:rPr>
-          <w:spacing w:val="-5"/>
-        </w:rPr>
-        <w:t>[Client Full Name]</w:t>
-      </w:r>
-      <w:r>
-        <w:rPr>
-          <w:spacing w:val="-5"/>
-        </w:rPr>
-        <w:t xml:space="preserve"> </w:t>
-      </w:r>
-      <w:r>
-        <w:t>(</w:t>
-      </w:r>
-      <w:r>
+        <w:t>This Agreement is between [Client Full Name] (Client) and Upbuild (Company) and is effective as of the date the Client signs below. Through a relationship with an individual coach (Coach), the Company agrees to provide Coaching Services for the Client as described herein, focusing on topics, outcomes, and goals to be defined by the Client and the Coach.</w:t>
+      </w:r>
+    </w:p>
+    <w:p>
+      <w:pPr>
+        <w:pStyle w:val="BodyText"/>
+        <w:jc w:val="both"/>
         <w:rPr>
           <w:b/>
-        </w:rPr>
-        <w:t>Client</w:t>
-      </w:r>
-      <w:r>
-        <w:t>)</w:t>
-      </w:r>
-      <w:r>
-        <w:rPr>
-          <w:spacing w:val="-4"/>
-        </w:rPr>
-        <w:t xml:space="preserve"> </w:t>
-      </w:r>
-      <w:r>
-        <w:t>and</w:t>
-      </w:r>
-      <w:r>
-        <w:rPr>
-          <w:spacing w:val="-5"/>
-        </w:rPr>
-        <w:t xml:space="preserve"> </w:t>
-      </w:r>
-      <w:r>
-        <w:t>Upbuild (</w:t>
-      </w:r>
-      <w:r>
-        <w:rPr>
-          <w:b/>
-        </w:rPr>
-        <w:t>Company</w:t>
-      </w:r>
-      <w:r>
-        <w:t>) and is effective as of the date the Client signs below. Through a relationship with an individual coach (</w:t>
-      </w:r>
-      <w:r>
-        <w:rPr>
-          <w:b/>
-        </w:rPr>
-        <w:t>Coach</w:t>
-      </w:r>
-      <w:r>
-        <w:t>), the Company agrees to provide Coaching Services for the Client as described herein, focusing on topics, outcomes, and goals to be</w:t>
-      </w:r>
-      <w:r>
-        <w:rPr>
-          <w:spacing w:val="1"/>
-        </w:rPr>
-        <w:t xml:space="preserve"> </w:t>
-      </w:r>
-      <w:r>
-        <w:t>defined</w:t>
-      </w:r>
-      <w:r>
-        <w:rPr>
-          <w:spacing w:val="-2"/>
-        </w:rPr>
-        <w:t xml:space="preserve"> </w:t>
-      </w:r>
-      <w:r>
-        <w:t>by</w:t>
-      </w:r>
-      <w:r>
-        <w:rPr>
-          <w:spacing w:val="-1"/>
-        </w:rPr>
-        <w:t xml:space="preserve"> </w:t>
-      </w:r>
-      <w:r>
-        <w:t>the Client</w:t>
-      </w:r>
-      <w:r>
-        <w:rPr>
-          <w:spacing w:val="-1"/>
-        </w:rPr>
-        <w:t xml:space="preserve"> </w:t>
-      </w:r>
-      <w:r>
-        <w:t>and</w:t>
-      </w:r>
-      <w:r>
-        <w:rPr>
-          <w:spacing w:val="-1"/>
-        </w:rPr>
-        <w:t xml:space="preserve"> </w:t>
-      </w:r>
-      <w:r>
-        <w:t xml:space="preserve">the Coach.  </w:t>
-      </w:r>
-    </w:p>
-    <w:p>
-      <w:pPr>
-        <w:tabs>
-          <w:tab w:val="left" w:pos="819"/>
-          <w:tab w:val="left" w:pos="820"/>
-        </w:tabs>
-        <w:jc w:val="both"/>
-        <w:rPr>
-          <w:sz w:val="20"/>
-          <w:szCs w:val="20"/>
-        </w:rPr>
-      </w:pPr>
-    </w:p>
-    <w:p>
-      <w:pPr>
-        <w:pStyle w:val="Heading1"/>
+          <w:bCs/>
+        </w:rPr>
+      </w:pPr>
+    </w:p>
+    <w:p>
+      <w:pPr>
+        <w:pStyle w:val="BodyText"/>
         <w:numPr>
           <w:ilvl w:val="0"/>
-          <w:numId w:val="6"/>
+          <w:numId w:val="13"/>
         </w:numPr>
-        <w:ind w:left="720" w:firstLine="0"/>
-        <w:jc w:val="both"/>
-      </w:pPr>
-      <w:r>
-        <w:t>Coach-Client</w:t>
-      </w:r>
-      <w:r>
-        <w:rPr>
-          <w:spacing w:val="-5"/>
-        </w:rPr>
-        <w:t xml:space="preserve"> </w:t>
-      </w:r>
-      <w:r>
-        <w:t>Relationship</w:t>
-      </w:r>
-    </w:p>
-    <w:p>
-      <w:pPr>
-        <w:pStyle w:val="Heading1"/>
-        <w:numPr>
-          <w:ilvl w:val="1"/>
-          <w:numId w:val="6"/>
-        </w:numPr>
-        <w:ind w:left="1440"/>
-        <w:jc w:val="both"/>
-        <w:rPr>
-          <w:b w:val="0"/>
-        </w:rPr>
-      </w:pPr>
-      <w:r>
-        <w:rPr>
-          <w:b w:val="0"/>
-        </w:rPr>
-        <w:t>The Coach</w:t>
-      </w:r>
-      <w:r>
-        <w:rPr>
-          <w:b w:val="0"/>
-          <w:spacing w:val="-5"/>
-        </w:rPr>
-        <w:t xml:space="preserve"> </w:t>
-      </w:r>
-      <w:r>
-        <w:rPr>
-          <w:b w:val="0"/>
-        </w:rPr>
-        <w:t>will maintain</w:t>
-      </w:r>
-      <w:r>
-        <w:rPr>
-          <w:b w:val="0"/>
-          <w:spacing w:val="-4"/>
-        </w:rPr>
-        <w:t xml:space="preserve"> </w:t>
-      </w:r>
-      <w:r>
-        <w:rPr>
-          <w:b w:val="0"/>
-        </w:rPr>
-        <w:t>the</w:t>
-      </w:r>
-      <w:r>
-        <w:rPr>
-          <w:b w:val="0"/>
-          <w:spacing w:val="-4"/>
-        </w:rPr>
-        <w:t xml:space="preserve"> </w:t>
-      </w:r>
-      <w:r>
-        <w:rPr>
-          <w:b w:val="0"/>
-        </w:rPr>
-        <w:t>ethics</w:t>
-      </w:r>
-      <w:r>
-        <w:rPr>
-          <w:b w:val="0"/>
-          <w:spacing w:val="-5"/>
-        </w:rPr>
-        <w:t xml:space="preserve"> </w:t>
-      </w:r>
-      <w:r>
-        <w:rPr>
-          <w:b w:val="0"/>
-        </w:rPr>
-        <w:t>and</w:t>
-      </w:r>
-      <w:r>
-        <w:rPr>
-          <w:b w:val="0"/>
-          <w:spacing w:val="-4"/>
-        </w:rPr>
-        <w:t xml:space="preserve"> </w:t>
-      </w:r>
-      <w:r>
-        <w:rPr>
-          <w:b w:val="0"/>
-        </w:rPr>
-        <w:t>standards</w:t>
-      </w:r>
-      <w:r>
-        <w:rPr>
-          <w:b w:val="0"/>
-          <w:spacing w:val="-4"/>
-        </w:rPr>
-        <w:t xml:space="preserve"> </w:t>
-      </w:r>
-      <w:r>
-        <w:rPr>
-          <w:b w:val="0"/>
-        </w:rPr>
-        <w:t>of</w:t>
-      </w:r>
-      <w:r>
-        <w:rPr>
-          <w:b w:val="0"/>
-          <w:spacing w:val="-5"/>
-        </w:rPr>
-        <w:t xml:space="preserve"> </w:t>
-      </w:r>
-      <w:r>
-        <w:rPr>
-          <w:b w:val="0"/>
-        </w:rPr>
-        <w:t>behavior</w:t>
-      </w:r>
-      <w:r>
-        <w:rPr>
-          <w:b w:val="0"/>
-          <w:spacing w:val="-4"/>
-        </w:rPr>
-        <w:t xml:space="preserve"> </w:t>
-      </w:r>
-      <w:r>
-        <w:rPr>
-          <w:b w:val="0"/>
-        </w:rPr>
-        <w:t>established</w:t>
-      </w:r>
-      <w:r>
-        <w:rPr>
-          <w:b w:val="0"/>
-          <w:spacing w:val="-4"/>
-        </w:rPr>
-        <w:t xml:space="preserve"> </w:t>
-      </w:r>
-      <w:r>
-        <w:rPr>
-          <w:b w:val="0"/>
-        </w:rPr>
-        <w:t>by</w:t>
-      </w:r>
-      <w:r>
-        <w:rPr>
-          <w:b w:val="0"/>
-          <w:spacing w:val="-5"/>
-        </w:rPr>
-        <w:t xml:space="preserve"> </w:t>
-      </w:r>
-      <w:r>
-        <w:rPr>
-          <w:b w:val="0"/>
-        </w:rPr>
-        <w:t>the</w:t>
-      </w:r>
-      <w:r>
-        <w:rPr>
-          <w:b w:val="0"/>
-          <w:spacing w:val="-4"/>
-        </w:rPr>
-        <w:t xml:space="preserve"> </w:t>
-      </w:r>
-      <w:r>
-        <w:rPr>
-          <w:b w:val="0"/>
-        </w:rPr>
-        <w:t>International</w:t>
-      </w:r>
-      <w:r>
-        <w:rPr>
-          <w:b w:val="0"/>
-          <w:spacing w:val="-5"/>
-        </w:rPr>
-        <w:t xml:space="preserve"> </w:t>
-      </w:r>
-      <w:r>
-        <w:rPr>
-          <w:b w:val="0"/>
-        </w:rPr>
-        <w:t>Coach</w:t>
-      </w:r>
-      <w:r>
-        <w:rPr>
-          <w:b w:val="0"/>
-          <w:spacing w:val="1"/>
-        </w:rPr>
-        <w:t xml:space="preserve"> </w:t>
-      </w:r>
-      <w:r>
-        <w:rPr>
-          <w:b w:val="0"/>
-        </w:rPr>
-        <w:t>Federation</w:t>
-      </w:r>
-      <w:r>
-        <w:rPr>
-          <w:b w:val="0"/>
-          <w:spacing w:val="-2"/>
-        </w:rPr>
-        <w:t xml:space="preserve"> </w:t>
-      </w:r>
-      <w:r>
-        <w:rPr>
-          <w:b w:val="0"/>
-        </w:rPr>
-        <w:t>(coachfederation.org/ethics).</w:t>
-      </w:r>
-    </w:p>
-    <w:p>
-      <w:pPr>
-        <w:pStyle w:val="Heading1"/>
-        <w:numPr>
-          <w:ilvl w:val="1"/>
-          <w:numId w:val="6"/>
-        </w:numPr>
-        <w:ind w:left="1440"/>
-        <w:jc w:val="both"/>
-        <w:rPr>
-          <w:b w:val="0"/>
-        </w:rPr>
-      </w:pPr>
-      <w:r>
-        <w:rPr>
-          <w:b w:val="0"/>
-        </w:rPr>
-        <w:t>The Client</w:t>
-      </w:r>
-      <w:r>
-        <w:rPr>
-          <w:b w:val="0"/>
-          <w:spacing w:val="-5"/>
-        </w:rPr>
-        <w:t xml:space="preserve"> </w:t>
-      </w:r>
-      <w:r>
-        <w:rPr>
-          <w:b w:val="0"/>
-        </w:rPr>
-        <w:t>acknowledges</w:t>
-      </w:r>
-      <w:r>
-        <w:rPr>
-          <w:b w:val="0"/>
-          <w:spacing w:val="-4"/>
-        </w:rPr>
-        <w:t xml:space="preserve"> </w:t>
-      </w:r>
-      <w:r>
-        <w:rPr>
-          <w:b w:val="0"/>
-        </w:rPr>
-        <w:t>that</w:t>
-      </w:r>
-      <w:r>
-        <w:rPr>
-          <w:b w:val="0"/>
-          <w:spacing w:val="-5"/>
-        </w:rPr>
-        <w:t xml:space="preserve"> </w:t>
-      </w:r>
-      <w:r>
-        <w:rPr>
-          <w:b w:val="0"/>
-        </w:rPr>
-        <w:t>coaching</w:t>
-      </w:r>
-      <w:r>
-        <w:rPr>
-          <w:b w:val="0"/>
-          <w:spacing w:val="-4"/>
-        </w:rPr>
-        <w:t xml:space="preserve"> </w:t>
-      </w:r>
-      <w:r>
-        <w:rPr>
-          <w:b w:val="0"/>
-        </w:rPr>
-        <w:t>is</w:t>
-      </w:r>
-      <w:r>
-        <w:rPr>
-          <w:b w:val="0"/>
-          <w:spacing w:val="-5"/>
-        </w:rPr>
-        <w:t xml:space="preserve"> </w:t>
-      </w:r>
-      <w:r>
-        <w:rPr>
-          <w:b w:val="0"/>
-        </w:rPr>
-        <w:t>a</w:t>
-      </w:r>
-      <w:r>
-        <w:rPr>
-          <w:b w:val="0"/>
-          <w:spacing w:val="-4"/>
-        </w:rPr>
-        <w:t xml:space="preserve"> </w:t>
-      </w:r>
-      <w:r>
-        <w:rPr>
-          <w:b w:val="0"/>
-        </w:rPr>
-        <w:t>comprehensive</w:t>
-      </w:r>
-      <w:r>
-        <w:rPr>
-          <w:b w:val="0"/>
-          <w:spacing w:val="-5"/>
-        </w:rPr>
-        <w:t xml:space="preserve"> </w:t>
-      </w:r>
-      <w:r>
-        <w:rPr>
-          <w:b w:val="0"/>
-        </w:rPr>
-        <w:t>process</w:t>
-      </w:r>
-      <w:r>
-        <w:rPr>
-          <w:b w:val="0"/>
-          <w:spacing w:val="-4"/>
-        </w:rPr>
-        <w:t xml:space="preserve"> </w:t>
-      </w:r>
-      <w:r>
-        <w:rPr>
-          <w:b w:val="0"/>
-        </w:rPr>
-        <w:t>that</w:t>
-      </w:r>
-      <w:r>
-        <w:rPr>
-          <w:b w:val="0"/>
-          <w:spacing w:val="-5"/>
-        </w:rPr>
-        <w:t xml:space="preserve"> </w:t>
-      </w:r>
-      <w:r>
-        <w:rPr>
-          <w:b w:val="0"/>
-        </w:rPr>
-        <w:t>may</w:t>
-      </w:r>
-      <w:r>
-        <w:rPr>
-          <w:b w:val="0"/>
-          <w:spacing w:val="-4"/>
-        </w:rPr>
-        <w:t xml:space="preserve"> </w:t>
-      </w:r>
-      <w:r>
-        <w:rPr>
-          <w:b w:val="0"/>
-        </w:rPr>
-        <w:t>involve</w:t>
-      </w:r>
-      <w:r>
-        <w:rPr>
-          <w:b w:val="0"/>
-          <w:spacing w:val="-5"/>
-        </w:rPr>
-        <w:t xml:space="preserve"> </w:t>
-      </w:r>
-      <w:r>
-        <w:rPr>
-          <w:b w:val="0"/>
-        </w:rPr>
-        <w:t>different</w:t>
-      </w:r>
-      <w:r>
-        <w:rPr>
-          <w:b w:val="0"/>
-          <w:spacing w:val="-4"/>
-        </w:rPr>
-        <w:t xml:space="preserve"> </w:t>
-      </w:r>
-      <w:r>
-        <w:rPr>
-          <w:b w:val="0"/>
-        </w:rPr>
-        <w:t>areas</w:t>
-      </w:r>
-      <w:r>
-        <w:rPr>
-          <w:b w:val="0"/>
-          <w:spacing w:val="-5"/>
-        </w:rPr>
-        <w:t xml:space="preserve"> </w:t>
-      </w:r>
-      <w:r>
-        <w:rPr>
-          <w:b w:val="0"/>
-        </w:rPr>
-        <w:t>of</w:t>
-      </w:r>
-      <w:r>
-        <w:rPr>
-          <w:b w:val="0"/>
-          <w:spacing w:val="-4"/>
-        </w:rPr>
-        <w:t xml:space="preserve"> </w:t>
-      </w:r>
-      <w:r>
-        <w:rPr>
-          <w:b w:val="0"/>
-        </w:rPr>
-        <w:t>life,</w:t>
-      </w:r>
-      <w:r>
-        <w:rPr>
-          <w:b w:val="0"/>
-          <w:spacing w:val="1"/>
-        </w:rPr>
-        <w:t xml:space="preserve"> </w:t>
-      </w:r>
-      <w:r>
-        <w:rPr>
-          <w:b w:val="0"/>
-        </w:rPr>
-        <w:t>including work, finances, health, relationships, education, recreation, and spirituality. The Client agrees that</w:t>
-      </w:r>
-      <w:r>
-        <w:rPr>
-          <w:b w:val="0"/>
-          <w:spacing w:val="1"/>
-        </w:rPr>
-        <w:t xml:space="preserve"> </w:t>
-      </w:r>
-      <w:r>
-        <w:rPr>
-          <w:b w:val="0"/>
-        </w:rPr>
-        <w:t>deciding how to handle these issues, incorporating coaching principles into those areas, and</w:t>
-      </w:r>
-      <w:r>
-        <w:rPr>
-          <w:b w:val="0"/>
-          <w:spacing w:val="1"/>
-        </w:rPr>
-        <w:t xml:space="preserve"> </w:t>
-      </w:r>
-      <w:r>
-        <w:rPr>
-          <w:b w:val="0"/>
-        </w:rPr>
-        <w:t xml:space="preserve">implementing choices is the Client’s sole responsibility. </w:t>
-      </w:r>
-    </w:p>
-    <w:p>
-      <w:pPr>
-        <w:pStyle w:val="Heading1"/>
-        <w:numPr>
-          <w:ilvl w:val="1"/>
-          <w:numId w:val="6"/>
-        </w:numPr>
-        <w:ind w:left="1440"/>
-        <w:jc w:val="both"/>
-        <w:rPr>
-          <w:b w:val="0"/>
-        </w:rPr>
-      </w:pPr>
-      <w:r>
-        <w:rPr>
-          <w:b w:val="0"/>
-        </w:rPr>
-        <w:t xml:space="preserve">The Client acknowledges that coaching is </w:t>
-      </w:r>
-      <w:r>
-        <w:rPr>
-          <w:i/>
-        </w:rPr>
-        <w:t>not</w:t>
-      </w:r>
-      <w:r>
-        <w:rPr>
-          <w:b w:val="0"/>
-        </w:rPr>
-        <w:t xml:space="preserve"> therapy and does not substitute for therapy, if needed.  The Client</w:t>
-      </w:r>
-      <w:r>
-        <w:rPr>
-          <w:b w:val="0"/>
-          <w:spacing w:val="1"/>
-        </w:rPr>
-        <w:t xml:space="preserve"> </w:t>
-      </w:r>
-      <w:r>
-        <w:rPr>
-          <w:b w:val="0"/>
-        </w:rPr>
-        <w:t>also understands that coaching does not involve the diagnosis, treatment, or cure of mental disorders or medical condition or disease, and that</w:t>
-      </w:r>
-      <w:r>
-        <w:rPr>
-          <w:b w:val="0"/>
-          <w:spacing w:val="1"/>
-        </w:rPr>
-        <w:t xml:space="preserve"> </w:t>
-      </w:r>
-      <w:r>
-        <w:rPr>
-          <w:b w:val="0"/>
-        </w:rPr>
-        <w:t>coaching is not a substitute for counseling, psychotherapy, substance abuse treatment, or other</w:t>
-      </w:r>
-      <w:r>
-        <w:rPr>
-          <w:b w:val="0"/>
-          <w:spacing w:val="1"/>
-        </w:rPr>
-        <w:t xml:space="preserve"> medical, mental, or other </w:t>
-      </w:r>
-      <w:r>
-        <w:rPr>
-          <w:b w:val="0"/>
-        </w:rPr>
-        <w:t>professional</w:t>
-      </w:r>
-      <w:r>
-        <w:rPr>
-          <w:b w:val="0"/>
-          <w:spacing w:val="-6"/>
-        </w:rPr>
-        <w:t xml:space="preserve"> </w:t>
-      </w:r>
-      <w:r>
-        <w:rPr>
-          <w:b w:val="0"/>
-        </w:rPr>
-        <w:t>advice.</w:t>
-      </w:r>
-      <w:r>
-        <w:rPr>
-          <w:b w:val="0"/>
-          <w:spacing w:val="-5"/>
-        </w:rPr>
-        <w:t xml:space="preserve"> </w:t>
-      </w:r>
-      <w:r>
-        <w:rPr>
-          <w:b w:val="0"/>
-        </w:rPr>
-        <w:t>It</w:t>
-      </w:r>
-      <w:r>
-        <w:rPr>
-          <w:b w:val="0"/>
-          <w:spacing w:val="-5"/>
-        </w:rPr>
-        <w:t xml:space="preserve"> </w:t>
-      </w:r>
-      <w:r>
-        <w:rPr>
-          <w:b w:val="0"/>
-        </w:rPr>
-        <w:t>is</w:t>
-      </w:r>
-      <w:r>
-        <w:rPr>
-          <w:b w:val="0"/>
-          <w:spacing w:val="-5"/>
-        </w:rPr>
-        <w:t xml:space="preserve"> </w:t>
-      </w:r>
-      <w:r>
-        <w:rPr>
-          <w:b w:val="0"/>
-        </w:rPr>
-        <w:t>the</w:t>
-      </w:r>
-      <w:r>
-        <w:rPr>
-          <w:b w:val="0"/>
-          <w:spacing w:val="-5"/>
-        </w:rPr>
-        <w:t xml:space="preserve"> </w:t>
-      </w:r>
-      <w:r>
-        <w:rPr>
-          <w:b w:val="0"/>
-        </w:rPr>
-        <w:t>Client’s</w:t>
-      </w:r>
-      <w:r>
-        <w:rPr>
-          <w:b w:val="0"/>
-          <w:spacing w:val="-5"/>
-        </w:rPr>
-        <w:t xml:space="preserve"> </w:t>
-      </w:r>
-      <w:r>
-        <w:rPr>
-          <w:b w:val="0"/>
-        </w:rPr>
-        <w:t>responsibility</w:t>
-      </w:r>
-      <w:r>
-        <w:rPr>
-          <w:b w:val="0"/>
-          <w:spacing w:val="-5"/>
-        </w:rPr>
-        <w:t xml:space="preserve"> </w:t>
-      </w:r>
-      <w:r>
-        <w:rPr>
-          <w:b w:val="0"/>
-        </w:rPr>
-        <w:t>to</w:t>
-      </w:r>
-      <w:r>
-        <w:rPr>
-          <w:b w:val="0"/>
-          <w:spacing w:val="-5"/>
-        </w:rPr>
-        <w:t xml:space="preserve"> </w:t>
-      </w:r>
-      <w:r>
-        <w:rPr>
-          <w:b w:val="0"/>
-        </w:rPr>
-        <w:t>seek</w:t>
-      </w:r>
-      <w:r>
-        <w:rPr>
-          <w:b w:val="0"/>
-          <w:spacing w:val="-5"/>
-        </w:rPr>
-        <w:t xml:space="preserve"> </w:t>
-      </w:r>
-      <w:r>
-        <w:rPr>
-          <w:b w:val="0"/>
-        </w:rPr>
-        <w:t>independent</w:t>
-      </w:r>
-      <w:r>
-        <w:rPr>
-          <w:b w:val="0"/>
-          <w:spacing w:val="-5"/>
-        </w:rPr>
-        <w:t xml:space="preserve"> </w:t>
-      </w:r>
-      <w:r>
-        <w:rPr>
-          <w:b w:val="0"/>
-        </w:rPr>
-        <w:t>professional</w:t>
-      </w:r>
-      <w:r>
-        <w:rPr>
-          <w:b w:val="0"/>
-          <w:spacing w:val="-5"/>
-        </w:rPr>
-        <w:t xml:space="preserve"> </w:t>
-      </w:r>
-      <w:r>
-        <w:rPr>
-          <w:b w:val="0"/>
-        </w:rPr>
-        <w:t>guidance,</w:t>
-      </w:r>
-      <w:r>
-        <w:rPr>
-          <w:b w:val="0"/>
-          <w:spacing w:val="-5"/>
-        </w:rPr>
-        <w:t xml:space="preserve"> </w:t>
-      </w:r>
-      <w:r>
-        <w:rPr>
-          <w:b w:val="0"/>
-        </w:rPr>
-        <w:t>as</w:t>
-      </w:r>
-      <w:r>
-        <w:rPr>
-          <w:b w:val="0"/>
-          <w:spacing w:val="-5"/>
-        </w:rPr>
-        <w:t xml:space="preserve"> </w:t>
-      </w:r>
-      <w:r>
-        <w:rPr>
-          <w:b w:val="0"/>
-        </w:rPr>
-        <w:t>needed.</w:t>
-      </w:r>
-    </w:p>
-    <w:p>
-      <w:pPr>
-        <w:pStyle w:val="Heading1"/>
-        <w:numPr>
-          <w:ilvl w:val="1"/>
-          <w:numId w:val="6"/>
-        </w:numPr>
-        <w:ind w:left="1440"/>
-        <w:jc w:val="both"/>
-        <w:rPr>
-          <w:b w:val="0"/>
-        </w:rPr>
-      </w:pPr>
-      <w:r>
-        <w:rPr>
-          <w:b w:val="0"/>
-        </w:rPr>
-        <w:t>The Client</w:t>
-      </w:r>
-      <w:r>
-        <w:rPr>
-          <w:b w:val="0"/>
-          <w:spacing w:val="-5"/>
-        </w:rPr>
-        <w:t xml:space="preserve"> </w:t>
-      </w:r>
-      <w:r>
-        <w:rPr>
-          <w:b w:val="0"/>
-        </w:rPr>
-        <w:t>agrees</w:t>
-      </w:r>
-      <w:r>
-        <w:rPr>
-          <w:b w:val="0"/>
-          <w:spacing w:val="-4"/>
-        </w:rPr>
-        <w:t xml:space="preserve"> </w:t>
-      </w:r>
-      <w:r>
-        <w:rPr>
-          <w:b w:val="0"/>
-        </w:rPr>
-        <w:t>to</w:t>
-      </w:r>
-      <w:r>
-        <w:rPr>
-          <w:b w:val="0"/>
-          <w:spacing w:val="-4"/>
-        </w:rPr>
-        <w:t xml:space="preserve"> </w:t>
-      </w:r>
-      <w:r>
-        <w:rPr>
-          <w:b w:val="0"/>
-        </w:rPr>
-        <w:t>communicate</w:t>
-      </w:r>
-      <w:r>
-        <w:rPr>
-          <w:b w:val="0"/>
-          <w:spacing w:val="-4"/>
-        </w:rPr>
-        <w:t xml:space="preserve"> </w:t>
-      </w:r>
-      <w:r>
-        <w:rPr>
-          <w:b w:val="0"/>
-        </w:rPr>
-        <w:t>honestly,</w:t>
-      </w:r>
-      <w:r>
-        <w:rPr>
-          <w:b w:val="0"/>
-          <w:spacing w:val="-4"/>
-        </w:rPr>
-        <w:t xml:space="preserve"> </w:t>
-      </w:r>
-      <w:r>
-        <w:rPr>
-          <w:b w:val="0"/>
-        </w:rPr>
-        <w:t>be</w:t>
-      </w:r>
-      <w:r>
-        <w:rPr>
-          <w:b w:val="0"/>
-          <w:spacing w:val="-4"/>
-        </w:rPr>
-        <w:t xml:space="preserve"> </w:t>
-      </w:r>
-      <w:r>
-        <w:rPr>
-          <w:b w:val="0"/>
-        </w:rPr>
-        <w:t>open</w:t>
-      </w:r>
-      <w:r>
-        <w:rPr>
-          <w:b w:val="0"/>
-          <w:spacing w:val="-4"/>
-        </w:rPr>
-        <w:t xml:space="preserve"> </w:t>
-      </w:r>
-      <w:r>
-        <w:rPr>
-          <w:b w:val="0"/>
-        </w:rPr>
-        <w:t>to</w:t>
-      </w:r>
-      <w:r>
-        <w:rPr>
-          <w:b w:val="0"/>
-          <w:spacing w:val="-4"/>
-        </w:rPr>
-        <w:t xml:space="preserve"> </w:t>
-      </w:r>
-      <w:r>
-        <w:rPr>
-          <w:b w:val="0"/>
-        </w:rPr>
-        <w:t>feedback</w:t>
-      </w:r>
-      <w:r>
-        <w:rPr>
-          <w:b w:val="0"/>
-          <w:spacing w:val="-4"/>
-        </w:rPr>
-        <w:t xml:space="preserve"> </w:t>
-      </w:r>
-      <w:r>
-        <w:rPr>
-          <w:b w:val="0"/>
-        </w:rPr>
-        <w:t>and</w:t>
-      </w:r>
-      <w:r>
-        <w:rPr>
-          <w:b w:val="0"/>
-          <w:spacing w:val="-4"/>
-        </w:rPr>
-        <w:t xml:space="preserve"> </w:t>
-      </w:r>
-      <w:r>
-        <w:rPr>
-          <w:b w:val="0"/>
-        </w:rPr>
-        <w:t>assistance,</w:t>
-      </w:r>
-      <w:r>
-        <w:rPr>
-          <w:b w:val="0"/>
-          <w:spacing w:val="-4"/>
-        </w:rPr>
-        <w:t xml:space="preserve"> </w:t>
-      </w:r>
-      <w:r>
-        <w:rPr>
-          <w:b w:val="0"/>
-        </w:rPr>
-        <w:t>and</w:t>
-      </w:r>
-      <w:r>
-        <w:rPr>
-          <w:b w:val="0"/>
-          <w:spacing w:val="-5"/>
-        </w:rPr>
-        <w:t xml:space="preserve"> </w:t>
-      </w:r>
-      <w:r>
-        <w:rPr>
-          <w:b w:val="0"/>
-        </w:rPr>
-        <w:t>create</w:t>
-      </w:r>
-      <w:r>
-        <w:rPr>
-          <w:b w:val="0"/>
-          <w:spacing w:val="-4"/>
-        </w:rPr>
-        <w:t xml:space="preserve"> </w:t>
-      </w:r>
-      <w:r>
-        <w:rPr>
-          <w:b w:val="0"/>
-        </w:rPr>
-        <w:t>the</w:t>
-      </w:r>
-      <w:r>
-        <w:rPr>
-          <w:b w:val="0"/>
-          <w:spacing w:val="-4"/>
-        </w:rPr>
-        <w:t xml:space="preserve"> </w:t>
-      </w:r>
-      <w:r>
-        <w:rPr>
-          <w:b w:val="0"/>
-        </w:rPr>
-        <w:t>time</w:t>
-      </w:r>
-      <w:r>
-        <w:rPr>
-          <w:b w:val="0"/>
-          <w:spacing w:val="-4"/>
-        </w:rPr>
-        <w:t xml:space="preserve"> </w:t>
-      </w:r>
-      <w:r>
-        <w:rPr>
-          <w:b w:val="0"/>
-        </w:rPr>
-        <w:t>and</w:t>
-      </w:r>
-      <w:r>
-        <w:rPr>
-          <w:b w:val="0"/>
-          <w:spacing w:val="1"/>
-        </w:rPr>
-        <w:t xml:space="preserve"> </w:t>
-      </w:r>
-      <w:r>
-        <w:rPr>
-          <w:b w:val="0"/>
-        </w:rPr>
-        <w:t>energy</w:t>
-      </w:r>
-      <w:r>
-        <w:rPr>
-          <w:b w:val="0"/>
-          <w:spacing w:val="-2"/>
-        </w:rPr>
-        <w:t xml:space="preserve"> </w:t>
-      </w:r>
-      <w:r>
-        <w:rPr>
-          <w:b w:val="0"/>
-        </w:rPr>
-        <w:t>to</w:t>
-      </w:r>
-      <w:r>
-        <w:rPr>
-          <w:b w:val="0"/>
-          <w:spacing w:val="-1"/>
-        </w:rPr>
-        <w:t xml:space="preserve"> </w:t>
-      </w:r>
-      <w:r>
-        <w:rPr>
-          <w:b w:val="0"/>
-        </w:rPr>
-        <w:t>participate</w:t>
-      </w:r>
-      <w:r>
-        <w:rPr>
-          <w:b w:val="0"/>
-          <w:spacing w:val="-1"/>
-        </w:rPr>
-        <w:t xml:space="preserve"> </w:t>
-      </w:r>
-      <w:r>
-        <w:rPr>
-          <w:b w:val="0"/>
-        </w:rPr>
-        <w:t>fully</w:t>
-      </w:r>
-      <w:r>
-        <w:rPr>
-          <w:b w:val="0"/>
-          <w:spacing w:val="-1"/>
-        </w:rPr>
-        <w:t xml:space="preserve"> </w:t>
-      </w:r>
-      <w:r>
-        <w:rPr>
-          <w:b w:val="0"/>
-        </w:rPr>
-        <w:t>in</w:t>
-      </w:r>
-      <w:r>
-        <w:rPr>
-          <w:b w:val="0"/>
-          <w:spacing w:val="-1"/>
-        </w:rPr>
-        <w:t xml:space="preserve"> </w:t>
-      </w:r>
-      <w:r>
-        <w:rPr>
-          <w:b w:val="0"/>
-        </w:rPr>
-        <w:t>the</w:t>
-      </w:r>
-      <w:r>
-        <w:rPr>
-          <w:b w:val="0"/>
-          <w:spacing w:val="-1"/>
-        </w:rPr>
-        <w:t xml:space="preserve"> </w:t>
-      </w:r>
-      <w:r>
-        <w:rPr>
-          <w:b w:val="0"/>
-        </w:rPr>
-        <w:t>program.</w:t>
-      </w:r>
-    </w:p>
-    <w:p>
-      <w:pPr>
-        <w:pStyle w:val="BodyText"/>
-        <w:ind w:left="720"/>
-        <w:jc w:val="both"/>
-      </w:pPr>
-    </w:p>
-    <w:p>
-      <w:pPr>
-        <w:pStyle w:val="Heading1"/>
+        <w:jc w:val="both"/>
+        <w:rPr>
+          <w:b/>
+          <w:bCs/>
+        </w:rPr>
+      </w:pPr>
+      <w:r>
+        <w:rPr>
+          <w:b/>
+          <w:bCs/>
+        </w:rPr>
+        <w:t>Coach-Client Relationship</w:t>
+      </w:r>
+    </w:p>
+    <w:p>
+      <w:pPr>
+        <w:pStyle w:val="BodyText"/>
+        <w:ind w:left="360"/>
+        <w:jc w:val="both"/>
+        <w:rPr>
+          <w:b/>
+          <w:bCs/>
+        </w:rPr>
+      </w:pPr>
+    </w:p>
+    <w:p>
+      <w:pPr>
+        <w:pStyle w:val="BodyText"/>
         <w:numPr>
           <w:ilvl w:val="0"/>
-          <w:numId w:val="6"/>
+          <w:numId w:val="15"/>
         </w:numPr>
-        <w:ind w:left="720" w:firstLine="0"/>
-        <w:jc w:val="both"/>
-        <w:rPr>
-          <w:b w:val="0"/>
-        </w:rPr>
-      </w:pPr>
-      <w:r>
-        <w:t xml:space="preserve">Services.  </w:t>
-      </w:r>
-      <w:r>
-        <w:rPr>
-          <w:b w:val="0"/>
-        </w:rPr>
-        <w:t>The parties agree to engage in an ongoing Coaching Program through video or phone sessions.  The Coach</w:t>
-      </w:r>
-      <w:r>
-        <w:rPr>
-          <w:b w:val="0"/>
-          <w:spacing w:val="1"/>
-        </w:rPr>
-        <w:t xml:space="preserve"> </w:t>
-      </w:r>
-      <w:r>
-        <w:rPr>
-          <w:b w:val="0"/>
-        </w:rPr>
-        <w:t>may</w:t>
-      </w:r>
-      <w:r>
-        <w:rPr>
-          <w:b w:val="0"/>
-          <w:spacing w:val="-4"/>
-        </w:rPr>
-        <w:t xml:space="preserve"> </w:t>
-      </w:r>
-      <w:r>
-        <w:rPr>
-          <w:b w:val="0"/>
-        </w:rPr>
-        <w:t>be</w:t>
-      </w:r>
-      <w:r>
-        <w:rPr>
-          <w:b w:val="0"/>
-          <w:spacing w:val="-4"/>
-        </w:rPr>
-        <w:t xml:space="preserve"> </w:t>
-      </w:r>
-      <w:r>
-        <w:rPr>
-          <w:b w:val="0"/>
-        </w:rPr>
-        <w:t>available</w:t>
-      </w:r>
-      <w:r>
-        <w:rPr>
-          <w:b w:val="0"/>
-          <w:spacing w:val="-4"/>
-        </w:rPr>
-        <w:t xml:space="preserve"> </w:t>
-      </w:r>
-      <w:r>
-        <w:rPr>
-          <w:b w:val="0"/>
-        </w:rPr>
-        <w:t>to</w:t>
-      </w:r>
-      <w:r>
-        <w:rPr>
-          <w:b w:val="0"/>
-          <w:spacing w:val="-4"/>
-        </w:rPr>
-        <w:t xml:space="preserve"> </w:t>
-      </w:r>
-      <w:r>
-        <w:rPr>
-          <w:b w:val="0"/>
-        </w:rPr>
-        <w:t>the Client</w:t>
-      </w:r>
-      <w:r>
-        <w:rPr>
-          <w:b w:val="0"/>
-          <w:spacing w:val="-4"/>
-        </w:rPr>
-        <w:t xml:space="preserve"> </w:t>
-      </w:r>
-      <w:r>
-        <w:rPr>
-          <w:b w:val="0"/>
-        </w:rPr>
-        <w:t>by</w:t>
-      </w:r>
-      <w:r>
-        <w:rPr>
-          <w:b w:val="0"/>
-          <w:spacing w:val="-4"/>
-        </w:rPr>
-        <w:t xml:space="preserve"> </w:t>
-      </w:r>
-      <w:r>
-        <w:rPr>
-          <w:b w:val="0"/>
-        </w:rPr>
-        <w:t>email</w:t>
-      </w:r>
-      <w:r>
-        <w:rPr>
-          <w:b w:val="0"/>
-          <w:spacing w:val="-3"/>
-        </w:rPr>
-        <w:t xml:space="preserve"> </w:t>
-      </w:r>
-      <w:r>
-        <w:rPr>
-          <w:b w:val="0"/>
-        </w:rPr>
-        <w:t>in</w:t>
-      </w:r>
-      <w:r>
-        <w:rPr>
-          <w:b w:val="0"/>
-          <w:spacing w:val="-4"/>
-        </w:rPr>
-        <w:t xml:space="preserve"> </w:t>
-      </w:r>
-      <w:r>
-        <w:rPr>
-          <w:b w:val="0"/>
-        </w:rPr>
-        <w:t>between</w:t>
-      </w:r>
-      <w:r>
-        <w:rPr>
-          <w:b w:val="0"/>
-          <w:spacing w:val="-4"/>
-        </w:rPr>
-        <w:t xml:space="preserve"> </w:t>
-      </w:r>
-      <w:r>
-        <w:rPr>
-          <w:b w:val="0"/>
-        </w:rPr>
-        <w:t>scheduled</w:t>
-      </w:r>
-      <w:r>
-        <w:rPr>
-          <w:b w:val="0"/>
-          <w:spacing w:val="-4"/>
-        </w:rPr>
-        <w:t xml:space="preserve"> </w:t>
-      </w:r>
-      <w:r>
-        <w:rPr>
-          <w:b w:val="0"/>
-        </w:rPr>
-        <w:t>sessions</w:t>
-      </w:r>
-      <w:r>
-        <w:rPr>
-          <w:b w:val="0"/>
-          <w:spacing w:val="-4"/>
-        </w:rPr>
-        <w:t xml:space="preserve"> </w:t>
-      </w:r>
-      <w:r>
-        <w:rPr>
-          <w:b w:val="0"/>
-        </w:rPr>
-        <w:t>at</w:t>
-      </w:r>
-      <w:r>
-        <w:rPr>
-          <w:b w:val="0"/>
-          <w:spacing w:val="-4"/>
-        </w:rPr>
-        <w:t xml:space="preserve"> </w:t>
-      </w:r>
-      <w:r>
-        <w:rPr>
-          <w:b w:val="0"/>
-        </w:rPr>
-        <w:t>the</w:t>
-      </w:r>
-      <w:r>
-        <w:rPr>
-          <w:b w:val="0"/>
-          <w:spacing w:val="-4"/>
-        </w:rPr>
-        <w:t xml:space="preserve"> </w:t>
-      </w:r>
-      <w:r>
-        <w:rPr>
-          <w:b w:val="0"/>
-        </w:rPr>
-        <w:t>discretion</w:t>
-      </w:r>
-      <w:r>
-        <w:rPr>
-          <w:b w:val="0"/>
-          <w:spacing w:val="-3"/>
-        </w:rPr>
-        <w:t xml:space="preserve"> </w:t>
-      </w:r>
-      <w:r>
-        <w:rPr>
-          <w:b w:val="0"/>
-        </w:rPr>
-        <w:t>of</w:t>
-      </w:r>
-      <w:r>
-        <w:rPr>
-          <w:b w:val="0"/>
-          <w:spacing w:val="-4"/>
-        </w:rPr>
-        <w:t xml:space="preserve"> </w:t>
-      </w:r>
-      <w:r>
-        <w:rPr>
-          <w:b w:val="0"/>
-        </w:rPr>
-        <w:t>the Coach.</w:t>
-      </w:r>
-      <w:r>
-        <w:rPr>
-          <w:b w:val="0"/>
-          <w:spacing w:val="-4"/>
-        </w:rPr>
-        <w:t xml:space="preserve"> </w:t>
-      </w:r>
-      <w:r>
-        <w:rPr>
-          <w:b w:val="0"/>
-        </w:rPr>
-        <w:t>The</w:t>
-      </w:r>
-      <w:r>
-        <w:rPr>
-          <w:b w:val="0"/>
-          <w:spacing w:val="-4"/>
-        </w:rPr>
-        <w:t xml:space="preserve"> </w:t>
-      </w:r>
-      <w:r>
-        <w:rPr>
-          <w:b w:val="0"/>
-        </w:rPr>
-        <w:t>time</w:t>
-      </w:r>
-      <w:r>
-        <w:rPr>
-          <w:b w:val="0"/>
-          <w:spacing w:val="-4"/>
-        </w:rPr>
-        <w:t xml:space="preserve"> </w:t>
-      </w:r>
-      <w:r>
-        <w:rPr>
-          <w:b w:val="0"/>
-        </w:rPr>
-        <w:t>of</w:t>
-      </w:r>
-      <w:r>
-        <w:rPr>
-          <w:b w:val="0"/>
-          <w:spacing w:val="-4"/>
-        </w:rPr>
-        <w:t xml:space="preserve"> </w:t>
-      </w:r>
-      <w:r>
-        <w:rPr>
-          <w:b w:val="0"/>
-        </w:rPr>
-        <w:t>coaching</w:t>
-      </w:r>
-      <w:r>
-        <w:rPr>
-          <w:b w:val="0"/>
-          <w:spacing w:val="-4"/>
-        </w:rPr>
-        <w:t xml:space="preserve"> </w:t>
-      </w:r>
-      <w:r>
-        <w:rPr>
-          <w:b w:val="0"/>
-        </w:rPr>
-        <w:t>meetings</w:t>
-      </w:r>
-      <w:r>
-        <w:rPr>
-          <w:b w:val="0"/>
-          <w:spacing w:val="-4"/>
-        </w:rPr>
-        <w:t xml:space="preserve"> </w:t>
-      </w:r>
-      <w:r>
-        <w:rPr>
-          <w:b w:val="0"/>
-        </w:rPr>
-        <w:t>will</w:t>
-      </w:r>
-      <w:r>
-        <w:rPr>
-          <w:b w:val="0"/>
-          <w:spacing w:val="-4"/>
-        </w:rPr>
-        <w:t xml:space="preserve"> </w:t>
-      </w:r>
-      <w:r>
-        <w:rPr>
-          <w:b w:val="0"/>
-        </w:rPr>
-        <w:t>be</w:t>
-      </w:r>
-      <w:r>
-        <w:rPr>
-          <w:b w:val="0"/>
-          <w:spacing w:val="-3"/>
-        </w:rPr>
-        <w:t xml:space="preserve"> </w:t>
-      </w:r>
-      <w:r>
-        <w:rPr>
-          <w:b w:val="0"/>
-        </w:rPr>
-        <w:t>determined</w:t>
-      </w:r>
-      <w:r>
-        <w:rPr>
-          <w:b w:val="0"/>
-          <w:spacing w:val="-4"/>
-        </w:rPr>
-        <w:t xml:space="preserve"> </w:t>
-      </w:r>
-      <w:r>
-        <w:rPr>
-          <w:b w:val="0"/>
-        </w:rPr>
-        <w:t>by</w:t>
-      </w:r>
-      <w:r>
-        <w:rPr>
-          <w:b w:val="0"/>
-          <w:spacing w:val="-4"/>
-        </w:rPr>
-        <w:t xml:space="preserve"> </w:t>
-      </w:r>
-      <w:r>
-        <w:rPr>
-          <w:b w:val="0"/>
-        </w:rPr>
-        <w:t>the Coach</w:t>
-      </w:r>
-      <w:r>
-        <w:rPr>
-          <w:b w:val="0"/>
-          <w:spacing w:val="-4"/>
-        </w:rPr>
-        <w:t xml:space="preserve"> </w:t>
-      </w:r>
-      <w:r>
-        <w:rPr>
-          <w:b w:val="0"/>
-        </w:rPr>
-        <w:t>and</w:t>
-      </w:r>
-      <w:r>
-        <w:rPr>
-          <w:b w:val="0"/>
-          <w:spacing w:val="-4"/>
-        </w:rPr>
-        <w:t xml:space="preserve"> </w:t>
-      </w:r>
-      <w:r>
-        <w:rPr>
-          <w:b w:val="0"/>
-        </w:rPr>
-        <w:t>the Client</w:t>
-      </w:r>
-      <w:r>
-        <w:rPr>
-          <w:b w:val="0"/>
-          <w:spacing w:val="-4"/>
-        </w:rPr>
-        <w:t xml:space="preserve"> </w:t>
-      </w:r>
-      <w:r>
-        <w:rPr>
-          <w:b w:val="0"/>
-        </w:rPr>
-        <w:t>based</w:t>
-      </w:r>
-      <w:r>
-        <w:rPr>
-          <w:b w:val="0"/>
-          <w:spacing w:val="-4"/>
-        </w:rPr>
-        <w:t xml:space="preserve"> </w:t>
-      </w:r>
-      <w:r>
-        <w:rPr>
-          <w:b w:val="0"/>
-        </w:rPr>
-        <w:t>on</w:t>
-      </w:r>
-      <w:r>
-        <w:rPr>
-          <w:b w:val="0"/>
-          <w:spacing w:val="-3"/>
-        </w:rPr>
-        <w:t xml:space="preserve"> </w:t>
-      </w:r>
-      <w:r>
-        <w:rPr>
-          <w:b w:val="0"/>
-        </w:rPr>
-        <w:t>mutually</w:t>
-      </w:r>
-      <w:r>
-        <w:rPr>
-          <w:b w:val="0"/>
-          <w:spacing w:val="-4"/>
-        </w:rPr>
-        <w:t xml:space="preserve"> </w:t>
-      </w:r>
-      <w:r>
-        <w:rPr>
-          <w:b w:val="0"/>
-        </w:rPr>
-        <w:t>agreed</w:t>
-      </w:r>
-      <w:r>
-        <w:rPr>
-          <w:b w:val="0"/>
-          <w:spacing w:val="-4"/>
-        </w:rPr>
-        <w:t xml:space="preserve"> </w:t>
-      </w:r>
-      <w:r>
-        <w:rPr>
-          <w:b w:val="0"/>
-        </w:rPr>
-        <w:t>upon</w:t>
-      </w:r>
-      <w:r>
-        <w:rPr>
-          <w:b w:val="0"/>
-          <w:spacing w:val="1"/>
-        </w:rPr>
-        <w:t xml:space="preserve"> </w:t>
-      </w:r>
-      <w:r>
-        <w:rPr>
-          <w:b w:val="0"/>
-        </w:rPr>
-        <w:t>times.  The Coach</w:t>
-      </w:r>
-      <w:r>
-        <w:rPr>
-          <w:b w:val="0"/>
-          <w:spacing w:val="-4"/>
-        </w:rPr>
-        <w:t xml:space="preserve"> </w:t>
-      </w:r>
-      <w:r>
-        <w:rPr>
-          <w:b w:val="0"/>
-        </w:rPr>
-        <w:t>may</w:t>
-      </w:r>
-      <w:r>
-        <w:rPr>
-          <w:b w:val="0"/>
-          <w:spacing w:val="1"/>
-        </w:rPr>
-        <w:t xml:space="preserve"> </w:t>
-      </w:r>
-      <w:r>
-        <w:rPr>
-          <w:b w:val="0"/>
-        </w:rPr>
-        <w:t>also</w:t>
-      </w:r>
-      <w:r>
-        <w:rPr>
-          <w:b w:val="0"/>
-          <w:spacing w:val="1"/>
-        </w:rPr>
-        <w:t xml:space="preserve"> </w:t>
-      </w:r>
-      <w:r>
-        <w:rPr>
-          <w:b w:val="0"/>
-        </w:rPr>
-        <w:t>be</w:t>
-      </w:r>
-      <w:r>
-        <w:rPr>
-          <w:b w:val="0"/>
-          <w:spacing w:val="2"/>
-        </w:rPr>
-        <w:t xml:space="preserve"> </w:t>
-      </w:r>
-      <w:r>
-        <w:rPr>
-          <w:b w:val="0"/>
-        </w:rPr>
-        <w:t>available</w:t>
-      </w:r>
-      <w:r>
-        <w:rPr>
-          <w:b w:val="0"/>
-          <w:spacing w:val="2"/>
-        </w:rPr>
-        <w:t xml:space="preserve"> </w:t>
-      </w:r>
-      <w:r>
-        <w:rPr>
-          <w:b w:val="0"/>
-        </w:rPr>
-        <w:t>for</w:t>
-      </w:r>
-      <w:r>
-        <w:rPr>
-          <w:b w:val="0"/>
-          <w:spacing w:val="2"/>
-        </w:rPr>
-        <w:t xml:space="preserve"> </w:t>
-      </w:r>
-      <w:r>
-        <w:rPr>
-          <w:b w:val="0"/>
-        </w:rPr>
-        <w:t>additional</w:t>
-      </w:r>
-      <w:r>
-        <w:rPr>
-          <w:b w:val="0"/>
-          <w:spacing w:val="2"/>
-        </w:rPr>
-        <w:t xml:space="preserve"> </w:t>
-      </w:r>
-      <w:r>
-        <w:rPr>
-          <w:b w:val="0"/>
-        </w:rPr>
-        <w:t>time,</w:t>
-      </w:r>
-      <w:r>
-        <w:rPr>
-          <w:b w:val="0"/>
-          <w:spacing w:val="2"/>
-        </w:rPr>
-        <w:t xml:space="preserve"> </w:t>
-      </w:r>
-      <w:r>
-        <w:rPr>
-          <w:b w:val="0"/>
-        </w:rPr>
-        <w:t>per</w:t>
-      </w:r>
-      <w:r>
-        <w:rPr>
-          <w:b w:val="0"/>
-          <w:spacing w:val="2"/>
-        </w:rPr>
-        <w:t xml:space="preserve"> </w:t>
-      </w:r>
-      <w:r>
-        <w:rPr>
-          <w:b w:val="0"/>
-        </w:rPr>
-        <w:t>the Client’s</w:t>
-      </w:r>
-      <w:r>
-        <w:rPr>
-          <w:b w:val="0"/>
-          <w:spacing w:val="2"/>
-        </w:rPr>
-        <w:t xml:space="preserve"> </w:t>
-      </w:r>
-      <w:r>
-        <w:rPr>
-          <w:b w:val="0"/>
-        </w:rPr>
-        <w:t>request,</w:t>
-      </w:r>
-      <w:r>
-        <w:rPr>
-          <w:b w:val="0"/>
-          <w:spacing w:val="2"/>
-        </w:rPr>
-        <w:t xml:space="preserve"> </w:t>
-      </w:r>
-      <w:r>
-        <w:rPr>
-          <w:b w:val="0"/>
-        </w:rPr>
-        <w:t>to</w:t>
-      </w:r>
-      <w:r>
-        <w:rPr>
-          <w:b w:val="0"/>
-          <w:spacing w:val="2"/>
-        </w:rPr>
-        <w:t xml:space="preserve"> </w:t>
-      </w:r>
-      <w:r>
-        <w:rPr>
-          <w:b w:val="0"/>
-        </w:rPr>
-        <w:t>be</w:t>
-      </w:r>
-      <w:r>
-        <w:rPr>
-          <w:b w:val="0"/>
-          <w:spacing w:val="2"/>
-        </w:rPr>
-        <w:t xml:space="preserve"> </w:t>
-      </w:r>
-      <w:r>
-        <w:rPr>
-          <w:b w:val="0"/>
-        </w:rPr>
-        <w:t>charged</w:t>
-      </w:r>
-      <w:r>
-        <w:rPr>
-          <w:b w:val="0"/>
-          <w:spacing w:val="1"/>
-        </w:rPr>
-        <w:t xml:space="preserve"> </w:t>
-      </w:r>
-      <w:r>
-        <w:rPr>
-          <w:b w:val="0"/>
-        </w:rPr>
-        <w:t>at</w:t>
-      </w:r>
-      <w:r>
-        <w:rPr>
-          <w:b w:val="0"/>
-          <w:spacing w:val="2"/>
-        </w:rPr>
-        <w:t xml:space="preserve"> </w:t>
-      </w:r>
-      <w:r>
-        <w:rPr>
-          <w:b w:val="0"/>
-        </w:rPr>
-        <w:t>the</w:t>
-      </w:r>
-      <w:r>
-        <w:rPr>
-          <w:b w:val="0"/>
-          <w:spacing w:val="2"/>
-        </w:rPr>
-        <w:t xml:space="preserve"> </w:t>
-      </w:r>
-      <w:r>
-        <w:rPr>
-          <w:b w:val="0"/>
-        </w:rPr>
-        <w:t>same</w:t>
-      </w:r>
-      <w:r>
-        <w:rPr>
-          <w:b w:val="0"/>
-          <w:spacing w:val="2"/>
-        </w:rPr>
-        <w:t xml:space="preserve"> </w:t>
-      </w:r>
-      <w:r>
-        <w:rPr>
-          <w:b w:val="0"/>
-        </w:rPr>
-        <w:t>prorated</w:t>
-      </w:r>
-      <w:r>
-        <w:rPr>
-          <w:b w:val="0"/>
-          <w:spacing w:val="2"/>
-        </w:rPr>
-        <w:t xml:space="preserve"> </w:t>
-      </w:r>
-      <w:r>
-        <w:rPr>
-          <w:b w:val="0"/>
-        </w:rPr>
-        <w:t>basis</w:t>
-      </w:r>
-      <w:r>
-        <w:rPr>
-          <w:b w:val="0"/>
-          <w:spacing w:val="2"/>
-        </w:rPr>
-        <w:t xml:space="preserve"> </w:t>
-      </w:r>
-      <w:r>
-        <w:rPr>
-          <w:b w:val="0"/>
-        </w:rPr>
-        <w:t>rate</w:t>
-      </w:r>
-      <w:r>
-        <w:rPr>
-          <w:b w:val="0"/>
-          <w:spacing w:val="1"/>
-        </w:rPr>
-        <w:t xml:space="preserve"> </w:t>
-      </w:r>
-      <w:r>
-        <w:rPr>
-          <w:b w:val="0"/>
-        </w:rPr>
-        <w:t>as</w:t>
-      </w:r>
-      <w:r>
-        <w:rPr>
-          <w:b w:val="0"/>
-          <w:spacing w:val="-2"/>
-        </w:rPr>
-        <w:t xml:space="preserve"> </w:t>
-      </w:r>
-      <w:r>
-        <w:rPr>
-          <w:b w:val="0"/>
-        </w:rPr>
-        <w:t>outlined</w:t>
-      </w:r>
-      <w:r>
-        <w:rPr>
-          <w:b w:val="0"/>
-          <w:spacing w:val="-1"/>
-        </w:rPr>
-        <w:t xml:space="preserve"> </w:t>
-      </w:r>
-      <w:r>
-        <w:rPr>
-          <w:b w:val="0"/>
-        </w:rPr>
-        <w:t>in</w:t>
-      </w:r>
-      <w:r>
-        <w:rPr>
-          <w:b w:val="0"/>
-          <w:spacing w:val="-1"/>
-        </w:rPr>
-        <w:t xml:space="preserve"> </w:t>
-      </w:r>
-      <w:r>
-        <w:rPr>
-          <w:b w:val="0"/>
-        </w:rPr>
-        <w:t>the</w:t>
-      </w:r>
-      <w:r>
-        <w:rPr>
-          <w:b w:val="0"/>
-          <w:spacing w:val="-1"/>
-        </w:rPr>
-        <w:t xml:space="preserve"> </w:t>
-      </w:r>
-      <w:r>
-        <w:rPr>
-          <w:b w:val="0"/>
-        </w:rPr>
-        <w:t>fees</w:t>
-      </w:r>
-      <w:r>
-        <w:rPr>
-          <w:b w:val="0"/>
-          <w:spacing w:val="-1"/>
-        </w:rPr>
-        <w:t xml:space="preserve"> </w:t>
-      </w:r>
-      <w:r>
-        <w:rPr>
-          <w:b w:val="0"/>
-        </w:rPr>
-        <w:t>section</w:t>
-      </w:r>
-      <w:r>
-        <w:rPr>
-          <w:b w:val="0"/>
-          <w:spacing w:val="-1"/>
-        </w:rPr>
-        <w:t xml:space="preserve"> </w:t>
-      </w:r>
-      <w:r>
-        <w:rPr>
-          <w:b w:val="0"/>
-        </w:rPr>
-        <w:t>below.</w:t>
-      </w:r>
-    </w:p>
-    <w:p>
-      <w:pPr>
-        <w:pStyle w:val="BodyText"/>
-        <w:ind w:left="720"/>
-        <w:jc w:val="both"/>
-      </w:pPr>
-    </w:p>
-    <w:p>
-      <w:pPr>
-        <w:pStyle w:val="Heading1"/>
+        <w:jc w:val="both"/>
+      </w:pPr>
+      <w:r>
+        <w:t>The Coach will maintain the ethics and standards of behavior established by the International Coach Federation (coachfederation.org/ethics).</w:t>
+      </w:r>
+    </w:p>
+    <w:p>
+      <w:pPr>
+        <w:pStyle w:val="BodyText"/>
         <w:numPr>
           <w:ilvl w:val="0"/>
-          <w:numId w:val="6"/>
+          <w:numId w:val="15"/>
         </w:numPr>
-        <w:ind w:left="1440" w:hanging="720"/>
-        <w:jc w:val="both"/>
-        <w:rPr>
-          <w:b w:val="0"/>
-        </w:rPr>
-      </w:pPr>
-      <w:r>
-        <w:t>Schedule,</w:t>
-      </w:r>
-      <w:r>
-        <w:rPr>
-          <w:spacing w:val="-4"/>
-        </w:rPr>
-        <w:t xml:space="preserve"> </w:t>
-      </w:r>
-      <w:r>
-        <w:t>Fees,</w:t>
-      </w:r>
-      <w:r>
-        <w:rPr>
-          <w:spacing w:val="-4"/>
-        </w:rPr>
-        <w:t xml:space="preserve"> </w:t>
-      </w:r>
-      <w:r>
-        <w:t>and</w:t>
-      </w:r>
-      <w:r>
-        <w:rPr>
-          <w:spacing w:val="-4"/>
-        </w:rPr>
-        <w:t xml:space="preserve"> </w:t>
-      </w:r>
-      <w:r>
-        <w:t>Cancellation</w:t>
-      </w:r>
-      <w:r>
-        <w:rPr>
-          <w:spacing w:val="-4"/>
-        </w:rPr>
-        <w:t xml:space="preserve"> </w:t>
-      </w:r>
-      <w:r>
-        <w:t xml:space="preserve">Policy.  </w:t>
-      </w:r>
-      <w:r>
-        <w:rPr>
-          <w:b w:val="0"/>
-        </w:rPr>
-        <w:t>The</w:t>
-      </w:r>
-      <w:r>
-        <w:rPr>
-          <w:b w:val="0"/>
-          <w:spacing w:val="-4"/>
-        </w:rPr>
-        <w:t xml:space="preserve"> </w:t>
-      </w:r>
-      <w:r>
-        <w:rPr>
-          <w:b w:val="0"/>
-        </w:rPr>
-        <w:t>fee</w:t>
-      </w:r>
-      <w:r>
-        <w:rPr>
-          <w:b w:val="0"/>
-          <w:spacing w:val="-4"/>
-        </w:rPr>
-        <w:t xml:space="preserve"> for </w:t>
-      </w:r>
-      <w:r>
-        <w:rPr>
-          <w:b w:val="0"/>
-          <w:spacing w:val="-4"/>
-        </w:rPr>
-        <w:t xml:space="preserve">coaching </w:t>
-      </w:r>
-      <w:r>
-        <w:rPr>
-          <w:b w:val="0"/>
-        </w:rPr>
-        <w:t>is</w:t>
-      </w:r>
-      <w:r>
-        <w:rPr>
-          <w:b w:val="0"/>
-          <w:spacing w:val="-3"/>
-        </w:rPr>
-        <w:t xml:space="preserve"> </w:t>
-      </w:r>
-      <w:r>
-        <w:rPr>
-          <w:b w:val="0"/>
-        </w:rPr>
-        <w:t>$</w:t>
-      </w:r>
-      <w:r>
-        <w:rPr>
-          <w:b w:val="0"/>
-        </w:rPr>
-        <w:t>[Rate]</w:t>
-      </w:r>
-      <w:r>
-        <w:rPr>
-          <w:b w:val="0"/>
-        </w:rPr>
-        <w:t>/</w:t>
-      </w:r>
-      <w:r>
-        <w:rPr>
-          <w:b w:val="0"/>
-        </w:rPr>
-        <w:t>session</w:t>
-      </w:r>
-      <w:r>
-        <w:rPr>
-          <w:b w:val="0"/>
-        </w:rPr>
-        <w:t>.</w:t>
-      </w:r>
-      <w:r>
-        <w:rPr>
-          <w:b w:val="0"/>
-          <w:spacing w:val="-4"/>
-        </w:rPr>
-        <w:t xml:space="preserve"> </w:t>
-      </w:r>
-      <w:r>
-        <w:rPr>
-          <w:b w:val="0"/>
-        </w:rPr>
-        <w:t>Each</w:t>
-      </w:r>
-      <w:r>
-        <w:rPr>
-          <w:b w:val="0"/>
-          <w:spacing w:val="-3"/>
-        </w:rPr>
-        <w:t xml:space="preserve"> </w:t>
-      </w:r>
-      <w:r>
-        <w:rPr>
-          <w:b w:val="0"/>
-        </w:rPr>
-        <w:t>session</w:t>
-      </w:r>
-      <w:r>
-        <w:rPr>
-          <w:b w:val="0"/>
-          <w:spacing w:val="-4"/>
-        </w:rPr>
-        <w:t xml:space="preserve"> </w:t>
-      </w:r>
-      <w:r>
-        <w:rPr>
-          <w:b w:val="0"/>
-        </w:rPr>
-        <w:t>is</w:t>
-      </w:r>
-      <w:r>
-        <w:rPr>
-          <w:b w:val="0"/>
-          <w:spacing w:val="-4"/>
-        </w:rPr>
-        <w:t xml:space="preserve"> </w:t>
-      </w:r>
-      <w:r>
-        <w:rPr>
-          <w:b w:val="0"/>
-        </w:rPr>
-        <w:t>55</w:t>
-      </w:r>
-      <w:r>
-        <w:rPr>
-          <w:b w:val="0"/>
-          <w:spacing w:val="-3"/>
-        </w:rPr>
-        <w:t xml:space="preserve"> </w:t>
-      </w:r>
-      <w:r>
-        <w:rPr>
-          <w:b w:val="0"/>
-        </w:rPr>
-        <w:t>minutes.</w:t>
-      </w:r>
-      <w:r>
-        <w:rPr>
-          <w:b w:val="0"/>
-        </w:rPr>
-        <w:t xml:space="preserve"> </w:t>
-      </w:r>
-      <w:r>
-        <w:rPr>
-          <w:b w:val="0"/>
-        </w:rPr>
-        <w:t>If the session goes over 60 minutes, the rate will be billed at a prorated amount based on $</w:t>
-      </w:r>
-      <w:r>
-        <w:rPr>
-          <w:b w:val="0"/>
-        </w:rPr>
-        <w:t>[Rate]</w:t>
-      </w:r>
-      <w:r>
-        <w:rPr>
-          <w:b w:val="0"/>
-        </w:rPr>
-        <w:t>/hour.  The Company will provide an invoice to the Client one time per quarter, and payment is due within 15 days of the invoice date.</w:t>
-      </w:r>
-      <w:r>
-        <w:rPr>
-          <w:b w:val="0"/>
-        </w:rPr>
-        <w:t xml:space="preserve"> There is a 3% </w:t>
-      </w:r>
-      <w:r>
-        <w:rPr>
-          <w:b w:val="0"/>
-        </w:rPr>
-        <w:t xml:space="preserve">additional </w:t>
-      </w:r>
-      <w:r>
-        <w:rPr>
-          <w:b w:val="0"/>
-        </w:rPr>
-        <w:t xml:space="preserve">fee for payment by credit card. </w:t>
-      </w:r>
-    </w:p>
-    <w:p>
-      <w:pPr>
-        <w:tabs>
-          <w:tab w:val="left" w:pos="819"/>
-          <w:tab w:val="left" w:pos="820"/>
-        </w:tabs>
-        <w:jc w:val="both"/>
-        <w:rPr>
-          <w:sz w:val="20"/>
-          <w:szCs w:val="20"/>
-        </w:rPr>
-      </w:pPr>
-    </w:p>
-    <w:p>
-      <w:pPr>
-        <w:pStyle w:val="ListParagraph"/>
+        <w:jc w:val="both"/>
+      </w:pPr>
+      <w:r>
+        <w:t xml:space="preserve">The Client acknowledges that coaching is a comprehensive process that may involve different areas of life, including work, finances, health, relationships, education, recreation, and spirituality. The Client agrees that deciding how to handle these issues, incorporating coaching principles into those areas, and implementing choices is the Client’s sole responsibility. </w:t>
+      </w:r>
+    </w:p>
+    <w:p>
+      <w:pPr>
+        <w:pStyle w:val="BodyText"/>
         <w:numPr>
           <w:ilvl w:val="0"/>
-          <w:numId w:val="8"/>
+          <w:numId w:val="15"/>
         </w:numPr>
-        <w:tabs>
-          <w:tab w:val="left" w:pos="819"/>
-          <w:tab w:val="left" w:pos="820"/>
-        </w:tabs>
-        <w:jc w:val="both"/>
-        <w:rPr>
-          <w:sz w:val="20"/>
-          <w:szCs w:val="20"/>
-        </w:rPr>
-      </w:pPr>
-      <w:r>
-        <w:rPr>
-          <w:sz w:val="20"/>
-          <w:szCs w:val="20"/>
-        </w:rPr>
-        <w:t>A</w:t>
-      </w:r>
-      <w:r>
-        <w:rPr>
-          <w:spacing w:val="-4"/>
-          <w:sz w:val="20"/>
-          <w:szCs w:val="20"/>
-        </w:rPr>
-        <w:t xml:space="preserve"> </w:t>
-      </w:r>
-      <w:r>
-        <w:rPr>
-          <w:sz w:val="20"/>
-          <w:szCs w:val="20"/>
-        </w:rPr>
-        <w:t>session</w:t>
-      </w:r>
-      <w:r>
-        <w:rPr>
-          <w:spacing w:val="-3"/>
-          <w:sz w:val="20"/>
-          <w:szCs w:val="20"/>
-        </w:rPr>
-        <w:t xml:space="preserve"> </w:t>
-      </w:r>
-      <w:r>
-        <w:rPr>
-          <w:sz w:val="20"/>
-          <w:szCs w:val="20"/>
-        </w:rPr>
-        <w:t>canceled</w:t>
-      </w:r>
-      <w:r>
-        <w:rPr>
-          <w:spacing w:val="-3"/>
-          <w:sz w:val="20"/>
-          <w:szCs w:val="20"/>
-        </w:rPr>
-        <w:t xml:space="preserve"> </w:t>
-      </w:r>
-      <w:r>
-        <w:rPr>
-          <w:sz w:val="20"/>
-          <w:szCs w:val="20"/>
-        </w:rPr>
-        <w:t>more</w:t>
-      </w:r>
-      <w:r>
-        <w:rPr>
-          <w:spacing w:val="-3"/>
-          <w:sz w:val="20"/>
-          <w:szCs w:val="20"/>
-        </w:rPr>
-        <w:t xml:space="preserve"> </w:t>
-      </w:r>
-      <w:r>
-        <w:rPr>
-          <w:sz w:val="20"/>
-          <w:szCs w:val="20"/>
-        </w:rPr>
-        <w:t>than</w:t>
-      </w:r>
-      <w:r>
-        <w:rPr>
-          <w:spacing w:val="-3"/>
-          <w:sz w:val="20"/>
-          <w:szCs w:val="20"/>
-        </w:rPr>
-        <w:t xml:space="preserve"> </w:t>
-      </w:r>
-      <w:r>
-        <w:rPr>
-          <w:sz w:val="20"/>
-          <w:szCs w:val="20"/>
-        </w:rPr>
-        <w:t>two business days before</w:t>
-      </w:r>
-      <w:r>
-        <w:rPr>
-          <w:spacing w:val="-3"/>
-          <w:sz w:val="20"/>
-          <w:szCs w:val="20"/>
-        </w:rPr>
-        <w:t xml:space="preserve"> </w:t>
-      </w:r>
-      <w:r>
-        <w:rPr>
-          <w:sz w:val="20"/>
-          <w:szCs w:val="20"/>
-        </w:rPr>
-        <w:t xml:space="preserve">the session </w:t>
-      </w:r>
-      <w:r>
-        <w:rPr>
-          <w:sz w:val="20"/>
-          <w:szCs w:val="20"/>
-        </w:rPr>
-        <w:t>will</w:t>
-      </w:r>
-      <w:r>
-        <w:rPr>
-          <w:spacing w:val="-3"/>
-          <w:sz w:val="20"/>
-          <w:szCs w:val="20"/>
-        </w:rPr>
-        <w:t xml:space="preserve"> </w:t>
-      </w:r>
-      <w:r>
-        <w:rPr>
-          <w:sz w:val="20"/>
-          <w:szCs w:val="20"/>
-        </w:rPr>
-        <w:t>not</w:t>
-      </w:r>
-      <w:r>
-        <w:rPr>
-          <w:spacing w:val="-3"/>
-          <w:sz w:val="20"/>
-          <w:szCs w:val="20"/>
-        </w:rPr>
-        <w:t xml:space="preserve"> </w:t>
-      </w:r>
-      <w:r>
-        <w:rPr>
-          <w:sz w:val="20"/>
-          <w:szCs w:val="20"/>
-        </w:rPr>
-        <w:t>be</w:t>
-      </w:r>
-      <w:r>
-        <w:rPr>
-          <w:spacing w:val="-4"/>
-          <w:sz w:val="20"/>
-          <w:szCs w:val="20"/>
-        </w:rPr>
-        <w:t xml:space="preserve"> </w:t>
-      </w:r>
-      <w:r>
-        <w:rPr>
-          <w:sz w:val="20"/>
-          <w:szCs w:val="20"/>
-        </w:rPr>
-        <w:t>charged</w:t>
-      </w:r>
-    </w:p>
-    <w:p>
-      <w:pPr>
-        <w:pStyle w:val="ListParagraph"/>
+        <w:jc w:val="both"/>
+      </w:pPr>
+      <w:r>
+        <w:t>The Client acknowledges that coaching is not therapy and does not substitute for therapy, if needed.  The Client also understands that coaching does not involve the diagnosis, treatment, or cure of mental disorders or medical condition or disease, and that coaching is not a substitute for counseling, psychotherapy, substance abuse treatment, or other medical, mental, or other professional advice. It is the Client’s responsibility to seek independent professional guidance, as needed.</w:t>
+      </w:r>
+    </w:p>
+    <w:p>
+      <w:pPr>
+        <w:pStyle w:val="BodyText"/>
         <w:numPr>
           <w:ilvl w:val="0"/>
-          <w:numId w:val="8"/>
+          <w:numId w:val="15"/>
         </w:numPr>
-        <w:tabs>
-          <w:tab w:val="left" w:pos="819"/>
-          <w:tab w:val="left" w:pos="820"/>
-        </w:tabs>
-        <w:jc w:val="both"/>
-        <w:rPr>
-          <w:sz w:val="20"/>
-          <w:szCs w:val="20"/>
-        </w:rPr>
-      </w:pPr>
-      <w:r>
-        <w:rPr>
-          <w:sz w:val="20"/>
-          <w:szCs w:val="20"/>
-        </w:rPr>
-        <w:t>A</w:t>
-      </w:r>
-      <w:r>
-        <w:rPr>
-          <w:spacing w:val="-3"/>
-          <w:sz w:val="20"/>
-          <w:szCs w:val="20"/>
-        </w:rPr>
-        <w:t xml:space="preserve"> </w:t>
-      </w:r>
-      <w:r>
-        <w:rPr>
-          <w:sz w:val="20"/>
-          <w:szCs w:val="20"/>
-        </w:rPr>
-        <w:t>session</w:t>
-      </w:r>
-      <w:r>
-        <w:rPr>
-          <w:spacing w:val="-3"/>
-          <w:sz w:val="20"/>
-          <w:szCs w:val="20"/>
-        </w:rPr>
-        <w:t xml:space="preserve"> </w:t>
-      </w:r>
-      <w:r>
-        <w:rPr>
-          <w:sz w:val="20"/>
-          <w:szCs w:val="20"/>
-        </w:rPr>
-        <w:t>canceled</w:t>
-      </w:r>
-      <w:r>
-        <w:rPr>
-          <w:spacing w:val="-3"/>
-          <w:sz w:val="20"/>
-          <w:szCs w:val="20"/>
-        </w:rPr>
-        <w:t xml:space="preserve"> </w:t>
-      </w:r>
-      <w:r>
-        <w:rPr>
-          <w:sz w:val="20"/>
-          <w:szCs w:val="20"/>
-        </w:rPr>
-        <w:t>by</w:t>
-      </w:r>
-      <w:r>
-        <w:rPr>
-          <w:spacing w:val="-3"/>
-          <w:sz w:val="20"/>
-          <w:szCs w:val="20"/>
-        </w:rPr>
-        <w:t xml:space="preserve"> </w:t>
-      </w:r>
-      <w:r>
-        <w:rPr>
-          <w:sz w:val="20"/>
-          <w:szCs w:val="20"/>
-        </w:rPr>
-        <w:t>the Client</w:t>
-      </w:r>
-      <w:r>
-        <w:rPr>
-          <w:spacing w:val="-3"/>
-          <w:sz w:val="20"/>
-          <w:szCs w:val="20"/>
-        </w:rPr>
-        <w:t xml:space="preserve"> </w:t>
-      </w:r>
-      <w:r>
-        <w:rPr>
-          <w:sz w:val="20"/>
-          <w:szCs w:val="20"/>
-        </w:rPr>
-        <w:t>within</w:t>
-      </w:r>
-      <w:r>
-        <w:rPr>
-          <w:spacing w:val="-3"/>
-          <w:sz w:val="20"/>
-          <w:szCs w:val="20"/>
-        </w:rPr>
-        <w:t xml:space="preserve"> </w:t>
-      </w:r>
-      <w:r>
-        <w:rPr>
-          <w:sz w:val="20"/>
-          <w:szCs w:val="20"/>
-        </w:rPr>
-        <w:t>two business days of</w:t>
-      </w:r>
-      <w:r>
-        <w:rPr>
-          <w:spacing w:val="-3"/>
-          <w:sz w:val="20"/>
-          <w:szCs w:val="20"/>
-        </w:rPr>
-        <w:t xml:space="preserve"> </w:t>
-      </w:r>
-      <w:r>
-        <w:rPr>
-          <w:sz w:val="20"/>
-          <w:szCs w:val="20"/>
-        </w:rPr>
-        <w:t>the session</w:t>
-      </w:r>
-      <w:r>
-        <w:rPr>
-          <w:spacing w:val="-3"/>
-          <w:sz w:val="20"/>
-          <w:szCs w:val="20"/>
-        </w:rPr>
-        <w:t xml:space="preserve"> </w:t>
-      </w:r>
-      <w:r>
-        <w:rPr>
-          <w:sz w:val="20"/>
-          <w:szCs w:val="20"/>
-        </w:rPr>
-        <w:t>will</w:t>
-      </w:r>
-      <w:r>
-        <w:rPr>
-          <w:spacing w:val="-3"/>
-          <w:sz w:val="20"/>
-          <w:szCs w:val="20"/>
-        </w:rPr>
-        <w:t xml:space="preserve"> </w:t>
-      </w:r>
-      <w:r>
-        <w:rPr>
-          <w:sz w:val="20"/>
-          <w:szCs w:val="20"/>
-        </w:rPr>
-        <w:t>be</w:t>
-      </w:r>
-      <w:r>
-        <w:rPr>
-          <w:spacing w:val="-2"/>
-          <w:sz w:val="20"/>
-          <w:szCs w:val="20"/>
-        </w:rPr>
-        <w:t xml:space="preserve"> </w:t>
-      </w:r>
-      <w:r>
-        <w:rPr>
-          <w:sz w:val="20"/>
-          <w:szCs w:val="20"/>
-        </w:rPr>
-        <w:t>charged</w:t>
-      </w:r>
-    </w:p>
-    <w:p>
-      <w:pPr>
-        <w:pStyle w:val="BodyText"/>
-        <w:ind w:left="720"/>
-        <w:jc w:val="both"/>
-      </w:pPr>
-    </w:p>
-    <w:p>
-      <w:pPr>
-        <w:pStyle w:val="Heading1"/>
+        <w:jc w:val="both"/>
+      </w:pPr>
+      <w:r>
+        <w:t>The Client agrees to communicate honestly, be open to feedback and assistance, and create the time and energy to participate fully in the program.</w:t>
+      </w:r>
+    </w:p>
+    <w:p>
+      <w:pPr>
+        <w:pStyle w:val="BodyText"/>
+        <w:jc w:val="both"/>
+        <w:rPr>
+          <w:b/>
+          <w:bCs/>
+        </w:rPr>
+      </w:pPr>
+    </w:p>
+    <w:p>
+      <w:pPr>
+        <w:pStyle w:val="BodyText"/>
         <w:numPr>
           <w:ilvl w:val="0"/>
-          <w:numId w:val="6"/>
+          <w:numId w:val="13"/>
         </w:numPr>
-        <w:ind w:left="720" w:firstLine="0"/>
-        <w:jc w:val="both"/>
-        <w:rPr>
-          <w:b w:val="0"/>
-        </w:rPr>
-      </w:pPr>
-      <w:r>
-        <w:t xml:space="preserve">Termination.  </w:t>
-      </w:r>
-      <w:r>
-        <w:rPr>
-          <w:b w:val="0"/>
-        </w:rPr>
-        <w:t xml:space="preserve">The </w:t>
-      </w:r>
-      <w:r>
-        <w:rPr>
-          <w:b w:val="0"/>
-        </w:rPr>
-        <w:t>Client or Company may terminate this Agreement at any time upon 48 hours’ notice</w:t>
-      </w:r>
-      <w:r>
-        <w:rPr>
-          <w:b w:val="0"/>
-        </w:rPr>
-        <w:t xml:space="preserve">, provided in writing via email or text.  </w:t>
-      </w:r>
-      <w:r>
-        <w:rPr>
-          <w:b w:val="0"/>
-          <w:spacing w:val="-4"/>
-        </w:rPr>
-        <w:t>O</w:t>
-      </w:r>
-      <w:r>
-        <w:rPr>
-          <w:b w:val="0"/>
-        </w:rPr>
-        <w:t>nce the Client is ready to complete coaching, the Company requests the Client use the final session as a “completion session” for closure.  All fees will become due and payable upon termination and the parties’ rights and obligations described in this Agreement will survive the termination of the relationship.  The Client agrees to compensate the Company for all Services rendered through the date of termination.</w:t>
-      </w:r>
-    </w:p>
-    <w:p>
-      <w:pPr>
-        <w:pStyle w:val="BodyText"/>
-        <w:ind w:left="720"/>
-        <w:jc w:val="both"/>
-      </w:pPr>
-    </w:p>
-    <w:p>
-      <w:pPr>
-        <w:pStyle w:val="Heading1"/>
+        <w:jc w:val="both"/>
+        <w:rPr>
+          <w:b/>
+          <w:bCs/>
+        </w:rPr>
+      </w:pPr>
+      <w:r>
+        <w:rPr>
+          <w:b/>
+          <w:bCs/>
+        </w:rPr>
+        <w:t>Services</w:t>
+      </w:r>
+    </w:p>
+    <w:p>
+      <w:pPr>
+        <w:pStyle w:val="BodyText"/>
+        <w:ind w:left="360"/>
+        <w:jc w:val="both"/>
+        <w:rPr>
+          <w:b/>
+          <w:bCs/>
+        </w:rPr>
+      </w:pPr>
+    </w:p>
+    <w:p>
+      <w:pPr>
+        <w:pStyle w:val="BodyText"/>
+        <w:jc w:val="both"/>
+      </w:pPr>
+      <w:r>
+        <w:t>The parties agree to engage in an ongoing Coaching Program through video or phone sessions.  The Coach may be available to the Client by email in between scheduled sessions at the discretion of the Coach. The time of coaching meetings will be determined by the Coach and the Client based on mutually agreed upon times.  The Coach may also be available for additional time, per the Client’s request, to be charged at the same prorated basis rate as outlined in the fees section below.</w:t>
+      </w:r>
+    </w:p>
+    <w:p>
+      <w:pPr>
+        <w:pStyle w:val="BodyText"/>
+        <w:jc w:val="both"/>
+      </w:pPr>
+    </w:p>
+    <w:p>
+      <w:pPr>
+        <w:pStyle w:val="BodyText"/>
         <w:numPr>
           <w:ilvl w:val="0"/>
-          <w:numId w:val="6"/>
+          <w:numId w:val="13"/>
         </w:numPr>
-        <w:ind w:left="720" w:firstLine="0"/>
-        <w:jc w:val="both"/>
-        <w:rPr>
-          <w:b w:val="0"/>
-        </w:rPr>
-      </w:pPr>
-      <w:r>
-        <w:t>Limited</w:t>
-      </w:r>
-      <w:r>
-        <w:rPr>
-          <w:spacing w:val="-3"/>
-        </w:rPr>
-        <w:t xml:space="preserve"> </w:t>
-      </w:r>
-      <w:r>
-        <w:t xml:space="preserve">Liability.  </w:t>
-      </w:r>
-      <w:r>
-        <w:rPr>
-          <w:b w:val="0"/>
-        </w:rPr>
-        <w:t>Except</w:t>
-      </w:r>
-      <w:r>
-        <w:rPr>
-          <w:b w:val="0"/>
-          <w:spacing w:val="-5"/>
-        </w:rPr>
-        <w:t xml:space="preserve"> </w:t>
-      </w:r>
-      <w:r>
-        <w:rPr>
-          <w:b w:val="0"/>
-        </w:rPr>
-        <w:t>as</w:t>
-      </w:r>
-      <w:r>
-        <w:rPr>
-          <w:b w:val="0"/>
-          <w:spacing w:val="-4"/>
-        </w:rPr>
-        <w:t xml:space="preserve"> </w:t>
-      </w:r>
-      <w:r>
-        <w:rPr>
-          <w:b w:val="0"/>
-        </w:rPr>
-        <w:t>outlined</w:t>
-      </w:r>
-      <w:r>
-        <w:rPr>
-          <w:b w:val="0"/>
-          <w:spacing w:val="-4"/>
-        </w:rPr>
-        <w:t xml:space="preserve"> </w:t>
-      </w:r>
-      <w:r>
-        <w:rPr>
-          <w:b w:val="0"/>
-        </w:rPr>
-        <w:t>in</w:t>
-      </w:r>
-      <w:r>
-        <w:rPr>
-          <w:b w:val="0"/>
-          <w:spacing w:val="-5"/>
-        </w:rPr>
-        <w:t xml:space="preserve"> </w:t>
-      </w:r>
-      <w:r>
-        <w:rPr>
-          <w:b w:val="0"/>
-        </w:rPr>
-        <w:t>this</w:t>
-      </w:r>
-      <w:r>
-        <w:rPr>
-          <w:b w:val="0"/>
-          <w:spacing w:val="-4"/>
-        </w:rPr>
-        <w:t xml:space="preserve"> </w:t>
-      </w:r>
-      <w:r>
-        <w:rPr>
-          <w:b w:val="0"/>
-        </w:rPr>
-        <w:t>Agreement,</w:t>
-      </w:r>
-      <w:r>
-        <w:rPr>
-          <w:b w:val="0"/>
-          <w:spacing w:val="-4"/>
-        </w:rPr>
-        <w:t xml:space="preserve"> neither the Company nor </w:t>
-      </w:r>
-      <w:r>
-        <w:rPr>
-          <w:b w:val="0"/>
-        </w:rPr>
-        <w:t>the Coach</w:t>
-      </w:r>
-      <w:r>
-        <w:rPr>
-          <w:b w:val="0"/>
-          <w:spacing w:val="-4"/>
-        </w:rPr>
-        <w:t xml:space="preserve"> </w:t>
-      </w:r>
-      <w:r>
-        <w:rPr>
-          <w:b w:val="0"/>
-        </w:rPr>
-        <w:t>makes</w:t>
-      </w:r>
-      <w:r>
-        <w:rPr>
-          <w:b w:val="0"/>
-          <w:spacing w:val="-5"/>
-        </w:rPr>
-        <w:t xml:space="preserve"> </w:t>
-      </w:r>
-      <w:r>
-        <w:rPr>
-          <w:b w:val="0"/>
-        </w:rPr>
-        <w:t>any</w:t>
-      </w:r>
-      <w:r>
-        <w:rPr>
-          <w:b w:val="0"/>
-          <w:spacing w:val="-4"/>
-        </w:rPr>
-        <w:t xml:space="preserve"> </w:t>
-      </w:r>
-      <w:r>
-        <w:rPr>
-          <w:b w:val="0"/>
-        </w:rPr>
-        <w:t>guarantees</w:t>
-      </w:r>
-      <w:r>
-        <w:rPr>
-          <w:b w:val="0"/>
-          <w:spacing w:val="-4"/>
-        </w:rPr>
-        <w:t xml:space="preserve"> </w:t>
-      </w:r>
-      <w:r>
-        <w:rPr>
-          <w:b w:val="0"/>
-        </w:rPr>
-        <w:t>with</w:t>
-      </w:r>
-      <w:r>
-        <w:rPr>
-          <w:b w:val="0"/>
-          <w:spacing w:val="-4"/>
-        </w:rPr>
-        <w:t xml:space="preserve"> </w:t>
-      </w:r>
-      <w:r>
-        <w:rPr>
-          <w:b w:val="0"/>
-        </w:rPr>
-        <w:t>respect</w:t>
-      </w:r>
-      <w:r>
-        <w:rPr>
-          <w:b w:val="0"/>
-          <w:spacing w:val="-5"/>
-        </w:rPr>
-        <w:t xml:space="preserve"> </w:t>
-      </w:r>
-      <w:r>
-        <w:rPr>
-          <w:b w:val="0"/>
-        </w:rPr>
-        <w:t>to</w:t>
-      </w:r>
-      <w:r>
-        <w:rPr>
-          <w:b w:val="0"/>
-          <w:spacing w:val="-4"/>
-        </w:rPr>
-        <w:t xml:space="preserve"> </w:t>
-      </w:r>
-      <w:r>
-        <w:rPr>
-          <w:b w:val="0"/>
-        </w:rPr>
-        <w:t>the</w:t>
-      </w:r>
-      <w:r>
-        <w:rPr>
-          <w:b w:val="0"/>
-          <w:spacing w:val="-4"/>
-        </w:rPr>
-        <w:t xml:space="preserve"> </w:t>
-      </w:r>
-      <w:r>
-        <w:rPr>
-          <w:b w:val="0"/>
-        </w:rPr>
-        <w:t>coaching</w:t>
-      </w:r>
-      <w:r>
-        <w:rPr>
-          <w:b w:val="0"/>
-          <w:spacing w:val="-4"/>
-        </w:rPr>
-        <w:t xml:space="preserve"> </w:t>
-      </w:r>
-      <w:r>
-        <w:rPr>
-          <w:b w:val="0"/>
-        </w:rPr>
-        <w:t>services and</w:t>
-      </w:r>
-      <w:r>
-        <w:rPr>
-          <w:b w:val="0"/>
-        </w:rPr>
-        <w:t xml:space="preserve"> will not be</w:t>
-      </w:r>
-      <w:r>
-        <w:rPr>
-          <w:b w:val="0"/>
-          <w:spacing w:val="-2"/>
-        </w:rPr>
-        <w:t xml:space="preserve"> </w:t>
-      </w:r>
-      <w:r>
-        <w:rPr>
-          <w:b w:val="0"/>
-        </w:rPr>
-        <w:t>liable</w:t>
-      </w:r>
-      <w:r>
-        <w:rPr>
-          <w:b w:val="0"/>
-          <w:spacing w:val="-2"/>
-        </w:rPr>
-        <w:t xml:space="preserve"> </w:t>
-      </w:r>
-      <w:r>
-        <w:rPr>
-          <w:b w:val="0"/>
-        </w:rPr>
-        <w:t>to</w:t>
-      </w:r>
-      <w:r>
-        <w:rPr>
-          <w:b w:val="0"/>
-          <w:spacing w:val="-2"/>
-        </w:rPr>
-        <w:t xml:space="preserve"> </w:t>
-      </w:r>
-      <w:r>
-        <w:rPr>
-          <w:b w:val="0"/>
-        </w:rPr>
-        <w:t>the Client</w:t>
-      </w:r>
-      <w:r>
-        <w:rPr>
-          <w:b w:val="0"/>
-          <w:spacing w:val="-2"/>
-        </w:rPr>
-        <w:t xml:space="preserve"> </w:t>
-      </w:r>
-      <w:r>
-        <w:rPr>
-          <w:b w:val="0"/>
-        </w:rPr>
-        <w:t>for</w:t>
-      </w:r>
-      <w:r>
-        <w:rPr>
-          <w:b w:val="0"/>
-          <w:spacing w:val="-2"/>
-        </w:rPr>
-        <w:t xml:space="preserve"> </w:t>
-      </w:r>
-      <w:r>
-        <w:rPr>
-          <w:b w:val="0"/>
-        </w:rPr>
-        <w:t>any</w:t>
-      </w:r>
-      <w:r>
-        <w:rPr>
-          <w:b w:val="0"/>
-          <w:spacing w:val="-1"/>
-        </w:rPr>
-        <w:t xml:space="preserve"> </w:t>
-      </w:r>
-      <w:r>
-        <w:rPr>
-          <w:b w:val="0"/>
-        </w:rPr>
-        <w:t>indirect,</w:t>
-      </w:r>
-      <w:r>
-        <w:rPr>
-          <w:b w:val="0"/>
-          <w:spacing w:val="-2"/>
-        </w:rPr>
-        <w:t xml:space="preserve"> </w:t>
-      </w:r>
-      <w:r>
-        <w:rPr>
-          <w:b w:val="0"/>
-        </w:rPr>
-        <w:t>consequential,</w:t>
-      </w:r>
-      <w:r>
-        <w:rPr>
-          <w:b w:val="0"/>
-          <w:spacing w:val="-2"/>
-        </w:rPr>
-        <w:t xml:space="preserve"> </w:t>
-      </w:r>
-      <w:r>
-        <w:rPr>
-          <w:b w:val="0"/>
-        </w:rPr>
-        <w:t>or</w:t>
-      </w:r>
-      <w:r>
-        <w:rPr>
-          <w:b w:val="0"/>
-          <w:spacing w:val="-2"/>
-        </w:rPr>
-        <w:t xml:space="preserve"> </w:t>
-      </w:r>
-      <w:r>
-        <w:rPr>
-          <w:b w:val="0"/>
-        </w:rPr>
-        <w:t>special</w:t>
-      </w:r>
-      <w:r>
-        <w:rPr>
-          <w:b w:val="0"/>
-          <w:spacing w:val="-2"/>
-        </w:rPr>
-        <w:t xml:space="preserve"> </w:t>
-      </w:r>
-      <w:r>
-        <w:rPr>
-          <w:b w:val="0"/>
-        </w:rPr>
-        <w:t xml:space="preserve">damages. The Client is responsible for his/her/their own physical, </w:t>
-      </w:r>
-      <w:r>
-        <w:rPr>
-          <w:b w:val="0"/>
-        </w:rPr>
-        <w:t>mental,</w:t>
-      </w:r>
-      <w:r>
-        <w:rPr>
-          <w:b w:val="0"/>
-        </w:rPr>
-        <w:t xml:space="preserve"> and emotional well-being, decisions, choices, </w:t>
-      </w:r>
-      <w:r>
-        <w:rPr>
-          <w:b w:val="0"/>
-        </w:rPr>
-        <w:t>actions,</w:t>
-      </w:r>
-      <w:r>
-        <w:rPr>
-          <w:b w:val="0"/>
-        </w:rPr>
-        <w:t xml:space="preserve"> and results.  Neither the Coach nor the Company is responsible or liable for any actions or inaction, or for any direct or indirect result of any of the Services.  ALL SERVICES ARE PROVIDED “AS IS” WITHOUT WARRANTY OF ANY KIND, EITHER EXPRESS OR IMPLIED, INCLUDING BUT NOT LIMITED TO THE IMPLIED WARRANTIES OF MERCHANTABILITY AND FITNESS FOR A PARTICULAR PURPOSE. THE ENTIRE RISK AS TO THE QUALITY AND PERFORMANCE OF THE SERVICES </w:t>
-      </w:r>
-      <w:r>
-        <w:rPr>
-          <w:b w:val="0"/>
-        </w:rPr>
-        <w:lastRenderedPageBreak/>
-        <w:t>IS WITH THE CLIENT.  The Client shall indemnify and hold harmless the Company and its affiliates, directors, officers, employees, partners, contractors, coaches, or agents, from and against any and all claims, actions, causes of action, demands, or liabilities of whatsoever kind and nature, including judgments, interest, reasonable attorneys’ fees, and all other costs, fees, expenses, and charges (collectively, “Claims”) to the contrary which are brought by the Client or any third party including but not limited to the Client’s employer, team members, partners or other stakeholders. IN NO EVENT SHALL COMPANY BE LIABLE FOR ANY INDIRECT, INCIDENTAL, SPECIAL, EXEMPLARY, PUNITIVE OR CONSEQUENTIAL DAMAGES INCURRED BY CLIENT OR ANY THIRD PARTY, WHETHER IN CONTRACT, TORT, OR BASED UPON A WARRANTY, EVEN IF CLIENT OR ANY THIRD PARTY HAS BEEN ADVISED OF THE POSSIBILITY OF SUCH DAMAGES. THE TOTAL LIABILITY OF COMPANY TO THE CLIENT SHALL NOT EXCEED THE SUM OF THE FEES PAID TO THE COMPANY BY THE CLIENT HEREUNDER.</w:t>
-      </w:r>
-    </w:p>
-    <w:p>
-      <w:pPr>
-        <w:pStyle w:val="BodyText"/>
-        <w:ind w:left="720"/>
-        <w:jc w:val="both"/>
-      </w:pPr>
-    </w:p>
-    <w:p>
-      <w:pPr>
-        <w:pStyle w:val="Heading1"/>
+        <w:jc w:val="both"/>
+        <w:rPr>
+          <w:b/>
+          <w:bCs/>
+        </w:rPr>
+      </w:pPr>
+      <w:r>
+        <w:rPr>
+          <w:b/>
+          <w:bCs/>
+        </w:rPr>
+        <w:t>Schedule, Fees, and Cancellation Policy</w:t>
+      </w:r>
+    </w:p>
+    <w:p>
+      <w:pPr>
+        <w:pStyle w:val="BodyText"/>
+        <w:jc w:val="both"/>
+        <w:rPr>
+          <w:b/>
+          <w:bCs/>
+        </w:rPr>
+      </w:pPr>
+    </w:p>
+    <w:p>
+      <w:pPr>
+        <w:pStyle w:val="BodyText"/>
+        <w:jc w:val="both"/>
+      </w:pPr>
+      <w:r>
+        <w:t xml:space="preserve">The fee for coaching is $[Rate]/session. Each session is 55 minutes. If the session goes over 60 minutes, the rate will be billed at a prorated amount based on $[Rate]/hour.  The Company will provide an invoice to the Client one time per quarter, and payment is due within 15 days of the invoice date. There is a 3% additional fee for payment by credit card. </w:t>
+      </w:r>
+    </w:p>
+    <w:p>
+      <w:pPr>
+        <w:pStyle w:val="BodyText"/>
         <w:numPr>
           <w:ilvl w:val="0"/>
-          <w:numId w:val="6"/>
+          <w:numId w:val="14"/>
         </w:numPr>
-        <w:ind w:left="720" w:firstLine="0"/>
-        <w:jc w:val="both"/>
-        <w:rPr>
-          <w:b w:val="0"/>
-        </w:rPr>
-      </w:pPr>
-      <w:r>
-        <w:t>Confidentiality, Non-Disclosure.</w:t>
-      </w:r>
-      <w:r>
-        <w:rPr>
-          <w:b w:val="0"/>
-        </w:rPr>
-        <w:t xml:space="preserve">  Unless the parties expressly agree otherwise in writing, all proprietary materials and intellectual property used or created by the Company in connection with the Services are considered the Company’s confidential information (“Confidential Information”) and belong to the Company.  The Client agrees to keep confidential, not disclose, and to protect the Confidential Information.  Notwithstanding, Confidential Information does not include information that is generally known to the public (by no fault of the Client) or was independently developed by the Client such as the Client’s own notes.   </w:t>
-      </w:r>
-    </w:p>
-    <w:p>
-      <w:pPr>
-        <w:pStyle w:val="ListParagraph"/>
-        <w:rPr>
-          <w:b/>
-          <w:sz w:val="20"/>
-          <w:szCs w:val="20"/>
-        </w:rPr>
-      </w:pPr>
-    </w:p>
-    <w:p>
-      <w:pPr>
-        <w:pStyle w:val="Heading1"/>
-        <w:ind w:left="720" w:firstLine="0"/>
-        <w:jc w:val="both"/>
-        <w:rPr>
-          <w:b w:val="0"/>
-        </w:rPr>
-      </w:pPr>
-      <w:r>
-        <w:rPr>
-          <w:b w:val="0"/>
-        </w:rPr>
-        <w:t>Additionally, the Coach/Client relationship is one of confidence and trust.  The Coach agrees to keep information shared by the Client confidential, except when</w:t>
-      </w:r>
-      <w:r>
-        <w:rPr>
-          <w:b w:val="0"/>
-        </w:rPr>
-        <w:t xml:space="preserve"> </w:t>
-      </w:r>
-      <w:r>
-        <w:rPr>
-          <w:b w:val="0"/>
-        </w:rPr>
-        <w:t>maintaining such confidentiality would violate the law or the International Coaching Federation (“ICF”) Code of Ethics.  Notwithstanding, the Coach may share Client information within the Company for training and support purposes, and the</w:t>
-      </w:r>
-      <w:r>
-        <w:rPr>
-          <w:rFonts w:eastAsia="Times New Roman"/>
-          <w:b w:val="0"/>
-          <w:bCs w:val="0"/>
-        </w:rPr>
-        <w:t xml:space="preserve"> Company may share Client </w:t>
-      </w:r>
-      <w:r>
-        <w:rPr>
-          <w:b w:val="0"/>
-        </w:rPr>
-        <w:t>name and e-mail address with the ICF for credentialing purposes.</w:t>
-      </w:r>
-    </w:p>
-    <w:p>
-      <w:pPr>
-        <w:pStyle w:val="Heading1"/>
-        <w:ind w:left="720" w:firstLine="0"/>
-        <w:jc w:val="both"/>
-        <w:rPr>
-          <w:b w:val="0"/>
-        </w:rPr>
-      </w:pPr>
-    </w:p>
-    <w:p>
-      <w:pPr>
-        <w:pStyle w:val="Heading1"/>
+        <w:jc w:val="both"/>
+      </w:pPr>
+      <w:r>
+        <w:t>A session canceled more than two business days before the session will not be charged</w:t>
+      </w:r>
+    </w:p>
+    <w:p>
+      <w:pPr>
+        <w:pStyle w:val="BodyText"/>
         <w:numPr>
           <w:ilvl w:val="0"/>
-          <w:numId w:val="6"/>
+          <w:numId w:val="14"/>
         </w:numPr>
-        <w:ind w:left="720" w:firstLine="0"/>
-        <w:jc w:val="both"/>
-        <w:rPr>
-          <w:b w:val="0"/>
-        </w:rPr>
-      </w:pPr>
-      <w:r>
-        <w:t>Applicable</w:t>
-      </w:r>
-      <w:r>
-        <w:rPr>
-          <w:spacing w:val="-3"/>
-        </w:rPr>
-        <w:t xml:space="preserve"> </w:t>
-      </w:r>
-      <w:r>
-        <w:t>Law and Attorneys’ Fees.</w:t>
-      </w:r>
-      <w:r>
-        <w:rPr>
-          <w:b w:val="0"/>
-        </w:rPr>
-        <w:t xml:space="preserve">  This</w:t>
-      </w:r>
-      <w:r>
-        <w:rPr>
-          <w:b w:val="0"/>
-          <w:spacing w:val="-4"/>
-        </w:rPr>
-        <w:t xml:space="preserve"> </w:t>
-      </w:r>
-      <w:r>
-        <w:rPr>
-          <w:b w:val="0"/>
-        </w:rPr>
-        <w:t>Agreement</w:t>
-      </w:r>
-      <w:r>
-        <w:rPr>
-          <w:b w:val="0"/>
-          <w:spacing w:val="-4"/>
-        </w:rPr>
-        <w:t xml:space="preserve"> </w:t>
-      </w:r>
-      <w:r>
-        <w:rPr>
-          <w:b w:val="0"/>
-        </w:rPr>
-        <w:t>shall</w:t>
-      </w:r>
-      <w:r>
-        <w:rPr>
-          <w:b w:val="0"/>
-          <w:spacing w:val="-3"/>
-        </w:rPr>
-        <w:t xml:space="preserve"> </w:t>
-      </w:r>
-      <w:r>
-        <w:rPr>
-          <w:b w:val="0"/>
-        </w:rPr>
-        <w:t>be</w:t>
-      </w:r>
-      <w:r>
-        <w:rPr>
-          <w:b w:val="0"/>
-          <w:spacing w:val="-4"/>
-        </w:rPr>
-        <w:t xml:space="preserve"> </w:t>
-      </w:r>
-      <w:r>
-        <w:rPr>
-          <w:b w:val="0"/>
-        </w:rPr>
-        <w:t>governed</w:t>
-      </w:r>
-      <w:r>
-        <w:rPr>
-          <w:b w:val="0"/>
-          <w:spacing w:val="-3"/>
-        </w:rPr>
-        <w:t xml:space="preserve"> </w:t>
-      </w:r>
-      <w:r>
-        <w:rPr>
-          <w:b w:val="0"/>
-        </w:rPr>
-        <w:t>and</w:t>
-      </w:r>
-      <w:r>
-        <w:rPr>
-          <w:b w:val="0"/>
-          <w:spacing w:val="-4"/>
-        </w:rPr>
-        <w:t xml:space="preserve"> </w:t>
-      </w:r>
-      <w:r>
-        <w:rPr>
-          <w:b w:val="0"/>
-        </w:rPr>
-        <w:t>construed</w:t>
-      </w:r>
-      <w:r>
-        <w:rPr>
-          <w:b w:val="0"/>
-          <w:spacing w:val="-3"/>
-        </w:rPr>
-        <w:t xml:space="preserve"> </w:t>
-      </w:r>
-      <w:r>
-        <w:rPr>
-          <w:b w:val="0"/>
-        </w:rPr>
-        <w:t>in</w:t>
-      </w:r>
-      <w:r>
-        <w:rPr>
-          <w:b w:val="0"/>
-          <w:spacing w:val="-4"/>
-        </w:rPr>
-        <w:t xml:space="preserve"> </w:t>
-      </w:r>
-      <w:r>
-        <w:rPr>
-          <w:b w:val="0"/>
-        </w:rPr>
-        <w:t>accordance</w:t>
-      </w:r>
-      <w:r>
-        <w:rPr>
-          <w:b w:val="0"/>
-          <w:spacing w:val="-3"/>
-        </w:rPr>
-        <w:t xml:space="preserve"> </w:t>
-      </w:r>
-      <w:r>
-        <w:rPr>
-          <w:b w:val="0"/>
-        </w:rPr>
-        <w:t>with</w:t>
-      </w:r>
-      <w:r>
-        <w:rPr>
-          <w:b w:val="0"/>
-          <w:spacing w:val="-4"/>
-        </w:rPr>
-        <w:t xml:space="preserve"> </w:t>
-      </w:r>
-      <w:r>
-        <w:rPr>
-          <w:b w:val="0"/>
-        </w:rPr>
-        <w:t>the</w:t>
-      </w:r>
-      <w:r>
-        <w:rPr>
-          <w:b w:val="0"/>
-          <w:spacing w:val="-4"/>
-        </w:rPr>
-        <w:t xml:space="preserve"> </w:t>
-      </w:r>
-      <w:r>
-        <w:rPr>
-          <w:b w:val="0"/>
-        </w:rPr>
-        <w:t>laws</w:t>
-      </w:r>
-      <w:r>
-        <w:rPr>
-          <w:b w:val="0"/>
-          <w:spacing w:val="-3"/>
-        </w:rPr>
-        <w:t xml:space="preserve"> </w:t>
-      </w:r>
-      <w:r>
-        <w:rPr>
-          <w:b w:val="0"/>
-        </w:rPr>
-        <w:t>of</w:t>
-      </w:r>
-      <w:r>
-        <w:rPr>
-          <w:b w:val="0"/>
-          <w:spacing w:val="-4"/>
-        </w:rPr>
-        <w:t xml:space="preserve"> </w:t>
-      </w:r>
-      <w:r>
-        <w:rPr>
-          <w:b w:val="0"/>
-        </w:rPr>
-        <w:t>New</w:t>
-      </w:r>
-      <w:r>
-        <w:rPr>
-          <w:b w:val="0"/>
-          <w:spacing w:val="-3"/>
-        </w:rPr>
-        <w:t xml:space="preserve"> </w:t>
-      </w:r>
-      <w:r>
-        <w:rPr>
-          <w:b w:val="0"/>
-        </w:rPr>
-        <w:t>York. In the event of any legal dispute concerning any controversy between the parties or otherwise arising out of or related to the subject matter of this Agreement, prevailing party shall be entitled to recover from the losing party reasonable expenses, attorneys’ fees, pre and post-judgment interest, and all other costs, expenses and fees incurred in connection with the enforcement of the terms of this Agreement at all trial and appellate levels including demonstrating the existence of a breach, seeking and obtaining equitable relief, and any other enforcement efforts, from the non-prevailing party.</w:t>
-      </w:r>
-    </w:p>
-    <w:p>
-      <w:pPr>
-        <w:pStyle w:val="BodyText"/>
-        <w:ind w:left="720"/>
-        <w:jc w:val="both"/>
-      </w:pPr>
-    </w:p>
-    <w:p>
-      <w:pPr>
-        <w:pStyle w:val="Heading1"/>
+        <w:jc w:val="both"/>
+      </w:pPr>
+      <w:r>
+        <w:t>A session canceled by the Client within two business days of the session will be charged</w:t>
+      </w:r>
+    </w:p>
+    <w:p>
+      <w:pPr>
+        <w:pStyle w:val="BodyText"/>
+        <w:ind w:left="360"/>
+        <w:jc w:val="both"/>
+      </w:pPr>
+    </w:p>
+    <w:p>
+      <w:pPr>
+        <w:pStyle w:val="BodyText"/>
         <w:numPr>
           <w:ilvl w:val="0"/>
-          <w:numId w:val="6"/>
+          <w:numId w:val="13"/>
         </w:numPr>
-        <w:ind w:left="720" w:firstLine="0"/>
-        <w:jc w:val="both"/>
-        <w:rPr>
-          <w:b w:val="0"/>
-        </w:rPr>
-      </w:pPr>
-      <w:r>
-        <w:t xml:space="preserve">Severability.  </w:t>
-      </w:r>
-      <w:r>
-        <w:rPr>
-          <w:b w:val="0"/>
-        </w:rPr>
-        <w:t xml:space="preserve">The parties intend </w:t>
-      </w:r>
-      <w:r>
-        <w:rPr>
-          <w:b w:val="0"/>
-          <w:bCs w:val="0"/>
-        </w:rPr>
-        <w:t xml:space="preserve">this Agreement be </w:t>
+        <w:jc w:val="both"/>
+        <w:rPr>
+          <w:b/>
+          <w:bCs/>
+        </w:rPr>
+      </w:pPr>
+      <w:r>
+        <w:rPr>
+          <w:b/>
+          <w:bCs/>
+        </w:rPr>
+        <w:t>Termination</w:t>
+      </w:r>
+    </w:p>
+    <w:p>
+      <w:pPr>
+        <w:pStyle w:val="BodyText"/>
+        <w:jc w:val="both"/>
+        <w:rPr>
+          <w:b/>
+          <w:bCs/>
+        </w:rPr>
+      </w:pPr>
+    </w:p>
+    <w:p>
+      <w:pPr>
+        <w:pStyle w:val="BodyText"/>
+        <w:jc w:val="both"/>
+      </w:pPr>
+      <w:r>
+        <w:t>The Client or Company may terminate this Agreement at any time upon 48 hours’ notice, provided in writing via email or text.  Once the Client is ready to complete coaching, the Company requests the Client use the final session as a “completion session” for closure.  All fees will become due and payable upon termination and the parties’ rights and obligations described in this Agreement will survive the termination of the relationship.  The Client agrees to compensate the Company for all Services rendered through the date of termination.</w:t>
+      </w:r>
+    </w:p>
+    <w:p>
+      <w:pPr>
+        <w:pStyle w:val="BodyText"/>
+        <w:jc w:val="both"/>
+      </w:pPr>
+    </w:p>
+    <w:p>
+      <w:pPr>
+        <w:pStyle w:val="BodyText"/>
+        <w:numPr>
+          <w:ilvl w:val="0"/>
+          <w:numId w:val="13"/>
+        </w:numPr>
+        <w:jc w:val="both"/>
+        <w:rPr>
+          <w:b/>
+          <w:bCs/>
+        </w:rPr>
+      </w:pPr>
+      <w:r>
+        <w:rPr>
+          <w:b/>
+          <w:bCs/>
+        </w:rPr>
+        <w:t>Limited Liability</w:t>
+      </w:r>
+    </w:p>
+    <w:p>
+      <w:pPr>
+        <w:pStyle w:val="BodyText"/>
+        <w:jc w:val="both"/>
+        <w:rPr>
+          <w:b/>
+          <w:bCs/>
+        </w:rPr>
+      </w:pPr>
+    </w:p>
+    <w:p>
+      <w:pPr>
+        <w:pStyle w:val="BodyText"/>
+        <w:jc w:val="both"/>
+      </w:pPr>
+      <w:r>
+        <w:t xml:space="preserve">Except as outlined in this Agreement, neither the Company nor the Coach makes any guarantees with respect to the coaching services and will not be liable to the Client for any indirect, consequential, or special damages. The Client is responsible for his/her/their own physical, mental, and emotional well-being, decisions, choices, actions, and results.  Neither the Coach nor the Company is responsible or liable for any actions or inaction, or for any direct or indirect result of any of the Services.  ALL SERVICES ARE PROVIDED “AS IS” WITHOUT WARRANTY OF ANY KIND, EITHER EXPRESS OR IMPLIED, INCLUDING BUT NOT LIMITED TO THE IMPLIED WARRANTIES OF MERCHANTABILITY AND FITNESS FOR A PARTICULAR PURPOSE. THE ENTIRE RISK AS TO THE QUALITY AND PERFORMANCE OF THE SERVICES IS WITH THE CLIENT.  The Client shall </w:t>
+      </w:r>
+      <w:r>
+        <w:lastRenderedPageBreak/>
+        <w:t>indemnify and hold harmless the Company and its affiliates, directors, officers, employees, partners, contractors, coaches, or agents, from and against any and all claims, actions, causes of action, demands, or liabilities of whatsoever kind and nature, including judgments, interest, reasonable attorneys’ fees, and all other costs, fees, expenses, and charges (collectively, “Claims”) to the contrary which are brought by the Client or any third party including but not limited to the Client’s employer, team members, partners or other stakeholders. IN NO EVENT SHALL COMPANY BE LIABLE FOR ANY INDIRECT, INCIDENTAL, SPECIAL, EXEMPLARY, PUNITIVE OR CONSEQUENTIAL DAMAGES INCURRED BY CLIENT OR ANY THIRD PARTY, WHETHER IN CONTRACT, TORT, OR BASED UPON A WARRANTY, EVEN IF CLIENT OR ANY THIRD PARTY HAS BEEN ADVISED OF THE POSSIBILITY OF SUCH DAMAGES. THE TOTAL LIABILITY OF COMPANY TO THE CLIENT SHALL NOT EXCEED THE SUM OF THE FEES PAID TO THE COMPANY BY THE CLIENT HEREUNDER.</w:t>
+      </w:r>
+    </w:p>
+    <w:p>
+      <w:pPr>
+        <w:pStyle w:val="BodyText"/>
+        <w:jc w:val="both"/>
+      </w:pPr>
+    </w:p>
+    <w:p>
+      <w:pPr>
+        <w:pStyle w:val="BodyText"/>
+        <w:numPr>
+          <w:ilvl w:val="0"/>
+          <w:numId w:val="13"/>
+        </w:numPr>
+        <w:jc w:val="both"/>
+        <w:rPr>
+          <w:b/>
+          <w:bCs/>
+        </w:rPr>
+      </w:pPr>
+      <w:r>
+        <w:rPr>
+          <w:b/>
+          <w:bCs/>
+        </w:rPr>
+        <w:t>Confidentiality</w:t>
+      </w:r>
+      <w:r>
+        <w:rPr>
+          <w:b/>
+          <w:bCs/>
+        </w:rPr>
+        <w:t xml:space="preserve"> and </w:t>
       </w:r>
       <w:proofErr w:type="gramStart"/>
       <w:r>
         <w:rPr>
-          <w:b w:val="0"/>
-          <w:bCs w:val="0"/>
-        </w:rPr>
-        <w:t>enforced to</w:t>
-      </w:r>
-      <w:r>
-        <w:rPr>
-          <w:b w:val="0"/>
-        </w:rPr>
-        <w:t xml:space="preserve"> the fullest extent</w:t>
+          <w:b/>
+          <w:bCs/>
+        </w:rPr>
+        <w:t>Non-Disclosur</w:t>
+      </w:r>
+      <w:r>
+        <w:rPr>
+          <w:b/>
+          <w:bCs/>
+        </w:rPr>
+        <w:t>e</w:t>
       </w:r>
       <w:proofErr w:type="gramEnd"/>
-      <w:r>
-        <w:rPr>
-          <w:b w:val="0"/>
-        </w:rPr>
-        <w:t xml:space="preserve"> permissible under the laws and public policies.  If any particular provision of this Agreement as adjudicated is invalid, </w:t>
-      </w:r>
-      <w:r>
-        <w:rPr>
-          <w:b w:val="0"/>
-        </w:rPr>
-        <w:t>prohibited,</w:t>
-      </w:r>
-      <w:r>
-        <w:rPr>
-          <w:b w:val="0"/>
-        </w:rPr>
-        <w:t xml:space="preserve"> or unenforceable for any reason, such provision, shall be ineffective, without invalidating the remaining provisions of this Agreement or affecting the validity or enforceability of this Agreement.</w:t>
-      </w:r>
-    </w:p>
-    <w:p>
-      <w:pPr>
-        <w:jc w:val="both"/>
-        <w:rPr>
-          <w:sz w:val="20"/>
-          <w:szCs w:val="20"/>
-        </w:rPr>
-      </w:pPr>
-    </w:p>
-    <w:p>
-      <w:pPr>
-        <w:jc w:val="both"/>
-        <w:rPr>
-          <w:sz w:val="20"/>
-          <w:szCs w:val="20"/>
-        </w:rPr>
-      </w:pPr>
-      <w:r>
-        <w:rPr>
-          <w:sz w:val="20"/>
-          <w:szCs w:val="20"/>
-        </w:rPr>
+    </w:p>
+    <w:p>
+      <w:pPr>
+        <w:pStyle w:val="BodyText"/>
+        <w:jc w:val="both"/>
+        <w:rPr>
+          <w:b/>
+          <w:bCs/>
+        </w:rPr>
+      </w:pPr>
+    </w:p>
+    <w:p>
+      <w:pPr>
+        <w:pStyle w:val="BodyText"/>
+        <w:jc w:val="both"/>
+      </w:pPr>
+      <w:r>
+        <w:t xml:space="preserve">Unless the parties expressly agree otherwise in writing, all proprietary materials and intellectual property used or created by the Company in connection with the Services are considered the Company’s confidential information (“Confidential Information”) and belong to the Company.  The Client agrees to keep confidential, not disclose, and to protect the Confidential Information.  Notwithstanding, Confidential Information does not include information that is generally known to the public (by no fault of the Client) or was independently developed by the Client such as the Client’s own notes.   </w:t>
+      </w:r>
+    </w:p>
+    <w:p>
+      <w:pPr>
+        <w:pStyle w:val="BodyText"/>
+        <w:jc w:val="both"/>
+      </w:pPr>
+    </w:p>
+    <w:p>
+      <w:pPr>
+        <w:pStyle w:val="BodyText"/>
+        <w:jc w:val="both"/>
+      </w:pPr>
+      <w:r>
+        <w:t>Additionally, the Coach/Client relationship is one of confidence and trust.  The Coach agrees to keep information shared by the Client confidential, except when maintaining such confidentiality would violate the law or the International Coaching Federation (“ICF”) Code of Ethics.  Notwithstanding, the Coach may share Client information within the Company for training and support purposes, and the Company may share Client name and e-mail address with the ICF for credentialing purposes.</w:t>
+      </w:r>
+    </w:p>
+    <w:p>
+      <w:pPr>
+        <w:pStyle w:val="BodyText"/>
+        <w:jc w:val="both"/>
+      </w:pPr>
+    </w:p>
+    <w:p>
+      <w:pPr>
+        <w:pStyle w:val="BodyText"/>
+        <w:numPr>
+          <w:ilvl w:val="0"/>
+          <w:numId w:val="13"/>
+        </w:numPr>
+        <w:jc w:val="both"/>
+        <w:rPr>
+          <w:b/>
+          <w:bCs/>
+        </w:rPr>
+      </w:pPr>
+      <w:r>
+        <w:rPr>
+          <w:b/>
+          <w:bCs/>
+        </w:rPr>
+        <w:t>Applicable Law and Attorneys’ Fees</w:t>
+      </w:r>
+    </w:p>
+    <w:p>
+      <w:pPr>
+        <w:pStyle w:val="BodyText"/>
+        <w:ind w:left="360"/>
+        <w:jc w:val="both"/>
+        <w:rPr>
+          <w:b/>
+          <w:bCs/>
+        </w:rPr>
+      </w:pPr>
+    </w:p>
+    <w:p>
+      <w:pPr>
+        <w:pStyle w:val="BodyText"/>
+        <w:jc w:val="both"/>
+      </w:pPr>
+      <w:r>
+        <w:t>This Agreement shall be governed and construed in accordance with the laws of New York. In the event of any legal dispute concerning any controversy between the parties or otherwise arising out of or related to the subject matter of this Agreement, prevailing party shall be entitled to recover from the losing party reasonable expenses, attorneys’ fees, pre and post-judgment interest, and all other costs, expenses and fees incurred in connection with the enforcement of the terms of this Agreement at all trial and appellate levels including demonstrating the existence of a breach, seeking and obtaining equitable relief, and any other enforcement efforts, from the non-prevailing party.</w:t>
+      </w:r>
+    </w:p>
+    <w:p>
+      <w:pPr>
+        <w:pStyle w:val="BodyText"/>
+        <w:jc w:val="both"/>
+      </w:pPr>
+    </w:p>
+    <w:p>
+      <w:pPr>
+        <w:pStyle w:val="BodyText"/>
+        <w:numPr>
+          <w:ilvl w:val="0"/>
+          <w:numId w:val="13"/>
+        </w:numPr>
+        <w:jc w:val="both"/>
+        <w:rPr>
+          <w:b/>
+          <w:bCs/>
+        </w:rPr>
+      </w:pPr>
+      <w:r>
+        <w:rPr>
+          <w:b/>
+          <w:bCs/>
+        </w:rPr>
+        <w:t>Severability</w:t>
+      </w:r>
+    </w:p>
+    <w:p>
+      <w:pPr>
+        <w:pStyle w:val="BodyText"/>
+        <w:ind w:left="360"/>
+        <w:jc w:val="both"/>
+        <w:rPr>
+          <w:b/>
+          <w:bCs/>
+        </w:rPr>
+      </w:pPr>
+    </w:p>
+    <w:p>
+      <w:pPr>
+        <w:pStyle w:val="BodyText"/>
+        <w:jc w:val="both"/>
+      </w:pPr>
+      <w:r>
+        <w:t xml:space="preserve">The parties intend this Agreement be </w:t>
+      </w:r>
+      <w:proofErr w:type="gramStart"/>
+      <w:r>
+        <w:t>enforced to the fullest extent</w:t>
+      </w:r>
+      <w:proofErr w:type="gramEnd"/>
+      <w:r>
+        <w:t xml:space="preserve"> permissible under the laws and public policies.  If any particular provision of this Agreement as adjudicated is invalid, prohibited, or unenforceable for any reason, such provision, shall be ineffective, without invalidating the remaining provisions of this Agreement or affecting the validity or enforceability of this Agreement.</w:t>
+      </w:r>
+    </w:p>
+    <w:p>
+      <w:pPr>
+        <w:pStyle w:val="BodyText"/>
+        <w:jc w:val="both"/>
+      </w:pPr>
+    </w:p>
+    <w:p>
+      <w:pPr>
+        <w:pStyle w:val="BodyText"/>
+        <w:jc w:val="both"/>
+      </w:pPr>
+      <w:r>
         <w:t>By my signature below, I accept all terms and conditions described herein, and I affirm and agree that no promise or agreement which is not herein expressed has been made to me in executing this Agreement.</w:t>
       </w:r>
     </w:p>
     <w:p>
       <w:pPr>
-        <w:jc w:val="both"/>
-        <w:rPr>
-          <w:sz w:val="20"/>
-          <w:szCs w:val="20"/>
-        </w:rPr>
-      </w:pPr>
-    </w:p>
-    <w:p>
-      <w:pPr>
-        <w:jc w:val="both"/>
-        <w:rPr>
-          <w:sz w:val="20"/>
-          <w:szCs w:val="20"/>
-        </w:rPr>
-      </w:pPr>
-    </w:p>
-    <w:p>
-      <w:pPr>
-        <w:jc w:val="both"/>
-        <w:rPr>
-          <w:sz w:val="20"/>
-          <w:szCs w:val="20"/>
-        </w:rPr>
-      </w:pPr>
-      <w:r>
-        <w:rPr>
-          <w:sz w:val="20"/>
-          <w:szCs w:val="20"/>
-        </w:rPr>
-        <w:t xml:space="preserve">Printed Name: </w:t>
-      </w:r>
-      <w:r>
-        <w:rPr>
-          <w:sz w:val="20"/>
-          <w:szCs w:val="20"/>
-        </w:rPr>
-        <w:t>[Client Full Name]</w:t>
-      </w:r>
-    </w:p>
-    <w:p>
-      <w:pPr>
-        <w:jc w:val="both"/>
-        <w:rPr>
-          <w:sz w:val="20"/>
-          <w:szCs w:val="20"/>
-        </w:rPr>
-      </w:pPr>
-    </w:p>
-    <w:p>
-      <w:pPr>
-        <w:jc w:val="both"/>
-        <w:rPr>
-          <w:sz w:val="20"/>
-          <w:szCs w:val="20"/>
-        </w:rPr>
-      </w:pPr>
-    </w:p>
-    <w:p>
-      <w:pPr>
-        <w:jc w:val="both"/>
-        <w:rPr>
-          <w:sz w:val="20"/>
-          <w:szCs w:val="20"/>
-        </w:rPr>
-      </w:pPr>
-      <w:r>
-        <w:rPr>
-          <w:sz w:val="20"/>
-          <w:szCs w:val="20"/>
-        </w:rPr>
-        <w:t>Signature</w:t>
-      </w:r>
-      <w:r>
-        <w:rPr>
-          <w:sz w:val="20"/>
-          <w:szCs w:val="20"/>
-        </w:rPr>
-        <w:t>:</w:t>
-      </w:r>
-      <w:r>
-        <w:rPr>
-          <w:sz w:val="20"/>
-          <w:szCs w:val="20"/>
-        </w:rPr>
-        <w:t xml:space="preserve"> </w:t>
-      </w:r>
-    </w:p>
-    <w:p>
-      <w:pPr>
-        <w:ind w:left="720" w:firstLine="720"/>
-        <w:jc w:val="both"/>
-        <w:rPr>
-          <w:sz w:val="20"/>
-          <w:szCs w:val="20"/>
-        </w:rPr>
-      </w:pPr>
-    </w:p>
-    <w:p>
-      <w:pPr>
-        <w:ind w:left="720" w:firstLine="720"/>
-        <w:jc w:val="both"/>
-        <w:rPr>
-          <w:sz w:val="20"/>
-          <w:szCs w:val="20"/>
-        </w:rPr>
-      </w:pPr>
-    </w:p>
-    <w:p>
-      <w:pPr>
-        <w:ind w:left="720" w:firstLine="720"/>
-        <w:jc w:val="both"/>
-        <w:rPr>
-          <w:sz w:val="20"/>
-          <w:szCs w:val="20"/>
-        </w:rPr>
+        <w:pStyle w:val="BodyText"/>
+        <w:jc w:val="both"/>
+      </w:pPr>
+    </w:p>
+    <w:p>
+      <w:pPr>
+        <w:pStyle w:val="BodyText"/>
+        <w:jc w:val="both"/>
+      </w:pPr>
+      <w:r>
+        <w:t>Printed Name: [Client Full Name]</w:t>
+      </w:r>
+    </w:p>
+    <w:p>
+      <w:pPr>
+        <w:pStyle w:val="BodyText"/>
+        <w:jc w:val="both"/>
+      </w:pPr>
+    </w:p>
+    <w:p>
+      <w:pPr>
+        <w:pStyle w:val="BodyText"/>
+        <w:jc w:val="both"/>
+      </w:pPr>
+      <w:r>
+        <w:t xml:space="preserve">Signature: </w:t>
+      </w:r>
+    </w:p>
+    <w:p>
+      <w:pPr>
+        <w:pStyle w:val="BodyText"/>
+        <w:jc w:val="both"/>
+      </w:pPr>
+    </w:p>
+    <w:p>
+      <w:pPr>
+        <w:pStyle w:val="BodyText"/>
+        <w:jc w:val="both"/>
+      </w:pPr>
+    </w:p>
+    <w:p>
+      <w:pPr>
+        <w:pStyle w:val="BodyText"/>
+        <w:jc w:val="both"/>
+      </w:pPr>
+    </w:p>
+    <w:p>
+      <w:pPr>
+        <w:pStyle w:val="BodyText"/>
+        <w:ind w:firstLine="720"/>
+        <w:jc w:val="both"/>
       </w:pPr>
       <w:proofErr w:type="gramStart"/>
       <w:r>
-        <w:rPr>
-          <w:sz w:val="20"/>
-          <w:szCs w:val="20"/>
-        </w:rPr>
         <w:t>[!Sign</w:t>
       </w:r>
       <w:proofErr w:type="gramEnd"/>
       <w:r>
-        <w:rPr>
-          <w:sz w:val="20"/>
-          <w:szCs w:val="20"/>
-        </w:rPr>
         <w:t>.</w:t>
       </w:r>
       <w:proofErr w:type="gramStart"/>
       <w:r>
-        <w:rPr>
-          <w:sz w:val="20"/>
-          <w:szCs w:val="20"/>
-        </w:rPr>
         <w:t>1.F, ,</w:t>
       </w:r>
       <w:proofErr w:type="gramEnd"/>
       <w:r>
-        <w:rPr>
-          <w:sz w:val="20"/>
-          <w:szCs w:val="20"/>
-        </w:rPr>
         <w:t xml:space="preserve"> ,]</w:t>
       </w:r>
+    </w:p>
+    <w:p>
+      <w:pPr>
+        <w:pStyle w:val="BodyText"/>
+        <w:jc w:val="both"/>
+        <w:rPr>
+          <w:b/>
+          <w:bCs/>
+        </w:rPr>
+      </w:pPr>
     </w:p>
     <w:sectPr>
       <w:headerReference w:type="default" r:id="rId9"/>
@@ -5374,7 +2401,7 @@
       <w:footerReference w:type="default" r:id="rId11"/>
       <w:footerReference w:type="first" r:id="rId12"/>
       <w:pgSz w:w="12240" w:h="15840"/>
-      <w:pgMar w:top="1440" w:right="1440" w:bottom="1440" w:left="1440" w:header="372" w:footer="0" w:gutter="0"/>
+      <w:pgMar w:top="1152" w:right="1152" w:bottom="1152" w:left="1152" w:header="374" w:footer="0" w:gutter="0"/>
       <w:cols w:space="720"/>
       <w:docGrid w:linePitch="299"/>
     </w:sectPr>
@@ -5599,7 +2626,7 @@
             </wp:anchor>
           </w:drawing>
         </mc:Choice>
-        <mc:Fallback xmlns:a="http://schemas.openxmlformats.org/drawingml/2006/main" xmlns:a14="http://schemas.microsoft.com/office/drawing/2010/main">
+        <mc:Fallback xmlns:a14="http://schemas.microsoft.com/office/drawing/2010/main" xmlns:a="http://schemas.openxmlformats.org/drawingml/2006/main">
           <w:pict>
             <v:shape id="Freeform 1" style="position:absolute;margin-left:0;margin-top:0;width:.1pt;height:.1pt;z-index:-251658752;visibility:visible;mso-wrap-style:square;mso-width-percent:0;mso-height-percent:0;mso-wrap-distance-left:9pt;mso-wrap-distance-top:0;mso-wrap-distance-right:9pt;mso-wrap-distance-bottom:0;mso-position-horizontal:absolute;mso-position-horizontal-relative:page;mso-position-vertical:absolute;mso-position-vertical-relative:page;mso-width-percent:0;mso-height-percent:0;mso-width-relative:page;mso-height-relative:page;v-text-anchor:top" coordsize="1270,1270" o:spid="_x0000_s1026" fillcolor="black" stroked="f" path="m,l,xe" o:gfxdata="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" w14:anchorId="45352BB2">
               <v:path arrowok="t" o:connecttype="custom" o:connectlocs="0,0;0,0" o:connectangles="0,0"/>
@@ -5625,7 +2652,7 @@
       <w:lvlText w:val="%1."/>
       <w:lvlJc w:val="left"/>
       <w:pPr>
-        <w:ind w:left="459" w:hanging="360"/>
+        <w:ind w:left="360" w:hanging="360"/>
       </w:pPr>
       <w:rPr>
         <w:rFonts w:hint="default"/>
@@ -5638,7 +2665,7 @@
       <w:lvlText w:val=""/>
       <w:lvlJc w:val="left"/>
       <w:pPr>
-        <w:ind w:left="1179" w:hanging="360"/>
+        <w:ind w:left="1080" w:hanging="360"/>
       </w:pPr>
       <w:rPr>
         <w:rFonts w:ascii="Symbol" w:hAnsi="Symbol" w:hint="default"/>
@@ -5655,7 +2682,7 @@
       <w:lvlText w:val="%3."/>
       <w:lvlJc w:val="right"/>
       <w:pPr>
-        <w:ind w:left="1899" w:hanging="180"/>
+        <w:ind w:left="1800" w:hanging="180"/>
       </w:pPr>
     </w:lvl>
     <w:lvl w:ilvl="3" w:tplc="0409000F" w:tentative="1">
@@ -5664,7 +2691,7 @@
       <w:lvlText w:val="%4."/>
       <w:lvlJc w:val="left"/>
       <w:pPr>
-        <w:ind w:left="2619" w:hanging="360"/>
+        <w:ind w:left="2520" w:hanging="360"/>
       </w:pPr>
     </w:lvl>
     <w:lvl w:ilvl="4" w:tplc="04090019" w:tentative="1">
@@ -5673,7 +2700,7 @@
       <w:lvlText w:val="%5."/>
       <w:lvlJc w:val="left"/>
       <w:pPr>
-        <w:ind w:left="3339" w:hanging="360"/>
+        <w:ind w:left="3240" w:hanging="360"/>
       </w:pPr>
     </w:lvl>
     <w:lvl w:ilvl="5" w:tplc="0409001B" w:tentative="1">
@@ -5682,7 +2709,7 @@
       <w:lvlText w:val="%6."/>
       <w:lvlJc w:val="right"/>
       <w:pPr>
-        <w:ind w:left="4059" w:hanging="180"/>
+        <w:ind w:left="3960" w:hanging="180"/>
       </w:pPr>
     </w:lvl>
     <w:lvl w:ilvl="6" w:tplc="0409000F" w:tentative="1">
@@ -5691,7 +2718,7 @@
       <w:lvlText w:val="%7."/>
       <w:lvlJc w:val="left"/>
       <w:pPr>
-        <w:ind w:left="4779" w:hanging="360"/>
+        <w:ind w:left="4680" w:hanging="360"/>
       </w:pPr>
     </w:lvl>
     <w:lvl w:ilvl="7" w:tplc="04090019" w:tentative="1">
@@ -5700,7 +2727,7 @@
       <w:lvlText w:val="%8."/>
       <w:lvlJc w:val="left"/>
       <w:pPr>
-        <w:ind w:left="5499" w:hanging="360"/>
+        <w:ind w:left="5400" w:hanging="360"/>
       </w:pPr>
     </w:lvl>
     <w:lvl w:ilvl="8" w:tplc="0409001B" w:tentative="1">
@@ -5709,11 +2736,213 @@
       <w:lvlText w:val="%9."/>
       <w:lvlJc w:val="right"/>
       <w:pPr>
-        <w:ind w:left="6219" w:hanging="180"/>
+        <w:ind w:left="6120" w:hanging="180"/>
       </w:pPr>
     </w:lvl>
   </w:abstractNum>
   <w:abstractNum w:abstractNumId="1" w15:restartNumberingAfterBreak="0">
+    <w:nsid w:val="14775EB9"/>
+    <w:multiLevelType w:val="hybridMultilevel"/>
+    <w:tmpl w:val="F0080904"/>
+    <w:lvl w:ilvl="0" w:tplc="0409000F">
+      <w:start w:val="1"/>
+      <w:numFmt w:val="decimal"/>
+      <w:lvlText w:val="%1."/>
+      <w:lvlJc w:val="left"/>
+      <w:pPr>
+        <w:ind w:left="360" w:hanging="360"/>
+      </w:pPr>
+      <w:rPr>
+        <w:rFonts w:hint="default"/>
+      </w:rPr>
+    </w:lvl>
+    <w:lvl w:ilvl="1" w:tplc="04090019" w:tentative="1">
+      <w:start w:val="1"/>
+      <w:numFmt w:val="lowerLetter"/>
+      <w:lvlText w:val="%2."/>
+      <w:lvlJc w:val="left"/>
+      <w:pPr>
+        <w:ind w:left="1080" w:hanging="360"/>
+      </w:pPr>
+    </w:lvl>
+    <w:lvl w:ilvl="2" w:tplc="0409001B" w:tentative="1">
+      <w:start w:val="1"/>
+      <w:numFmt w:val="lowerRoman"/>
+      <w:lvlText w:val="%3."/>
+      <w:lvlJc w:val="right"/>
+      <w:pPr>
+        <w:ind w:left="1800" w:hanging="180"/>
+      </w:pPr>
+    </w:lvl>
+    <w:lvl w:ilvl="3" w:tplc="0409000F" w:tentative="1">
+      <w:start w:val="1"/>
+      <w:numFmt w:val="decimal"/>
+      <w:lvlText w:val="%4."/>
+      <w:lvlJc w:val="left"/>
+      <w:pPr>
+        <w:ind w:left="2520" w:hanging="360"/>
+      </w:pPr>
+    </w:lvl>
+    <w:lvl w:ilvl="4" w:tplc="04090019" w:tentative="1">
+      <w:start w:val="1"/>
+      <w:numFmt w:val="lowerLetter"/>
+      <w:lvlText w:val="%5."/>
+      <w:lvlJc w:val="left"/>
+      <w:pPr>
+        <w:ind w:left="3240" w:hanging="360"/>
+      </w:pPr>
+    </w:lvl>
+    <w:lvl w:ilvl="5" w:tplc="0409001B" w:tentative="1">
+      <w:start w:val="1"/>
+      <w:numFmt w:val="lowerRoman"/>
+      <w:lvlText w:val="%6."/>
+      <w:lvlJc w:val="right"/>
+      <w:pPr>
+        <w:ind w:left="3960" w:hanging="180"/>
+      </w:pPr>
+    </w:lvl>
+    <w:lvl w:ilvl="6" w:tplc="0409000F" w:tentative="1">
+      <w:start w:val="1"/>
+      <w:numFmt w:val="decimal"/>
+      <w:lvlText w:val="%7."/>
+      <w:lvlJc w:val="left"/>
+      <w:pPr>
+        <w:ind w:left="4680" w:hanging="360"/>
+      </w:pPr>
+    </w:lvl>
+    <w:lvl w:ilvl="7" w:tplc="04090019" w:tentative="1">
+      <w:start w:val="1"/>
+      <w:numFmt w:val="lowerLetter"/>
+      <w:lvlText w:val="%8."/>
+      <w:lvlJc w:val="left"/>
+      <w:pPr>
+        <w:ind w:left="5400" w:hanging="360"/>
+      </w:pPr>
+    </w:lvl>
+    <w:lvl w:ilvl="8" w:tplc="0409001B" w:tentative="1">
+      <w:start w:val="1"/>
+      <w:numFmt w:val="lowerRoman"/>
+      <w:lvlText w:val="%9."/>
+      <w:lvlJc w:val="right"/>
+      <w:pPr>
+        <w:ind w:left="6120" w:hanging="180"/>
+      </w:pPr>
+    </w:lvl>
+  </w:abstractNum>
+  <w:abstractNum w:abstractNumId="2" w15:restartNumberingAfterBreak="0">
+    <w:nsid w:val="1898371E"/>
+    <w:multiLevelType w:val="hybridMultilevel"/>
+    <w:tmpl w:val="5176AB84"/>
+    <w:lvl w:ilvl="0" w:tplc="04090001">
+      <w:start w:val="1"/>
+      <w:numFmt w:val="bullet"/>
+      <w:lvlText w:val=""/>
+      <w:lvlJc w:val="left"/>
+      <w:pPr>
+        <w:ind w:left="720" w:hanging="360"/>
+      </w:pPr>
+      <w:rPr>
+        <w:rFonts w:ascii="Symbol" w:hAnsi="Symbol" w:hint="default"/>
+      </w:rPr>
+    </w:lvl>
+    <w:lvl w:ilvl="1" w:tplc="04090003" w:tentative="1">
+      <w:start w:val="1"/>
+      <w:numFmt w:val="bullet"/>
+      <w:lvlText w:val="o"/>
+      <w:lvlJc w:val="left"/>
+      <w:pPr>
+        <w:ind w:left="1440" w:hanging="360"/>
+      </w:pPr>
+      <w:rPr>
+        <w:rFonts w:ascii="Courier New" w:hAnsi="Courier New" w:cs="Courier New" w:hint="default"/>
+      </w:rPr>
+    </w:lvl>
+    <w:lvl w:ilvl="2" w:tplc="04090005" w:tentative="1">
+      <w:start w:val="1"/>
+      <w:numFmt w:val="bullet"/>
+      <w:lvlText w:val=""/>
+      <w:lvlJc w:val="left"/>
+      <w:pPr>
+        <w:ind w:left="2160" w:hanging="360"/>
+      </w:pPr>
+      <w:rPr>
+        <w:rFonts w:ascii="Wingdings" w:hAnsi="Wingdings" w:hint="default"/>
+      </w:rPr>
+    </w:lvl>
+    <w:lvl w:ilvl="3" w:tplc="04090001" w:tentative="1">
+      <w:start w:val="1"/>
+      <w:numFmt w:val="bullet"/>
+      <w:lvlText w:val=""/>
+      <w:lvlJc w:val="left"/>
+      <w:pPr>
+        <w:ind w:left="2880" w:hanging="360"/>
+      </w:pPr>
+      <w:rPr>
+        <w:rFonts w:ascii="Symbol" w:hAnsi="Symbol" w:hint="default"/>
+      </w:rPr>
+    </w:lvl>
+    <w:lvl w:ilvl="4" w:tplc="04090003" w:tentative="1">
+      <w:start w:val="1"/>
+      <w:numFmt w:val="bullet"/>
+      <w:lvlText w:val="o"/>
+      <w:lvlJc w:val="left"/>
+      <w:pPr>
+        <w:ind w:left="3600" w:hanging="360"/>
+      </w:pPr>
+      <w:rPr>
+        <w:rFonts w:ascii="Courier New" w:hAnsi="Courier New" w:cs="Courier New" w:hint="default"/>
+      </w:rPr>
+    </w:lvl>
+    <w:lvl w:ilvl="5" w:tplc="04090005" w:tentative="1">
+      <w:start w:val="1"/>
+      <w:numFmt w:val="bullet"/>
+      <w:lvlText w:val=""/>
+      <w:lvlJc w:val="left"/>
+      <w:pPr>
+        <w:ind w:left="4320" w:hanging="360"/>
+      </w:pPr>
+      <w:rPr>
+        <w:rFonts w:ascii="Wingdings" w:hAnsi="Wingdings" w:hint="default"/>
+      </w:rPr>
+    </w:lvl>
+    <w:lvl w:ilvl="6" w:tplc="04090001" w:tentative="1">
+      <w:start w:val="1"/>
+      <w:numFmt w:val="bullet"/>
+      <w:lvlText w:val=""/>
+      <w:lvlJc w:val="left"/>
+      <w:pPr>
+        <w:ind w:left="5040" w:hanging="360"/>
+      </w:pPr>
+      <w:rPr>
+        <w:rFonts w:ascii="Symbol" w:hAnsi="Symbol" w:hint="default"/>
+      </w:rPr>
+    </w:lvl>
+    <w:lvl w:ilvl="7" w:tplc="04090003" w:tentative="1">
+      <w:start w:val="1"/>
+      <w:numFmt w:val="bullet"/>
+      <w:lvlText w:val="o"/>
+      <w:lvlJc w:val="left"/>
+      <w:pPr>
+        <w:ind w:left="5760" w:hanging="360"/>
+      </w:pPr>
+      <w:rPr>
+        <w:rFonts w:ascii="Courier New" w:hAnsi="Courier New" w:cs="Courier New" w:hint="default"/>
+      </w:rPr>
+    </w:lvl>
+    <w:lvl w:ilvl="8" w:tplc="04090005" w:tentative="1">
+      <w:start w:val="1"/>
+      <w:numFmt w:val="bullet"/>
+      <w:lvlText w:val=""/>
+      <w:lvlJc w:val="left"/>
+      <w:pPr>
+        <w:ind w:left="6480" w:hanging="360"/>
+      </w:pPr>
+      <w:rPr>
+        <w:rFonts w:ascii="Wingdings" w:hAnsi="Wingdings" w:hint="default"/>
+      </w:rPr>
+    </w:lvl>
+  </w:abstractNum>
+  <w:abstractNum w:abstractNumId="3" w15:restartNumberingAfterBreak="0">
     <w:nsid w:val="1A3639BA"/>
     <w:multiLevelType w:val="hybridMultilevel"/>
     <w:tmpl w:val="AD1812E6"/>
@@ -5827,7 +3056,7 @@
       </w:rPr>
     </w:lvl>
   </w:abstractNum>
-  <w:abstractNum w:abstractNumId="2" w15:restartNumberingAfterBreak="0">
+  <w:abstractNum w:abstractNumId="4" w15:restartNumberingAfterBreak="0">
     <w:nsid w:val="20867420"/>
     <w:multiLevelType w:val="hybridMultilevel"/>
     <w:tmpl w:val="685AB60A"/>
@@ -5936,7 +3165,7 @@
       </w:rPr>
     </w:lvl>
   </w:abstractNum>
-  <w:abstractNum w:abstractNumId="3" w15:restartNumberingAfterBreak="0">
+  <w:abstractNum w:abstractNumId="5" w15:restartNumberingAfterBreak="0">
     <w:nsid w:val="21207546"/>
     <w:multiLevelType w:val="hybridMultilevel"/>
     <w:tmpl w:val="B9BE2EB0"/>
@@ -6049,7 +3278,7 @@
       </w:rPr>
     </w:lvl>
   </w:abstractNum>
-  <w:abstractNum w:abstractNumId="4" w15:restartNumberingAfterBreak="0">
+  <w:abstractNum w:abstractNumId="6" w15:restartNumberingAfterBreak="0">
     <w:nsid w:val="21520164"/>
     <w:multiLevelType w:val="hybridMultilevel"/>
     <w:tmpl w:val="03BED0FC"/>
@@ -6162,7 +3391,120 @@
       </w:rPr>
     </w:lvl>
   </w:abstractNum>
-  <w:abstractNum w:abstractNumId="5" w15:restartNumberingAfterBreak="0">
+  <w:abstractNum w:abstractNumId="7" w15:restartNumberingAfterBreak="0">
+    <w:nsid w:val="255E46FA"/>
+    <w:multiLevelType w:val="hybridMultilevel"/>
+    <w:tmpl w:val="71C29CB2"/>
+    <w:lvl w:ilvl="0" w:tplc="04090001">
+      <w:start w:val="1"/>
+      <w:numFmt w:val="bullet"/>
+      <w:lvlText w:val=""/>
+      <w:lvlJc w:val="left"/>
+      <w:pPr>
+        <w:ind w:left="720" w:hanging="360"/>
+      </w:pPr>
+      <w:rPr>
+        <w:rFonts w:ascii="Symbol" w:hAnsi="Symbol" w:hint="default"/>
+      </w:rPr>
+    </w:lvl>
+    <w:lvl w:ilvl="1" w:tplc="04090003" w:tentative="1">
+      <w:start w:val="1"/>
+      <w:numFmt w:val="bullet"/>
+      <w:lvlText w:val="o"/>
+      <w:lvlJc w:val="left"/>
+      <w:pPr>
+        <w:ind w:left="1440" w:hanging="360"/>
+      </w:pPr>
+      <w:rPr>
+        <w:rFonts w:ascii="Courier New" w:hAnsi="Courier New" w:cs="Courier New" w:hint="default"/>
+      </w:rPr>
+    </w:lvl>
+    <w:lvl w:ilvl="2" w:tplc="04090005" w:tentative="1">
+      <w:start w:val="1"/>
+      <w:numFmt w:val="bullet"/>
+      <w:lvlText w:val=""/>
+      <w:lvlJc w:val="left"/>
+      <w:pPr>
+        <w:ind w:left="2160" w:hanging="360"/>
+      </w:pPr>
+      <w:rPr>
+        <w:rFonts w:ascii="Wingdings" w:hAnsi="Wingdings" w:hint="default"/>
+      </w:rPr>
+    </w:lvl>
+    <w:lvl w:ilvl="3" w:tplc="04090001" w:tentative="1">
+      <w:start w:val="1"/>
+      <w:numFmt w:val="bullet"/>
+      <w:lvlText w:val=""/>
+      <w:lvlJc w:val="left"/>
+      <w:pPr>
+        <w:ind w:left="2880" w:hanging="360"/>
+      </w:pPr>
+      <w:rPr>
+        <w:rFonts w:ascii="Symbol" w:hAnsi="Symbol" w:hint="default"/>
+      </w:rPr>
+    </w:lvl>
+    <w:lvl w:ilvl="4" w:tplc="04090003" w:tentative="1">
+      <w:start w:val="1"/>
+      <w:numFmt w:val="bullet"/>
+      <w:lvlText w:val="o"/>
+      <w:lvlJc w:val="left"/>
+      <w:pPr>
+        <w:ind w:left="3600" w:hanging="360"/>
+      </w:pPr>
+      <w:rPr>
+        <w:rFonts w:ascii="Courier New" w:hAnsi="Courier New" w:cs="Courier New" w:hint="default"/>
+      </w:rPr>
+    </w:lvl>
+    <w:lvl w:ilvl="5" w:tplc="04090005" w:tentative="1">
+      <w:start w:val="1"/>
+      <w:numFmt w:val="bullet"/>
+      <w:lvlText w:val=""/>
+      <w:lvlJc w:val="left"/>
+      <w:pPr>
+        <w:ind w:left="4320" w:hanging="360"/>
+      </w:pPr>
+      <w:rPr>
+        <w:rFonts w:ascii="Wingdings" w:hAnsi="Wingdings" w:hint="default"/>
+      </w:rPr>
+    </w:lvl>
+    <w:lvl w:ilvl="6" w:tplc="04090001" w:tentative="1">
+      <w:start w:val="1"/>
+      <w:numFmt w:val="bullet"/>
+      <w:lvlText w:val=""/>
+      <w:lvlJc w:val="left"/>
+      <w:pPr>
+        <w:ind w:left="5040" w:hanging="360"/>
+      </w:pPr>
+      <w:rPr>
+        <w:rFonts w:ascii="Symbol" w:hAnsi="Symbol" w:hint="default"/>
+      </w:rPr>
+    </w:lvl>
+    <w:lvl w:ilvl="7" w:tplc="04090003" w:tentative="1">
+      <w:start w:val="1"/>
+      <w:numFmt w:val="bullet"/>
+      <w:lvlText w:val="o"/>
+      <w:lvlJc w:val="left"/>
+      <w:pPr>
+        <w:ind w:left="5760" w:hanging="360"/>
+      </w:pPr>
+      <w:rPr>
+        <w:rFonts w:ascii="Courier New" w:hAnsi="Courier New" w:cs="Courier New" w:hint="default"/>
+      </w:rPr>
+    </w:lvl>
+    <w:lvl w:ilvl="8" w:tplc="04090005" w:tentative="1">
+      <w:start w:val="1"/>
+      <w:numFmt w:val="bullet"/>
+      <w:lvlText w:val=""/>
+      <w:lvlJc w:val="left"/>
+      <w:pPr>
+        <w:ind w:left="6480" w:hanging="360"/>
+      </w:pPr>
+      <w:rPr>
+        <w:rFonts w:ascii="Wingdings" w:hAnsi="Wingdings" w:hint="default"/>
+      </w:rPr>
+    </w:lvl>
+  </w:abstractNum>
+  <w:abstractNum w:abstractNumId="8" w15:restartNumberingAfterBreak="0">
     <w:nsid w:val="274E072B"/>
     <w:multiLevelType w:val="hybridMultilevel"/>
     <w:tmpl w:val="64F0CF1C"/>
@@ -6275,7 +3617,7 @@
       </w:rPr>
     </w:lvl>
   </w:abstractNum>
-  <w:abstractNum w:abstractNumId="6" w15:restartNumberingAfterBreak="0">
+  <w:abstractNum w:abstractNumId="9" w15:restartNumberingAfterBreak="0">
     <w:nsid w:val="3E2F6489"/>
     <w:multiLevelType w:val="hybridMultilevel"/>
     <w:tmpl w:val="6F4E5DB2"/>
@@ -6382,7 +3724,7 @@
       </w:rPr>
     </w:lvl>
   </w:abstractNum>
-  <w:abstractNum w:abstractNumId="7" w15:restartNumberingAfterBreak="0">
+  <w:abstractNum w:abstractNumId="10" w15:restartNumberingAfterBreak="0">
     <w:nsid w:val="3EDA7321"/>
     <w:multiLevelType w:val="hybridMultilevel"/>
     <w:tmpl w:val="65CA7CAA"/>
@@ -6495,7 +3837,7 @@
       </w:rPr>
     </w:lvl>
   </w:abstractNum>
-  <w:abstractNum w:abstractNumId="8" w15:restartNumberingAfterBreak="0">
+  <w:abstractNum w:abstractNumId="11" w15:restartNumberingAfterBreak="0">
     <w:nsid w:val="41855227"/>
     <w:multiLevelType w:val="multilevel"/>
     <w:tmpl w:val="EF702BE0"/>
@@ -6644,7 +3986,96 @@
       </w:rPr>
     </w:lvl>
   </w:abstractNum>
-  <w:abstractNum w:abstractNumId="9" w15:restartNumberingAfterBreak="0">
+  <w:abstractNum w:abstractNumId="12" w15:restartNumberingAfterBreak="0">
+    <w:nsid w:val="43E7415A"/>
+    <w:multiLevelType w:val="hybridMultilevel"/>
+    <w:tmpl w:val="3450336C"/>
+    <w:lvl w:ilvl="0" w:tplc="04090001">
+      <w:start w:val="1"/>
+      <w:numFmt w:val="bullet"/>
+      <w:lvlText w:val=""/>
+      <w:lvlJc w:val="left"/>
+      <w:pPr>
+        <w:ind w:left="360" w:hanging="360"/>
+      </w:pPr>
+      <w:rPr>
+        <w:rFonts w:ascii="Symbol" w:hAnsi="Symbol" w:hint="default"/>
+      </w:rPr>
+    </w:lvl>
+    <w:lvl w:ilvl="1" w:tplc="FFFFFFFF" w:tentative="1">
+      <w:start w:val="1"/>
+      <w:numFmt w:val="lowerLetter"/>
+      <w:lvlText w:val="%2."/>
+      <w:lvlJc w:val="left"/>
+      <w:pPr>
+        <w:ind w:left="1080" w:hanging="360"/>
+      </w:pPr>
+    </w:lvl>
+    <w:lvl w:ilvl="2" w:tplc="FFFFFFFF" w:tentative="1">
+      <w:start w:val="1"/>
+      <w:numFmt w:val="lowerRoman"/>
+      <w:lvlText w:val="%3."/>
+      <w:lvlJc w:val="right"/>
+      <w:pPr>
+        <w:ind w:left="1800" w:hanging="180"/>
+      </w:pPr>
+    </w:lvl>
+    <w:lvl w:ilvl="3" w:tplc="FFFFFFFF" w:tentative="1">
+      <w:start w:val="1"/>
+      <w:numFmt w:val="decimal"/>
+      <w:lvlText w:val="%4."/>
+      <w:lvlJc w:val="left"/>
+      <w:pPr>
+        <w:ind w:left="2520" w:hanging="360"/>
+      </w:pPr>
+    </w:lvl>
+    <w:lvl w:ilvl="4" w:tplc="FFFFFFFF" w:tentative="1">
+      <w:start w:val="1"/>
+      <w:numFmt w:val="lowerLetter"/>
+      <w:lvlText w:val="%5."/>
+      <w:lvlJc w:val="left"/>
+      <w:pPr>
+        <w:ind w:left="3240" w:hanging="360"/>
+      </w:pPr>
+    </w:lvl>
+    <w:lvl w:ilvl="5" w:tplc="FFFFFFFF" w:tentative="1">
+      <w:start w:val="1"/>
+      <w:numFmt w:val="lowerRoman"/>
+      <w:lvlText w:val="%6."/>
+      <w:lvlJc w:val="right"/>
+      <w:pPr>
+        <w:ind w:left="3960" w:hanging="180"/>
+      </w:pPr>
+    </w:lvl>
+    <w:lvl w:ilvl="6" w:tplc="FFFFFFFF" w:tentative="1">
+      <w:start w:val="1"/>
+      <w:numFmt w:val="decimal"/>
+      <w:lvlText w:val="%7."/>
+      <w:lvlJc w:val="left"/>
+      <w:pPr>
+        <w:ind w:left="4680" w:hanging="360"/>
+      </w:pPr>
+    </w:lvl>
+    <w:lvl w:ilvl="7" w:tplc="FFFFFFFF" w:tentative="1">
+      <w:start w:val="1"/>
+      <w:numFmt w:val="lowerLetter"/>
+      <w:lvlText w:val="%8."/>
+      <w:lvlJc w:val="left"/>
+      <w:pPr>
+        <w:ind w:left="5400" w:hanging="360"/>
+      </w:pPr>
+    </w:lvl>
+    <w:lvl w:ilvl="8" w:tplc="FFFFFFFF" w:tentative="1">
+      <w:start w:val="1"/>
+      <w:numFmt w:val="lowerRoman"/>
+      <w:lvlText w:val="%9."/>
+      <w:lvlJc w:val="right"/>
+      <w:pPr>
+        <w:ind w:left="6120" w:hanging="180"/>
+      </w:pPr>
+    </w:lvl>
+  </w:abstractNum>
+  <w:abstractNum w:abstractNumId="13" w15:restartNumberingAfterBreak="0">
     <w:nsid w:val="50244D87"/>
     <w:multiLevelType w:val="hybridMultilevel"/>
     <w:tmpl w:val="3ACE43DA"/>
@@ -6733,7 +4164,7 @@
       </w:pPr>
     </w:lvl>
   </w:abstractNum>
-  <w:abstractNum w:abstractNumId="10" w15:restartNumberingAfterBreak="0">
+  <w:abstractNum w:abstractNumId="14" w15:restartNumberingAfterBreak="0">
     <w:nsid w:val="6AAC0A81"/>
     <w:multiLevelType w:val="hybridMultilevel"/>
     <w:tmpl w:val="6D4A4096"/>
@@ -6847,37 +4278,49 @@
     </w:lvl>
   </w:abstractNum>
   <w:num w:numId="1" w16cid:durableId="1554190939">
-    <w:abstractNumId w:val="2"/>
+    <w:abstractNumId w:val="4"/>
   </w:num>
   <w:num w:numId="2" w16cid:durableId="693389182">
-    <w:abstractNumId w:val="1"/>
+    <w:abstractNumId w:val="3"/>
   </w:num>
   <w:num w:numId="3" w16cid:durableId="141433210">
-    <w:abstractNumId w:val="6"/>
+    <w:abstractNumId w:val="9"/>
   </w:num>
   <w:num w:numId="4" w16cid:durableId="2013484799">
-    <w:abstractNumId w:val="9"/>
+    <w:abstractNumId w:val="13"/>
   </w:num>
   <w:num w:numId="5" w16cid:durableId="385029931">
-    <w:abstractNumId w:val="4"/>
+    <w:abstractNumId w:val="6"/>
   </w:num>
   <w:num w:numId="6" w16cid:durableId="911739794">
     <w:abstractNumId w:val="0"/>
   </w:num>
   <w:num w:numId="7" w16cid:durableId="1393384082">
+    <w:abstractNumId w:val="10"/>
+  </w:num>
+  <w:num w:numId="8" w16cid:durableId="1405682909">
+    <w:abstractNumId w:val="8"/>
+  </w:num>
+  <w:num w:numId="9" w16cid:durableId="1119377607">
+    <w:abstractNumId w:val="11"/>
+  </w:num>
+  <w:num w:numId="10" w16cid:durableId="655886991">
+    <w:abstractNumId w:val="14"/>
+  </w:num>
+  <w:num w:numId="11" w16cid:durableId="165831957">
+    <w:abstractNumId w:val="5"/>
+  </w:num>
+  <w:num w:numId="12" w16cid:durableId="1367490311">
     <w:abstractNumId w:val="7"/>
   </w:num>
-  <w:num w:numId="8" w16cid:durableId="1405682909">
-    <w:abstractNumId w:val="5"/>
+  <w:num w:numId="13" w16cid:durableId="1594046597">
+    <w:abstractNumId w:val="1"/>
   </w:num>
-  <w:num w:numId="9" w16cid:durableId="1119377607">
-    <w:abstractNumId w:val="8"/>
+  <w:num w:numId="14" w16cid:durableId="1996226766">
+    <w:abstractNumId w:val="2"/>
   </w:num>
-  <w:num w:numId="10" w16cid:durableId="655886991">
-    <w:abstractNumId w:val="10"/>
-  </w:num>
-  <w:num w:numId="11" w16cid:durableId="165831957">
-    <w:abstractNumId w:val="3"/>
+  <w:num w:numId="15" w16cid:durableId="1506360244">
+    <w:abstractNumId w:val="12"/>
   </w:num>
 </w:numbering>
 </file>
